--- a/theODOR_UserGuide_Advanced.docx
+++ b/theODOR_UserGuide_Advanced.docx
@@ -161,6 +161,7 @@
         <w:jc w:val="center"/>
         <w:outlineLvl w:val="0"/>
       </w:pPr>
+      <w:bookmarkStart w:id="0" w:name="_Toc233711529"/>
       <w:r>
         <w:t>Grenzüberschreitender Innovationsraum</w:t>
       </w:r>
@@ -403,6 +404,7 @@
           </mc:Fallback>
         </mc:AlternateContent>
       </w:r>
+      <w:bookmarkEnd w:id="0"/>
     </w:p>
     <w:p/>
     <w:p>
@@ -587,15 +589,24 @@
         </w:rPr>
       </w:pPr>
       <w:r>
+        <w:rPr>
+          <w:b w:val="0"/>
+        </w:rPr>
         <w:fldChar w:fldCharType="begin"/>
       </w:r>
       <w:r>
-        <w:instrText xml:space="preserve"> TOC \h \z \t "da_gliederungsebene1;1;da_gliederungsebene2;2;da_gliederungsebene3;3" </w:instrText>
-      </w:r>
-      <w:r>
+        <w:rPr>
+          <w:b w:val="0"/>
+        </w:rPr>
+        <w:instrText xml:space="preserve"> TOC \h \z \t "da_gliederungsebene1,1,da_gliederungsebene2,2" </w:instrText>
+      </w:r>
+      <w:r>
+        <w:rPr>
+          <w:b w:val="0"/>
+        </w:rPr>
         <w:fldChar w:fldCharType="separate"/>
       </w:r>
-      <w:hyperlink w:anchor="_Toc212037624" w:history="1">
+      <w:hyperlink w:anchor="_Toc233715374" w:history="1">
         <w:r>
           <w:rPr>
             <w:rStyle w:val="Hyperlink"/>
@@ -620,7 +631,7 @@
             <w:rStyle w:val="Hyperlink"/>
             <w:noProof/>
           </w:rPr>
-          <w:t>Voraussetzungen</w:t>
+          <w:t>Überblick</w:t>
         </w:r>
         <w:r>
           <w:rPr>
@@ -641,7 +652,283 @@
             <w:noProof/>
             <w:webHidden/>
           </w:rPr>
-          <w:instrText xml:space="preserve"> PAGEREF _Toc212037624 \h </w:instrText>
+          <w:instrText xml:space="preserve"> PAGEREF _Toc233715374 \h </w:instrText>
+        </w:r>
+        <w:r>
+          <w:rPr>
+            <w:noProof/>
+            <w:webHidden/>
+          </w:rPr>
+        </w:r>
+        <w:r>
+          <w:rPr>
+            <w:noProof/>
+            <w:webHidden/>
+          </w:rPr>
+          <w:fldChar w:fldCharType="separate"/>
+        </w:r>
+        <w:r>
+          <w:rPr>
+            <w:noProof/>
+            <w:webHidden/>
+          </w:rPr>
+          <w:t>3</w:t>
+        </w:r>
+        <w:r>
+          <w:rPr>
+            <w:noProof/>
+            <w:webHidden/>
+          </w:rPr>
+          <w:fldChar w:fldCharType="end"/>
+        </w:r>
+      </w:hyperlink>
+    </w:p>
+    <w:p>
+      <w:pPr>
+        <w:pStyle w:val="Verzeichnis2"/>
+        <w:tabs>
+          <w:tab w:val="left" w:pos="1134"/>
+          <w:tab w:val="right" w:leader="dot" w:pos="9056"/>
+        </w:tabs>
+        <w:rPr>
+          <w:rFonts w:asciiTheme="minorHAnsi" w:eastAsiaTheme="minorEastAsia" w:hAnsiTheme="minorHAnsi"/>
+          <w:noProof/>
+          <w:kern w:val="2"/>
+          <w:sz w:val="24"/>
+          <w:lang w:eastAsia="de-AT"/>
+          <w14:ligatures w14:val="standardContextual"/>
+        </w:rPr>
+      </w:pPr>
+      <w:hyperlink w:anchor="_Toc233715375" w:history="1">
+        <w:r>
+          <w:rPr>
+            <w:rStyle w:val="Hyperlink"/>
+            <w:noProof/>
+          </w:rPr>
+          <w:t>1.1</w:t>
+        </w:r>
+        <w:r>
+          <w:rPr>
+            <w:rFonts w:asciiTheme="minorHAnsi" w:eastAsiaTheme="minorEastAsia" w:hAnsiTheme="minorHAnsi"/>
+            <w:noProof/>
+            <w:kern w:val="2"/>
+            <w:sz w:val="24"/>
+            <w:lang w:eastAsia="de-AT"/>
+            <w14:ligatures w14:val="standardContextual"/>
+          </w:rPr>
+          <w:tab/>
+        </w:r>
+        <w:r>
+          <w:rPr>
+            <w:rStyle w:val="Hyperlink"/>
+            <w:noProof/>
+          </w:rPr>
+          <w:t>Variante A: WLAN/MQTT</w:t>
+        </w:r>
+        <w:r>
+          <w:rPr>
+            <w:noProof/>
+            <w:webHidden/>
+          </w:rPr>
+          <w:tab/>
+        </w:r>
+        <w:r>
+          <w:rPr>
+            <w:noProof/>
+            <w:webHidden/>
+          </w:rPr>
+          <w:fldChar w:fldCharType="begin"/>
+        </w:r>
+        <w:r>
+          <w:rPr>
+            <w:noProof/>
+            <w:webHidden/>
+          </w:rPr>
+          <w:instrText xml:space="preserve"> PAGEREF _Toc233715375 \h </w:instrText>
+        </w:r>
+        <w:r>
+          <w:rPr>
+            <w:noProof/>
+            <w:webHidden/>
+          </w:rPr>
+        </w:r>
+        <w:r>
+          <w:rPr>
+            <w:noProof/>
+            <w:webHidden/>
+          </w:rPr>
+          <w:fldChar w:fldCharType="separate"/>
+        </w:r>
+        <w:r>
+          <w:rPr>
+            <w:noProof/>
+            <w:webHidden/>
+          </w:rPr>
+          <w:t>3</w:t>
+        </w:r>
+        <w:r>
+          <w:rPr>
+            <w:noProof/>
+            <w:webHidden/>
+          </w:rPr>
+          <w:fldChar w:fldCharType="end"/>
+        </w:r>
+      </w:hyperlink>
+    </w:p>
+    <w:p>
+      <w:pPr>
+        <w:pStyle w:val="Verzeichnis2"/>
+        <w:tabs>
+          <w:tab w:val="left" w:pos="1134"/>
+          <w:tab w:val="right" w:leader="dot" w:pos="9056"/>
+        </w:tabs>
+        <w:rPr>
+          <w:rFonts w:asciiTheme="minorHAnsi" w:eastAsiaTheme="minorEastAsia" w:hAnsiTheme="minorHAnsi"/>
+          <w:noProof/>
+          <w:kern w:val="2"/>
+          <w:sz w:val="24"/>
+          <w:lang w:eastAsia="de-AT"/>
+          <w14:ligatures w14:val="standardContextual"/>
+        </w:rPr>
+      </w:pPr>
+      <w:hyperlink w:anchor="_Toc233715376" w:history="1">
+        <w:r>
+          <w:rPr>
+            <w:rStyle w:val="Hyperlink"/>
+            <w:noProof/>
+          </w:rPr>
+          <w:t>1.2</w:t>
+        </w:r>
+        <w:r>
+          <w:rPr>
+            <w:rFonts w:asciiTheme="minorHAnsi" w:eastAsiaTheme="minorEastAsia" w:hAnsiTheme="minorHAnsi"/>
+            <w:noProof/>
+            <w:kern w:val="2"/>
+            <w:sz w:val="24"/>
+            <w:lang w:eastAsia="de-AT"/>
+            <w14:ligatures w14:val="standardContextual"/>
+          </w:rPr>
+          <w:tab/>
+        </w:r>
+        <w:r>
+          <w:rPr>
+            <w:rStyle w:val="Hyperlink"/>
+            <w:noProof/>
+          </w:rPr>
+          <w:t>Variante B: SD-Karte</w:t>
+        </w:r>
+        <w:r>
+          <w:rPr>
+            <w:noProof/>
+            <w:webHidden/>
+          </w:rPr>
+          <w:tab/>
+        </w:r>
+        <w:r>
+          <w:rPr>
+            <w:noProof/>
+            <w:webHidden/>
+          </w:rPr>
+          <w:fldChar w:fldCharType="begin"/>
+        </w:r>
+        <w:r>
+          <w:rPr>
+            <w:noProof/>
+            <w:webHidden/>
+          </w:rPr>
+          <w:instrText xml:space="preserve"> PAGEREF _Toc233715376 \h </w:instrText>
+        </w:r>
+        <w:r>
+          <w:rPr>
+            <w:noProof/>
+            <w:webHidden/>
+          </w:rPr>
+        </w:r>
+        <w:r>
+          <w:rPr>
+            <w:noProof/>
+            <w:webHidden/>
+          </w:rPr>
+          <w:fldChar w:fldCharType="separate"/>
+        </w:r>
+        <w:r>
+          <w:rPr>
+            <w:noProof/>
+            <w:webHidden/>
+          </w:rPr>
+          <w:t>3</w:t>
+        </w:r>
+        <w:r>
+          <w:rPr>
+            <w:noProof/>
+            <w:webHidden/>
+          </w:rPr>
+          <w:fldChar w:fldCharType="end"/>
+        </w:r>
+      </w:hyperlink>
+    </w:p>
+    <w:p>
+      <w:pPr>
+        <w:pStyle w:val="Verzeichnis2"/>
+        <w:tabs>
+          <w:tab w:val="left" w:pos="1134"/>
+          <w:tab w:val="right" w:leader="dot" w:pos="9056"/>
+        </w:tabs>
+        <w:rPr>
+          <w:rFonts w:asciiTheme="minorHAnsi" w:eastAsiaTheme="minorEastAsia" w:hAnsiTheme="minorHAnsi"/>
+          <w:noProof/>
+          <w:kern w:val="2"/>
+          <w:sz w:val="24"/>
+          <w:lang w:eastAsia="de-AT"/>
+          <w14:ligatures w14:val="standardContextual"/>
+        </w:rPr>
+      </w:pPr>
+      <w:hyperlink w:anchor="_Toc233715377" w:history="1">
+        <w:r>
+          <w:rPr>
+            <w:rStyle w:val="Hyperlink"/>
+            <w:noProof/>
+          </w:rPr>
+          <w:t>1.3</w:t>
+        </w:r>
+        <w:r>
+          <w:rPr>
+            <w:rFonts w:asciiTheme="minorHAnsi" w:eastAsiaTheme="minorEastAsia" w:hAnsiTheme="minorHAnsi"/>
+            <w:noProof/>
+            <w:kern w:val="2"/>
+            <w:sz w:val="24"/>
+            <w:lang w:eastAsia="de-AT"/>
+            <w14:ligatures w14:val="standardContextual"/>
+          </w:rPr>
+          <w:tab/>
+        </w:r>
+        <w:r>
+          <w:rPr>
+            <w:rStyle w:val="Hyperlink"/>
+            <w:noProof/>
+          </w:rPr>
+          <w:t>Welche Variante soll ich verwenden?</w:t>
+        </w:r>
+        <w:r>
+          <w:rPr>
+            <w:noProof/>
+            <w:webHidden/>
+          </w:rPr>
+          <w:tab/>
+        </w:r>
+        <w:r>
+          <w:rPr>
+            <w:noProof/>
+            <w:webHidden/>
+          </w:rPr>
+          <w:fldChar w:fldCharType="begin"/>
+        </w:r>
+        <w:r>
+          <w:rPr>
+            <w:noProof/>
+            <w:webHidden/>
+          </w:rPr>
+          <w:instrText xml:space="preserve"> PAGEREF _Toc233715377 \h </w:instrText>
         </w:r>
         <w:r>
           <w:rPr>
@@ -688,7 +975,7 @@
           <w14:ligatures w14:val="standardContextual"/>
         </w:rPr>
       </w:pPr>
-      <w:hyperlink w:anchor="_Toc212037625" w:history="1">
+      <w:hyperlink w:anchor="_Toc233715378" w:history="1">
         <w:r>
           <w:rPr>
             <w:rStyle w:val="Hyperlink"/>
@@ -713,7 +1000,7 @@
             <w:rStyle w:val="Hyperlink"/>
             <w:noProof/>
           </w:rPr>
-          <w:t>Vorbereitungen</w:t>
+          <w:t>Voraussetzungen</w:t>
         </w:r>
         <w:r>
           <w:rPr>
@@ -734,7 +1021,7 @@
             <w:noProof/>
             <w:webHidden/>
           </w:rPr>
-          <w:instrText xml:space="preserve"> PAGEREF _Toc212037625 \h </w:instrText>
+          <w:instrText xml:space="preserve"> PAGEREF _Toc233715378 \h </w:instrText>
         </w:r>
         <w:r>
           <w:rPr>
@@ -781,7 +1068,7 @@
           <w14:ligatures w14:val="standardContextual"/>
         </w:rPr>
       </w:pPr>
-      <w:hyperlink w:anchor="_Toc212037626" w:history="1">
+      <w:hyperlink w:anchor="_Toc233715379" w:history="1">
         <w:r>
           <w:rPr>
             <w:rStyle w:val="Hyperlink"/>
@@ -805,7 +1092,7 @@
             <w:rStyle w:val="Hyperlink"/>
             <w:noProof/>
           </w:rPr>
-          <w:t>Einrichtung auf der OpenSenseMap</w:t>
+          <w:t>Zusätzlich für WLAN/MQTT</w:t>
         </w:r>
         <w:r>
           <w:rPr>
@@ -826,7 +1113,7 @@
             <w:noProof/>
             <w:webHidden/>
           </w:rPr>
-          <w:instrText xml:space="preserve"> PAGEREF _Toc212037626 \h </w:instrText>
+          <w:instrText xml:space="preserve"> PAGEREF _Toc233715379 \h </w:instrText>
         </w:r>
         <w:r>
           <w:rPr>
@@ -873,7 +1160,7 @@
           <w14:ligatures w14:val="standardContextual"/>
         </w:rPr>
       </w:pPr>
-      <w:hyperlink w:anchor="_Toc212037627" w:history="1">
+      <w:hyperlink w:anchor="_Toc233715380" w:history="1">
         <w:r>
           <w:rPr>
             <w:rStyle w:val="Hyperlink"/>
@@ -897,24 +1184,110 @@
             <w:rStyle w:val="Hyperlink"/>
             <w:noProof/>
           </w:rPr>
-          <w:t xml:space="preserve">Installation und Vorbereitung der Arduino </w:t>
-        </w:r>
+          <w:t>Zusätzlich für SD-Karte</w:t>
+        </w:r>
+        <w:r>
+          <w:rPr>
+            <w:noProof/>
+            <w:webHidden/>
+          </w:rPr>
+          <w:tab/>
+        </w:r>
+        <w:r>
+          <w:rPr>
+            <w:noProof/>
+            <w:webHidden/>
+          </w:rPr>
+          <w:fldChar w:fldCharType="begin"/>
+        </w:r>
+        <w:r>
+          <w:rPr>
+            <w:noProof/>
+            <w:webHidden/>
+          </w:rPr>
+          <w:instrText xml:space="preserve"> PAGEREF _Toc233715380 \h </w:instrText>
+        </w:r>
+        <w:r>
+          <w:rPr>
+            <w:noProof/>
+            <w:webHidden/>
+          </w:rPr>
+        </w:r>
+        <w:r>
+          <w:rPr>
+            <w:noProof/>
+            <w:webHidden/>
+          </w:rPr>
+          <w:fldChar w:fldCharType="separate"/>
+        </w:r>
+        <w:r>
+          <w:rPr>
+            <w:noProof/>
+            <w:webHidden/>
+          </w:rPr>
+          <w:t>3</w:t>
+        </w:r>
+        <w:r>
+          <w:rPr>
+            <w:noProof/>
+            <w:webHidden/>
+          </w:rPr>
+          <w:fldChar w:fldCharType="end"/>
+        </w:r>
+      </w:hyperlink>
+    </w:p>
+    <w:p>
+      <w:pPr>
+        <w:pStyle w:val="Verzeichnis1"/>
+        <w:tabs>
+          <w:tab w:val="right" w:leader="dot" w:pos="9056"/>
+        </w:tabs>
+        <w:rPr>
+          <w:rFonts w:asciiTheme="minorHAnsi" w:eastAsiaTheme="minorEastAsia" w:hAnsiTheme="minorHAnsi"/>
+          <w:b w:val="0"/>
+          <w:noProof/>
+          <w:kern w:val="2"/>
+          <w:sz w:val="24"/>
+          <w:lang w:eastAsia="de-AT"/>
+          <w14:ligatures w14:val="standardContextual"/>
+        </w:rPr>
+      </w:pPr>
+      <w:hyperlink w:anchor="_Toc233715381" w:history="1">
         <w:r>
           <w:rPr>
             <w:rStyle w:val="Hyperlink"/>
             <w:noProof/>
           </w:rPr>
-          <w:t>IDE</w:t>
-        </w:r>
-        <w:r>
-          <w:rPr>
-            <w:noProof/>
-            <w:webHidden/>
+          <w:t>3</w:t>
+        </w:r>
+        <w:r>
+          <w:rPr>
+            <w:rFonts w:asciiTheme="minorHAnsi" w:eastAsiaTheme="minorEastAsia" w:hAnsiTheme="minorHAnsi"/>
+            <w:b w:val="0"/>
+            <w:noProof/>
+            <w:kern w:val="2"/>
+            <w:sz w:val="24"/>
+            <w:lang w:eastAsia="de-AT"/>
+            <w14:ligatures w14:val="standardContextual"/>
           </w:rPr>
           <w:tab/>
         </w:r>
         <w:r>
           <w:rPr>
+            <w:rStyle w:val="Hyperlink"/>
+            <w:noProof/>
+          </w:rPr>
+          <w:t>Vorbereitungen</w:t>
+        </w:r>
+        <w:r>
+          <w:rPr>
+            <w:noProof/>
+            <w:webHidden/>
+          </w:rPr>
+          <w:tab/>
+        </w:r>
+        <w:r>
+          <w:rPr>
             <w:noProof/>
             <w:webHidden/>
           </w:rPr>
@@ -925,7 +1298,7 @@
             <w:noProof/>
             <w:webHidden/>
           </w:rPr>
-          <w:instrText xml:space="preserve"> PAGEREF _Toc212037627 \h </w:instrText>
+          <w:instrText xml:space="preserve"> PAGEREF _Toc233715381 \h </w:instrText>
         </w:r>
         <w:r>
           <w:rPr>
@@ -972,13 +1345,13 @@
           <w14:ligatures w14:val="standardContextual"/>
         </w:rPr>
       </w:pPr>
-      <w:hyperlink w:anchor="_Toc212037628" w:history="1">
+      <w:hyperlink w:anchor="_Toc233715382" w:history="1">
         <w:r>
           <w:rPr>
             <w:rStyle w:val="Hyperlink"/>
             <w:noProof/>
           </w:rPr>
-          <w:t>2.3</w:t>
+          <w:t>3.1</w:t>
         </w:r>
         <w:r>
           <w:rPr>
@@ -996,7 +1369,7 @@
             <w:rStyle w:val="Hyperlink"/>
             <w:noProof/>
           </w:rPr>
-          <w:t>Treiber für Boards installieren</w:t>
+          <w:t>Installation Arduino IDE</w:t>
         </w:r>
         <w:r>
           <w:rPr>
@@ -1017,7 +1390,7 @@
             <w:noProof/>
             <w:webHidden/>
           </w:rPr>
-          <w:instrText xml:space="preserve"> PAGEREF _Toc212037628 \h </w:instrText>
+          <w:instrText xml:space="preserve"> PAGEREF _Toc233715382 \h </w:instrText>
         </w:r>
         <w:r>
           <w:rPr>
@@ -1037,7 +1410,7 @@
             <w:noProof/>
             <w:webHidden/>
           </w:rPr>
-          <w:t>7</w:t>
+          <w:t>4</w:t>
         </w:r>
         <w:r>
           <w:rPr>
@@ -1064,13 +1437,13 @@
           <w14:ligatures w14:val="standardContextual"/>
         </w:rPr>
       </w:pPr>
-      <w:hyperlink w:anchor="_Toc212037629" w:history="1">
+      <w:hyperlink w:anchor="_Toc233715383" w:history="1">
         <w:r>
           <w:rPr>
             <w:rStyle w:val="Hyperlink"/>
             <w:noProof/>
           </w:rPr>
-          <w:t>2.4</w:t>
+          <w:t>3.2</w:t>
         </w:r>
         <w:r>
           <w:rPr>
@@ -1088,7 +1461,7 @@
             <w:rStyle w:val="Hyperlink"/>
             <w:noProof/>
           </w:rPr>
-          <w:t>Personalisierung des Arduino-Sketches</w:t>
+          <w:t>Installation des ESP32-Board</w:t>
         </w:r>
         <w:r>
           <w:rPr>
@@ -1109,7 +1482,283 @@
             <w:noProof/>
             <w:webHidden/>
           </w:rPr>
-          <w:instrText xml:space="preserve"> PAGEREF _Toc212037629 \h </w:instrText>
+          <w:instrText xml:space="preserve"> PAGEREF _Toc233715383 \h </w:instrText>
+        </w:r>
+        <w:r>
+          <w:rPr>
+            <w:noProof/>
+            <w:webHidden/>
+          </w:rPr>
+        </w:r>
+        <w:r>
+          <w:rPr>
+            <w:noProof/>
+            <w:webHidden/>
+          </w:rPr>
+          <w:fldChar w:fldCharType="separate"/>
+        </w:r>
+        <w:r>
+          <w:rPr>
+            <w:noProof/>
+            <w:webHidden/>
+          </w:rPr>
+          <w:t>5</w:t>
+        </w:r>
+        <w:r>
+          <w:rPr>
+            <w:noProof/>
+            <w:webHidden/>
+          </w:rPr>
+          <w:fldChar w:fldCharType="end"/>
+        </w:r>
+      </w:hyperlink>
+    </w:p>
+    <w:p>
+      <w:pPr>
+        <w:pStyle w:val="Verzeichnis2"/>
+        <w:tabs>
+          <w:tab w:val="left" w:pos="1134"/>
+          <w:tab w:val="right" w:leader="dot" w:pos="9056"/>
+        </w:tabs>
+        <w:rPr>
+          <w:rFonts w:asciiTheme="minorHAnsi" w:eastAsiaTheme="minorEastAsia" w:hAnsiTheme="minorHAnsi"/>
+          <w:noProof/>
+          <w:kern w:val="2"/>
+          <w:sz w:val="24"/>
+          <w:lang w:eastAsia="de-AT"/>
+          <w14:ligatures w14:val="standardContextual"/>
+        </w:rPr>
+      </w:pPr>
+      <w:hyperlink w:anchor="_Toc233715384" w:history="1">
+        <w:r>
+          <w:rPr>
+            <w:rStyle w:val="Hyperlink"/>
+            <w:noProof/>
+          </w:rPr>
+          <w:t>3.3</w:t>
+        </w:r>
+        <w:r>
+          <w:rPr>
+            <w:rFonts w:asciiTheme="minorHAnsi" w:eastAsiaTheme="minorEastAsia" w:hAnsiTheme="minorHAnsi"/>
+            <w:noProof/>
+            <w:kern w:val="2"/>
+            <w:sz w:val="24"/>
+            <w:lang w:eastAsia="de-AT"/>
+            <w14:ligatures w14:val="standardContextual"/>
+          </w:rPr>
+          <w:tab/>
+        </w:r>
+        <w:r>
+          <w:rPr>
+            <w:rStyle w:val="Hyperlink"/>
+            <w:noProof/>
+          </w:rPr>
+          <w:t>Bibliotheken installieren</w:t>
+        </w:r>
+        <w:r>
+          <w:rPr>
+            <w:noProof/>
+            <w:webHidden/>
+          </w:rPr>
+          <w:tab/>
+        </w:r>
+        <w:r>
+          <w:rPr>
+            <w:noProof/>
+            <w:webHidden/>
+          </w:rPr>
+          <w:fldChar w:fldCharType="begin"/>
+        </w:r>
+        <w:r>
+          <w:rPr>
+            <w:noProof/>
+            <w:webHidden/>
+          </w:rPr>
+          <w:instrText xml:space="preserve"> PAGEREF _Toc233715384 \h </w:instrText>
+        </w:r>
+        <w:r>
+          <w:rPr>
+            <w:noProof/>
+            <w:webHidden/>
+          </w:rPr>
+        </w:r>
+        <w:r>
+          <w:rPr>
+            <w:noProof/>
+            <w:webHidden/>
+          </w:rPr>
+          <w:fldChar w:fldCharType="separate"/>
+        </w:r>
+        <w:r>
+          <w:rPr>
+            <w:noProof/>
+            <w:webHidden/>
+          </w:rPr>
+          <w:t>6</w:t>
+        </w:r>
+        <w:r>
+          <w:rPr>
+            <w:noProof/>
+            <w:webHidden/>
+          </w:rPr>
+          <w:fldChar w:fldCharType="end"/>
+        </w:r>
+      </w:hyperlink>
+    </w:p>
+    <w:p>
+      <w:pPr>
+        <w:pStyle w:val="Verzeichnis2"/>
+        <w:tabs>
+          <w:tab w:val="left" w:pos="1134"/>
+          <w:tab w:val="right" w:leader="dot" w:pos="9056"/>
+        </w:tabs>
+        <w:rPr>
+          <w:rFonts w:asciiTheme="minorHAnsi" w:eastAsiaTheme="minorEastAsia" w:hAnsiTheme="minorHAnsi"/>
+          <w:noProof/>
+          <w:kern w:val="2"/>
+          <w:sz w:val="24"/>
+          <w:lang w:eastAsia="de-AT"/>
+          <w14:ligatures w14:val="standardContextual"/>
+        </w:rPr>
+      </w:pPr>
+      <w:hyperlink w:anchor="_Toc233715385" w:history="1">
+        <w:r>
+          <w:rPr>
+            <w:rStyle w:val="Hyperlink"/>
+            <w:noProof/>
+          </w:rPr>
+          <w:t>3.4</w:t>
+        </w:r>
+        <w:r>
+          <w:rPr>
+            <w:rFonts w:asciiTheme="minorHAnsi" w:eastAsiaTheme="minorEastAsia" w:hAnsiTheme="minorHAnsi"/>
+            <w:noProof/>
+            <w:kern w:val="2"/>
+            <w:sz w:val="24"/>
+            <w:lang w:eastAsia="de-AT"/>
+            <w14:ligatures w14:val="standardContextual"/>
+          </w:rPr>
+          <w:tab/>
+        </w:r>
+        <w:r>
+          <w:rPr>
+            <w:rStyle w:val="Hyperlink"/>
+            <w:noProof/>
+          </w:rPr>
+          <w:t>Treiber für Boards installieren</w:t>
+        </w:r>
+        <w:r>
+          <w:rPr>
+            <w:noProof/>
+            <w:webHidden/>
+          </w:rPr>
+          <w:tab/>
+        </w:r>
+        <w:r>
+          <w:rPr>
+            <w:noProof/>
+            <w:webHidden/>
+          </w:rPr>
+          <w:fldChar w:fldCharType="begin"/>
+        </w:r>
+        <w:r>
+          <w:rPr>
+            <w:noProof/>
+            <w:webHidden/>
+          </w:rPr>
+          <w:instrText xml:space="preserve"> PAGEREF _Toc233715385 \h </w:instrText>
+        </w:r>
+        <w:r>
+          <w:rPr>
+            <w:noProof/>
+            <w:webHidden/>
+          </w:rPr>
+        </w:r>
+        <w:r>
+          <w:rPr>
+            <w:noProof/>
+            <w:webHidden/>
+          </w:rPr>
+          <w:fldChar w:fldCharType="separate"/>
+        </w:r>
+        <w:r>
+          <w:rPr>
+            <w:noProof/>
+            <w:webHidden/>
+          </w:rPr>
+          <w:t>6</w:t>
+        </w:r>
+        <w:r>
+          <w:rPr>
+            <w:noProof/>
+            <w:webHidden/>
+          </w:rPr>
+          <w:fldChar w:fldCharType="end"/>
+        </w:r>
+      </w:hyperlink>
+    </w:p>
+    <w:p>
+      <w:pPr>
+        <w:pStyle w:val="Verzeichnis2"/>
+        <w:tabs>
+          <w:tab w:val="left" w:pos="1134"/>
+          <w:tab w:val="right" w:leader="dot" w:pos="9056"/>
+        </w:tabs>
+        <w:rPr>
+          <w:rFonts w:asciiTheme="minorHAnsi" w:eastAsiaTheme="minorEastAsia" w:hAnsiTheme="minorHAnsi"/>
+          <w:noProof/>
+          <w:kern w:val="2"/>
+          <w:sz w:val="24"/>
+          <w:lang w:eastAsia="de-AT"/>
+          <w14:ligatures w14:val="standardContextual"/>
+        </w:rPr>
+      </w:pPr>
+      <w:hyperlink w:anchor="_Toc233715386" w:history="1">
+        <w:r>
+          <w:rPr>
+            <w:rStyle w:val="Hyperlink"/>
+            <w:noProof/>
+          </w:rPr>
+          <w:t>3.5</w:t>
+        </w:r>
+        <w:r>
+          <w:rPr>
+            <w:rFonts w:asciiTheme="minorHAnsi" w:eastAsiaTheme="minorEastAsia" w:hAnsiTheme="minorHAnsi"/>
+            <w:noProof/>
+            <w:kern w:val="2"/>
+            <w:sz w:val="24"/>
+            <w:lang w:eastAsia="de-AT"/>
+            <w14:ligatures w14:val="standardContextual"/>
+          </w:rPr>
+          <w:tab/>
+        </w:r>
+        <w:r>
+          <w:rPr>
+            <w:rStyle w:val="Hyperlink"/>
+            <w:noProof/>
+          </w:rPr>
+          <w:t>Herunterladen des Codes</w:t>
+        </w:r>
+        <w:r>
+          <w:rPr>
+            <w:noProof/>
+            <w:webHidden/>
+          </w:rPr>
+          <w:tab/>
+        </w:r>
+        <w:r>
+          <w:rPr>
+            <w:noProof/>
+            <w:webHidden/>
+          </w:rPr>
+          <w:fldChar w:fldCharType="begin"/>
+        </w:r>
+        <w:r>
+          <w:rPr>
+            <w:noProof/>
+            <w:webHidden/>
+          </w:rPr>
+          <w:instrText xml:space="preserve"> PAGEREF _Toc233715386 \h </w:instrText>
         </w:r>
         <w:r>
           <w:rPr>
@@ -1156,13 +1805,13 @@
           <w14:ligatures w14:val="standardContextual"/>
         </w:rPr>
       </w:pPr>
-      <w:hyperlink w:anchor="_Toc212037630" w:history="1">
+      <w:hyperlink w:anchor="_Toc233715387" w:history="1">
         <w:r>
           <w:rPr>
             <w:rStyle w:val="Hyperlink"/>
             <w:noProof/>
           </w:rPr>
-          <w:t>3</w:t>
+          <w:t>4</w:t>
         </w:r>
         <w:r>
           <w:rPr>
@@ -1181,6 +1830,560 @@
             <w:rStyle w:val="Hyperlink"/>
             <w:noProof/>
           </w:rPr>
+          <w:t>Variante A: TheODOR mit WLAN/MQTT einrichten</w:t>
+        </w:r>
+        <w:r>
+          <w:rPr>
+            <w:noProof/>
+            <w:webHidden/>
+          </w:rPr>
+          <w:tab/>
+        </w:r>
+        <w:r>
+          <w:rPr>
+            <w:noProof/>
+            <w:webHidden/>
+          </w:rPr>
+          <w:fldChar w:fldCharType="begin"/>
+        </w:r>
+        <w:r>
+          <w:rPr>
+            <w:noProof/>
+            <w:webHidden/>
+          </w:rPr>
+          <w:instrText xml:space="preserve"> PAGEREF _Toc233715387 \h </w:instrText>
+        </w:r>
+        <w:r>
+          <w:rPr>
+            <w:noProof/>
+            <w:webHidden/>
+          </w:rPr>
+        </w:r>
+        <w:r>
+          <w:rPr>
+            <w:noProof/>
+            <w:webHidden/>
+          </w:rPr>
+          <w:fldChar w:fldCharType="separate"/>
+        </w:r>
+        <w:r>
+          <w:rPr>
+            <w:noProof/>
+            <w:webHidden/>
+          </w:rPr>
+          <w:t>7</w:t>
+        </w:r>
+        <w:r>
+          <w:rPr>
+            <w:noProof/>
+            <w:webHidden/>
+          </w:rPr>
+          <w:fldChar w:fldCharType="end"/>
+        </w:r>
+      </w:hyperlink>
+    </w:p>
+    <w:p>
+      <w:pPr>
+        <w:pStyle w:val="Verzeichnis2"/>
+        <w:tabs>
+          <w:tab w:val="left" w:pos="1134"/>
+          <w:tab w:val="right" w:leader="dot" w:pos="9056"/>
+        </w:tabs>
+        <w:rPr>
+          <w:rFonts w:asciiTheme="minorHAnsi" w:eastAsiaTheme="minorEastAsia" w:hAnsiTheme="minorHAnsi"/>
+          <w:noProof/>
+          <w:kern w:val="2"/>
+          <w:sz w:val="24"/>
+          <w:lang w:eastAsia="de-AT"/>
+          <w14:ligatures w14:val="standardContextual"/>
+        </w:rPr>
+      </w:pPr>
+      <w:hyperlink w:anchor="_Toc233715388" w:history="1">
+        <w:r>
+          <w:rPr>
+            <w:rStyle w:val="Hyperlink"/>
+            <w:noProof/>
+          </w:rPr>
+          <w:t>4.1</w:t>
+        </w:r>
+        <w:r>
+          <w:rPr>
+            <w:rFonts w:asciiTheme="minorHAnsi" w:eastAsiaTheme="minorEastAsia" w:hAnsiTheme="minorHAnsi"/>
+            <w:noProof/>
+            <w:kern w:val="2"/>
+            <w:sz w:val="24"/>
+            <w:lang w:eastAsia="de-AT"/>
+            <w14:ligatures w14:val="standardContextual"/>
+          </w:rPr>
+          <w:tab/>
+        </w:r>
+        <w:r>
+          <w:rPr>
+            <w:rStyle w:val="Hyperlink"/>
+            <w:noProof/>
+          </w:rPr>
+          <w:t>Einrichtung auf der OpenSenseMap</w:t>
+        </w:r>
+        <w:r>
+          <w:rPr>
+            <w:noProof/>
+            <w:webHidden/>
+          </w:rPr>
+          <w:tab/>
+        </w:r>
+        <w:r>
+          <w:rPr>
+            <w:noProof/>
+            <w:webHidden/>
+          </w:rPr>
+          <w:fldChar w:fldCharType="begin"/>
+        </w:r>
+        <w:r>
+          <w:rPr>
+            <w:noProof/>
+            <w:webHidden/>
+          </w:rPr>
+          <w:instrText xml:space="preserve"> PAGEREF _Toc233715388 \h </w:instrText>
+        </w:r>
+        <w:r>
+          <w:rPr>
+            <w:noProof/>
+            <w:webHidden/>
+          </w:rPr>
+        </w:r>
+        <w:r>
+          <w:rPr>
+            <w:noProof/>
+            <w:webHidden/>
+          </w:rPr>
+          <w:fldChar w:fldCharType="separate"/>
+        </w:r>
+        <w:r>
+          <w:rPr>
+            <w:noProof/>
+            <w:webHidden/>
+          </w:rPr>
+          <w:t>7</w:t>
+        </w:r>
+        <w:r>
+          <w:rPr>
+            <w:noProof/>
+            <w:webHidden/>
+          </w:rPr>
+          <w:fldChar w:fldCharType="end"/>
+        </w:r>
+      </w:hyperlink>
+    </w:p>
+    <w:p>
+      <w:pPr>
+        <w:pStyle w:val="Verzeichnis2"/>
+        <w:tabs>
+          <w:tab w:val="left" w:pos="1134"/>
+          <w:tab w:val="right" w:leader="dot" w:pos="9056"/>
+        </w:tabs>
+        <w:rPr>
+          <w:rFonts w:asciiTheme="minorHAnsi" w:eastAsiaTheme="minorEastAsia" w:hAnsiTheme="minorHAnsi"/>
+          <w:noProof/>
+          <w:kern w:val="2"/>
+          <w:sz w:val="24"/>
+          <w:lang w:eastAsia="de-AT"/>
+          <w14:ligatures w14:val="standardContextual"/>
+        </w:rPr>
+      </w:pPr>
+      <w:hyperlink w:anchor="_Toc233715389" w:history="1">
+        <w:r>
+          <w:rPr>
+            <w:rStyle w:val="Hyperlink"/>
+            <w:noProof/>
+          </w:rPr>
+          <w:t>4.2</w:t>
+        </w:r>
+        <w:r>
+          <w:rPr>
+            <w:rFonts w:asciiTheme="minorHAnsi" w:eastAsiaTheme="minorEastAsia" w:hAnsiTheme="minorHAnsi"/>
+            <w:noProof/>
+            <w:kern w:val="2"/>
+            <w:sz w:val="24"/>
+            <w:lang w:eastAsia="de-AT"/>
+            <w14:ligatures w14:val="standardContextual"/>
+          </w:rPr>
+          <w:tab/>
+        </w:r>
+        <w:r>
+          <w:rPr>
+            <w:rStyle w:val="Hyperlink"/>
+            <w:noProof/>
+          </w:rPr>
+          <w:t>Personalisierung des Arduino-Sketches</w:t>
+        </w:r>
+        <w:r>
+          <w:rPr>
+            <w:noProof/>
+            <w:webHidden/>
+          </w:rPr>
+          <w:tab/>
+        </w:r>
+        <w:r>
+          <w:rPr>
+            <w:noProof/>
+            <w:webHidden/>
+          </w:rPr>
+          <w:fldChar w:fldCharType="begin"/>
+        </w:r>
+        <w:r>
+          <w:rPr>
+            <w:noProof/>
+            <w:webHidden/>
+          </w:rPr>
+          <w:instrText xml:space="preserve"> PAGEREF _Toc233715389 \h </w:instrText>
+        </w:r>
+        <w:r>
+          <w:rPr>
+            <w:noProof/>
+            <w:webHidden/>
+          </w:rPr>
+        </w:r>
+        <w:r>
+          <w:rPr>
+            <w:noProof/>
+            <w:webHidden/>
+          </w:rPr>
+          <w:fldChar w:fldCharType="separate"/>
+        </w:r>
+        <w:r>
+          <w:rPr>
+            <w:noProof/>
+            <w:webHidden/>
+          </w:rPr>
+          <w:t>9</w:t>
+        </w:r>
+        <w:r>
+          <w:rPr>
+            <w:noProof/>
+            <w:webHidden/>
+          </w:rPr>
+          <w:fldChar w:fldCharType="end"/>
+        </w:r>
+      </w:hyperlink>
+    </w:p>
+    <w:p>
+      <w:pPr>
+        <w:pStyle w:val="Verzeichnis1"/>
+        <w:tabs>
+          <w:tab w:val="right" w:leader="dot" w:pos="9056"/>
+        </w:tabs>
+        <w:rPr>
+          <w:rFonts w:asciiTheme="minorHAnsi" w:eastAsiaTheme="minorEastAsia" w:hAnsiTheme="minorHAnsi"/>
+          <w:b w:val="0"/>
+          <w:noProof/>
+          <w:kern w:val="2"/>
+          <w:sz w:val="24"/>
+          <w:lang w:eastAsia="de-AT"/>
+          <w14:ligatures w14:val="standardContextual"/>
+        </w:rPr>
+      </w:pPr>
+      <w:hyperlink w:anchor="_Toc233715390" w:history="1">
+        <w:r>
+          <w:rPr>
+            <w:rStyle w:val="Hyperlink"/>
+            <w:noProof/>
+          </w:rPr>
+          <w:t>5</w:t>
+        </w:r>
+        <w:r>
+          <w:rPr>
+            <w:rFonts w:asciiTheme="minorHAnsi" w:eastAsiaTheme="minorEastAsia" w:hAnsiTheme="minorHAnsi"/>
+            <w:b w:val="0"/>
+            <w:noProof/>
+            <w:kern w:val="2"/>
+            <w:sz w:val="24"/>
+            <w:lang w:eastAsia="de-AT"/>
+            <w14:ligatures w14:val="standardContextual"/>
+          </w:rPr>
+          <w:tab/>
+        </w:r>
+        <w:r>
+          <w:rPr>
+            <w:rStyle w:val="Hyperlink"/>
+            <w:noProof/>
+          </w:rPr>
+          <w:t>Variante B: TheODOR mit SD-Karte einrichten</w:t>
+        </w:r>
+        <w:r>
+          <w:rPr>
+            <w:noProof/>
+            <w:webHidden/>
+          </w:rPr>
+          <w:tab/>
+        </w:r>
+        <w:r>
+          <w:rPr>
+            <w:noProof/>
+            <w:webHidden/>
+          </w:rPr>
+          <w:fldChar w:fldCharType="begin"/>
+        </w:r>
+        <w:r>
+          <w:rPr>
+            <w:noProof/>
+            <w:webHidden/>
+          </w:rPr>
+          <w:instrText xml:space="preserve"> PAGEREF _Toc233715390 \h </w:instrText>
+        </w:r>
+        <w:r>
+          <w:rPr>
+            <w:noProof/>
+            <w:webHidden/>
+          </w:rPr>
+        </w:r>
+        <w:r>
+          <w:rPr>
+            <w:noProof/>
+            <w:webHidden/>
+          </w:rPr>
+          <w:fldChar w:fldCharType="separate"/>
+        </w:r>
+        <w:r>
+          <w:rPr>
+            <w:noProof/>
+            <w:webHidden/>
+          </w:rPr>
+          <w:t>10</w:t>
+        </w:r>
+        <w:r>
+          <w:rPr>
+            <w:noProof/>
+            <w:webHidden/>
+          </w:rPr>
+          <w:fldChar w:fldCharType="end"/>
+        </w:r>
+      </w:hyperlink>
+    </w:p>
+    <w:p>
+      <w:pPr>
+        <w:pStyle w:val="Verzeichnis2"/>
+        <w:tabs>
+          <w:tab w:val="left" w:pos="1134"/>
+          <w:tab w:val="right" w:leader="dot" w:pos="9056"/>
+        </w:tabs>
+        <w:rPr>
+          <w:rFonts w:asciiTheme="minorHAnsi" w:eastAsiaTheme="minorEastAsia" w:hAnsiTheme="minorHAnsi"/>
+          <w:noProof/>
+          <w:kern w:val="2"/>
+          <w:sz w:val="24"/>
+          <w:lang w:eastAsia="de-AT"/>
+          <w14:ligatures w14:val="standardContextual"/>
+        </w:rPr>
+      </w:pPr>
+      <w:hyperlink w:anchor="_Toc233715391" w:history="1">
+        <w:r>
+          <w:rPr>
+            <w:rStyle w:val="Hyperlink"/>
+            <w:noProof/>
+          </w:rPr>
+          <w:t>5.1</w:t>
+        </w:r>
+        <w:r>
+          <w:rPr>
+            <w:rFonts w:asciiTheme="minorHAnsi" w:eastAsiaTheme="minorEastAsia" w:hAnsiTheme="minorHAnsi"/>
+            <w:noProof/>
+            <w:kern w:val="2"/>
+            <w:sz w:val="24"/>
+            <w:lang w:eastAsia="de-AT"/>
+            <w14:ligatures w14:val="standardContextual"/>
+          </w:rPr>
+          <w:tab/>
+        </w:r>
+        <w:r>
+          <w:rPr>
+            <w:rStyle w:val="Hyperlink"/>
+            <w:noProof/>
+          </w:rPr>
+          <w:t>ggf. RTC/Uhrzeit einstellen</w:t>
+        </w:r>
+        <w:r>
+          <w:rPr>
+            <w:noProof/>
+            <w:webHidden/>
+          </w:rPr>
+          <w:tab/>
+        </w:r>
+        <w:r>
+          <w:rPr>
+            <w:noProof/>
+            <w:webHidden/>
+          </w:rPr>
+          <w:fldChar w:fldCharType="begin"/>
+        </w:r>
+        <w:r>
+          <w:rPr>
+            <w:noProof/>
+            <w:webHidden/>
+          </w:rPr>
+          <w:instrText xml:space="preserve"> PAGEREF _Toc233715391 \h </w:instrText>
+        </w:r>
+        <w:r>
+          <w:rPr>
+            <w:noProof/>
+            <w:webHidden/>
+          </w:rPr>
+        </w:r>
+        <w:r>
+          <w:rPr>
+            <w:noProof/>
+            <w:webHidden/>
+          </w:rPr>
+          <w:fldChar w:fldCharType="separate"/>
+        </w:r>
+        <w:r>
+          <w:rPr>
+            <w:noProof/>
+            <w:webHidden/>
+          </w:rPr>
+          <w:t>10</w:t>
+        </w:r>
+        <w:r>
+          <w:rPr>
+            <w:noProof/>
+            <w:webHidden/>
+          </w:rPr>
+          <w:fldChar w:fldCharType="end"/>
+        </w:r>
+      </w:hyperlink>
+    </w:p>
+    <w:p>
+      <w:pPr>
+        <w:pStyle w:val="Verzeichnis2"/>
+        <w:tabs>
+          <w:tab w:val="left" w:pos="1134"/>
+          <w:tab w:val="right" w:leader="dot" w:pos="9056"/>
+        </w:tabs>
+        <w:rPr>
+          <w:rFonts w:asciiTheme="minorHAnsi" w:eastAsiaTheme="minorEastAsia" w:hAnsiTheme="minorHAnsi"/>
+          <w:noProof/>
+          <w:kern w:val="2"/>
+          <w:sz w:val="24"/>
+          <w:lang w:eastAsia="de-AT"/>
+          <w14:ligatures w14:val="standardContextual"/>
+        </w:rPr>
+      </w:pPr>
+      <w:hyperlink w:anchor="_Toc233715392" w:history="1">
+        <w:r>
+          <w:rPr>
+            <w:rStyle w:val="Hyperlink"/>
+            <w:noProof/>
+          </w:rPr>
+          <w:t>5.2</w:t>
+        </w:r>
+        <w:r>
+          <w:rPr>
+            <w:rFonts w:asciiTheme="minorHAnsi" w:eastAsiaTheme="minorEastAsia" w:hAnsiTheme="minorHAnsi"/>
+            <w:noProof/>
+            <w:kern w:val="2"/>
+            <w:sz w:val="24"/>
+            <w:lang w:eastAsia="de-AT"/>
+            <w14:ligatures w14:val="standardContextual"/>
+          </w:rPr>
+          <w:tab/>
+        </w:r>
+        <w:r>
+          <w:rPr>
+            <w:rStyle w:val="Hyperlink"/>
+            <w:noProof/>
+          </w:rPr>
+          <w:t>Personalisierung des Arduino-Sketches</w:t>
+        </w:r>
+        <w:r>
+          <w:rPr>
+            <w:noProof/>
+            <w:webHidden/>
+          </w:rPr>
+          <w:tab/>
+        </w:r>
+        <w:r>
+          <w:rPr>
+            <w:noProof/>
+            <w:webHidden/>
+          </w:rPr>
+          <w:fldChar w:fldCharType="begin"/>
+        </w:r>
+        <w:r>
+          <w:rPr>
+            <w:noProof/>
+            <w:webHidden/>
+          </w:rPr>
+          <w:instrText xml:space="preserve"> PAGEREF _Toc233715392 \h </w:instrText>
+        </w:r>
+        <w:r>
+          <w:rPr>
+            <w:noProof/>
+            <w:webHidden/>
+          </w:rPr>
+        </w:r>
+        <w:r>
+          <w:rPr>
+            <w:noProof/>
+            <w:webHidden/>
+          </w:rPr>
+          <w:fldChar w:fldCharType="separate"/>
+        </w:r>
+        <w:r>
+          <w:rPr>
+            <w:noProof/>
+            <w:webHidden/>
+          </w:rPr>
+          <w:t>10</w:t>
+        </w:r>
+        <w:r>
+          <w:rPr>
+            <w:noProof/>
+            <w:webHidden/>
+          </w:rPr>
+          <w:fldChar w:fldCharType="end"/>
+        </w:r>
+      </w:hyperlink>
+    </w:p>
+    <w:p>
+      <w:pPr>
+        <w:pStyle w:val="Verzeichnis1"/>
+        <w:tabs>
+          <w:tab w:val="right" w:leader="dot" w:pos="9056"/>
+        </w:tabs>
+        <w:rPr>
+          <w:rFonts w:asciiTheme="minorHAnsi" w:eastAsiaTheme="minorEastAsia" w:hAnsiTheme="minorHAnsi"/>
+          <w:b w:val="0"/>
+          <w:noProof/>
+          <w:kern w:val="2"/>
+          <w:sz w:val="24"/>
+          <w:lang w:eastAsia="de-AT"/>
+          <w14:ligatures w14:val="standardContextual"/>
+        </w:rPr>
+      </w:pPr>
+      <w:hyperlink w:anchor="_Toc233715393" w:history="1">
+        <w:r>
+          <w:rPr>
+            <w:rStyle w:val="Hyperlink"/>
+            <w:noProof/>
+          </w:rPr>
+          <w:t>6</w:t>
+        </w:r>
+        <w:r>
+          <w:rPr>
+            <w:rFonts w:asciiTheme="minorHAnsi" w:eastAsiaTheme="minorEastAsia" w:hAnsiTheme="minorHAnsi"/>
+            <w:b w:val="0"/>
+            <w:noProof/>
+            <w:kern w:val="2"/>
+            <w:sz w:val="24"/>
+            <w:lang w:eastAsia="de-AT"/>
+            <w14:ligatures w14:val="standardContextual"/>
+          </w:rPr>
+          <w:tab/>
+        </w:r>
+        <w:r>
+          <w:rPr>
+            <w:rStyle w:val="Hyperlink"/>
+            <w:noProof/>
+          </w:rPr>
           <w:t>Hochladen des Sketches</w:t>
         </w:r>
         <w:r>
@@ -1202,7 +2405,7 @@
             <w:noProof/>
             <w:webHidden/>
           </w:rPr>
-          <w:instrText xml:space="preserve"> PAGEREF _Toc212037630 \h </w:instrText>
+          <w:instrText xml:space="preserve"> PAGEREF _Toc233715393 \h </w:instrText>
         </w:r>
         <w:r>
           <w:rPr>
@@ -1222,7 +2425,7 @@
             <w:noProof/>
             <w:webHidden/>
           </w:rPr>
-          <w:t>8</w:t>
+          <w:t>11</w:t>
         </w:r>
         <w:r>
           <w:rPr>
@@ -1234,7 +2437,288 @@
       </w:hyperlink>
     </w:p>
     <w:p>
-      <w:r>
+      <w:pPr>
+        <w:pStyle w:val="Verzeichnis1"/>
+        <w:tabs>
+          <w:tab w:val="right" w:leader="dot" w:pos="9056"/>
+        </w:tabs>
+        <w:rPr>
+          <w:rFonts w:asciiTheme="minorHAnsi" w:eastAsiaTheme="minorEastAsia" w:hAnsiTheme="minorHAnsi"/>
+          <w:b w:val="0"/>
+          <w:noProof/>
+          <w:kern w:val="2"/>
+          <w:sz w:val="24"/>
+          <w:lang w:eastAsia="de-AT"/>
+          <w14:ligatures w14:val="standardContextual"/>
+        </w:rPr>
+      </w:pPr>
+      <w:hyperlink w:anchor="_Toc233715394" w:history="1">
+        <w:r>
+          <w:rPr>
+            <w:rStyle w:val="Hyperlink"/>
+            <w:noProof/>
+          </w:rPr>
+          <w:t>7</w:t>
+        </w:r>
+        <w:r>
+          <w:rPr>
+            <w:rFonts w:asciiTheme="minorHAnsi" w:eastAsiaTheme="minorEastAsia" w:hAnsiTheme="minorHAnsi"/>
+            <w:b w:val="0"/>
+            <w:noProof/>
+            <w:kern w:val="2"/>
+            <w:sz w:val="24"/>
+            <w:lang w:eastAsia="de-AT"/>
+            <w14:ligatures w14:val="standardContextual"/>
+          </w:rPr>
+          <w:tab/>
+        </w:r>
+        <w:r>
+          <w:rPr>
+            <w:rStyle w:val="Hyperlink"/>
+            <w:noProof/>
+          </w:rPr>
+          <w:t>Betrieb und Kontrolle</w:t>
+        </w:r>
+        <w:r>
+          <w:rPr>
+            <w:noProof/>
+            <w:webHidden/>
+          </w:rPr>
+          <w:tab/>
+        </w:r>
+        <w:r>
+          <w:rPr>
+            <w:noProof/>
+            <w:webHidden/>
+          </w:rPr>
+          <w:fldChar w:fldCharType="begin"/>
+        </w:r>
+        <w:r>
+          <w:rPr>
+            <w:noProof/>
+            <w:webHidden/>
+          </w:rPr>
+          <w:instrText xml:space="preserve"> PAGEREF _Toc233715394 \h </w:instrText>
+        </w:r>
+        <w:r>
+          <w:rPr>
+            <w:noProof/>
+            <w:webHidden/>
+          </w:rPr>
+        </w:r>
+        <w:r>
+          <w:rPr>
+            <w:noProof/>
+            <w:webHidden/>
+          </w:rPr>
+          <w:fldChar w:fldCharType="separate"/>
+        </w:r>
+        <w:r>
+          <w:rPr>
+            <w:noProof/>
+            <w:webHidden/>
+          </w:rPr>
+          <w:t>11</w:t>
+        </w:r>
+        <w:r>
+          <w:rPr>
+            <w:noProof/>
+            <w:webHidden/>
+          </w:rPr>
+          <w:fldChar w:fldCharType="end"/>
+        </w:r>
+      </w:hyperlink>
+    </w:p>
+    <w:p>
+      <w:pPr>
+        <w:pStyle w:val="Verzeichnis2"/>
+        <w:tabs>
+          <w:tab w:val="left" w:pos="1134"/>
+          <w:tab w:val="right" w:leader="dot" w:pos="9056"/>
+        </w:tabs>
+        <w:rPr>
+          <w:rFonts w:asciiTheme="minorHAnsi" w:eastAsiaTheme="minorEastAsia" w:hAnsiTheme="minorHAnsi"/>
+          <w:noProof/>
+          <w:kern w:val="2"/>
+          <w:sz w:val="24"/>
+          <w:lang w:eastAsia="de-AT"/>
+          <w14:ligatures w14:val="standardContextual"/>
+        </w:rPr>
+      </w:pPr>
+      <w:hyperlink w:anchor="_Toc233715395" w:history="1">
+        <w:r>
+          <w:rPr>
+            <w:rStyle w:val="Hyperlink"/>
+            <w:noProof/>
+          </w:rPr>
+          <w:t>7.1</w:t>
+        </w:r>
+        <w:r>
+          <w:rPr>
+            <w:rFonts w:asciiTheme="minorHAnsi" w:eastAsiaTheme="minorEastAsia" w:hAnsiTheme="minorHAnsi"/>
+            <w:noProof/>
+            <w:kern w:val="2"/>
+            <w:sz w:val="24"/>
+            <w:lang w:eastAsia="de-AT"/>
+            <w14:ligatures w14:val="standardContextual"/>
+          </w:rPr>
+          <w:tab/>
+        </w:r>
+        <w:r>
+          <w:rPr>
+            <w:rStyle w:val="Hyperlink"/>
+            <w:noProof/>
+          </w:rPr>
+          <w:t>WLAN-Betrieb</w:t>
+        </w:r>
+        <w:r>
+          <w:rPr>
+            <w:noProof/>
+            <w:webHidden/>
+          </w:rPr>
+          <w:tab/>
+        </w:r>
+        <w:r>
+          <w:rPr>
+            <w:noProof/>
+            <w:webHidden/>
+          </w:rPr>
+          <w:fldChar w:fldCharType="begin"/>
+        </w:r>
+        <w:r>
+          <w:rPr>
+            <w:noProof/>
+            <w:webHidden/>
+          </w:rPr>
+          <w:instrText xml:space="preserve"> PAGEREF _Toc233715395 \h </w:instrText>
+        </w:r>
+        <w:r>
+          <w:rPr>
+            <w:noProof/>
+            <w:webHidden/>
+          </w:rPr>
+        </w:r>
+        <w:r>
+          <w:rPr>
+            <w:noProof/>
+            <w:webHidden/>
+          </w:rPr>
+          <w:fldChar w:fldCharType="separate"/>
+        </w:r>
+        <w:r>
+          <w:rPr>
+            <w:noProof/>
+            <w:webHidden/>
+          </w:rPr>
+          <w:t>11</w:t>
+        </w:r>
+        <w:r>
+          <w:rPr>
+            <w:noProof/>
+            <w:webHidden/>
+          </w:rPr>
+          <w:fldChar w:fldCharType="end"/>
+        </w:r>
+      </w:hyperlink>
+    </w:p>
+    <w:p>
+      <w:pPr>
+        <w:pStyle w:val="Verzeichnis2"/>
+        <w:tabs>
+          <w:tab w:val="left" w:pos="1134"/>
+          <w:tab w:val="right" w:leader="dot" w:pos="9056"/>
+        </w:tabs>
+        <w:rPr>
+          <w:rFonts w:asciiTheme="minorHAnsi" w:eastAsiaTheme="minorEastAsia" w:hAnsiTheme="minorHAnsi"/>
+          <w:noProof/>
+          <w:kern w:val="2"/>
+          <w:sz w:val="24"/>
+          <w:lang w:eastAsia="de-AT"/>
+          <w14:ligatures w14:val="standardContextual"/>
+        </w:rPr>
+      </w:pPr>
+      <w:hyperlink w:anchor="_Toc233715396" w:history="1">
+        <w:r>
+          <w:rPr>
+            <w:rStyle w:val="Hyperlink"/>
+            <w:noProof/>
+          </w:rPr>
+          <w:t>7.2</w:t>
+        </w:r>
+        <w:r>
+          <w:rPr>
+            <w:rFonts w:asciiTheme="minorHAnsi" w:eastAsiaTheme="minorEastAsia" w:hAnsiTheme="minorHAnsi"/>
+            <w:noProof/>
+            <w:kern w:val="2"/>
+            <w:sz w:val="24"/>
+            <w:lang w:eastAsia="de-AT"/>
+            <w14:ligatures w14:val="standardContextual"/>
+          </w:rPr>
+          <w:tab/>
+        </w:r>
+        <w:r>
+          <w:rPr>
+            <w:rStyle w:val="Hyperlink"/>
+            <w:noProof/>
+          </w:rPr>
+          <w:t>SD-Karten-Betrieb</w:t>
+        </w:r>
+        <w:r>
+          <w:rPr>
+            <w:noProof/>
+            <w:webHidden/>
+          </w:rPr>
+          <w:tab/>
+        </w:r>
+        <w:r>
+          <w:rPr>
+            <w:noProof/>
+            <w:webHidden/>
+          </w:rPr>
+          <w:fldChar w:fldCharType="begin"/>
+        </w:r>
+        <w:r>
+          <w:rPr>
+            <w:noProof/>
+            <w:webHidden/>
+          </w:rPr>
+          <w:instrText xml:space="preserve"> PAGEREF _Toc233715396 \h </w:instrText>
+        </w:r>
+        <w:r>
+          <w:rPr>
+            <w:noProof/>
+            <w:webHidden/>
+          </w:rPr>
+        </w:r>
+        <w:r>
+          <w:rPr>
+            <w:noProof/>
+            <w:webHidden/>
+          </w:rPr>
+          <w:fldChar w:fldCharType="separate"/>
+        </w:r>
+        <w:r>
+          <w:rPr>
+            <w:noProof/>
+            <w:webHidden/>
+          </w:rPr>
+          <w:t>12</w:t>
+        </w:r>
+        <w:r>
+          <w:rPr>
+            <w:noProof/>
+            <w:webHidden/>
+          </w:rPr>
+          <w:fldChar w:fldCharType="end"/>
+        </w:r>
+      </w:hyperlink>
+    </w:p>
+    <w:p>
+      <w:r>
+        <w:rPr>
+          <w:b/>
+          <w:sz w:val="26"/>
+        </w:rPr>
         <w:fldChar w:fldCharType="end"/>
       </w:r>
     </w:p>
@@ -1268,64 +2752,131 @@
       <w:pPr>
         <w:pStyle w:val="dagliederungsebene1"/>
       </w:pPr>
-      <w:bookmarkStart w:id="0" w:name="_Toc212037624"/>
+      <w:bookmarkStart w:id="1" w:name="_Toc233715084"/>
+      <w:bookmarkStart w:id="2" w:name="_Toc233715214"/>
+      <w:bookmarkStart w:id="3" w:name="_Toc233715374"/>
       <w:r>
         <w:lastRenderedPageBreak/>
-        <w:t>Voraussetzungen</w:t>
-      </w:r>
-      <w:bookmarkEnd w:id="0"/>
-    </w:p>
-    <w:p>
-      <w:r>
-        <w:t>Bevor du beginnst, stelle sicher, dass folgende Voraussetzungen erfüllt sind:</w:t>
+        <w:t>Überblick</w:t>
+      </w:r>
+      <w:bookmarkEnd w:id="1"/>
+      <w:bookmarkEnd w:id="2"/>
+      <w:bookmarkEnd w:id="3"/>
+    </w:p>
+    <w:p>
+      <w:pPr>
+        <w:pStyle w:val="dagliederungsebene2"/>
+      </w:pPr>
+      <w:bookmarkStart w:id="4" w:name="_Toc233715085"/>
+      <w:bookmarkStart w:id="5" w:name="_Toc233715215"/>
+      <w:bookmarkStart w:id="6" w:name="_Toc233715375"/>
+      <w:r>
+        <w:t>Variante A: WLAN/MQTT</w:t>
+      </w:r>
+      <w:bookmarkEnd w:id="4"/>
+      <w:bookmarkEnd w:id="5"/>
+      <w:bookmarkEnd w:id="6"/>
+    </w:p>
+    <w:p>
+      <w:r>
+        <w:t xml:space="preserve">Wenn am Standort WLAN verfügbar ist, werden die Messdaten automatisch an die </w:t>
+      </w:r>
+      <w:proofErr w:type="spellStart"/>
+      <w:r>
+        <w:t>OpenSenseMap</w:t>
+      </w:r>
+      <w:proofErr w:type="spellEnd"/>
+      <w:r>
+        <w:t xml:space="preserve"> übertragen.</w:t>
+      </w:r>
+    </w:p>
+    <w:p>
+      <w:pPr>
+        <w:pStyle w:val="dagliederungsebene2"/>
+      </w:pPr>
+      <w:bookmarkStart w:id="7" w:name="_Toc233715086"/>
+      <w:bookmarkStart w:id="8" w:name="_Toc233715216"/>
+      <w:bookmarkStart w:id="9" w:name="_Toc233715376"/>
+      <w:r>
+        <w:t>Variante B: SD-Karte</w:t>
+      </w:r>
+      <w:bookmarkEnd w:id="7"/>
+      <w:bookmarkEnd w:id="8"/>
+      <w:bookmarkEnd w:id="9"/>
+    </w:p>
+    <w:p>
+      <w:r>
+        <w:t>Wenn kein WLAN verfügbar ist, werden die Messdaten lokal auf der SD-Karte gespeichert und später manuell hochgeladen.</w:t>
+      </w:r>
+    </w:p>
+    <w:p>
+      <w:pPr>
+        <w:pStyle w:val="dagliederungsebene2"/>
+      </w:pPr>
+      <w:bookmarkStart w:id="10" w:name="_Toc233715087"/>
+      <w:bookmarkStart w:id="11" w:name="_Toc233715217"/>
+      <w:bookmarkStart w:id="12" w:name="_Toc233715377"/>
+      <w:r>
+        <w:t>Welche Variante soll ich verwenden?</w:t>
+      </w:r>
+      <w:bookmarkEnd w:id="10"/>
+      <w:bookmarkEnd w:id="11"/>
+      <w:bookmarkEnd w:id="12"/>
+    </w:p>
+    <w:p>
+      <w:r>
+        <w:t>Hast du am Standort dauerhaft WLAN?</w:t>
       </w:r>
     </w:p>
     <w:p>
       <w:pPr>
         <w:pStyle w:val="daaufzaehlung"/>
-      </w:pPr>
-      <w:r>
-        <w:t>ESP32 ist vorhanden</w:t>
+        <w:rPr>
+          <w:lang w:val="nl-NL"/>
+        </w:rPr>
+      </w:pPr>
+      <w:r>
+        <w:rPr>
+          <w:lang w:val="nl-NL"/>
+        </w:rPr>
+        <w:t>Ja: Verwende Variante A: WLAN/MQ</w:t>
+      </w:r>
+      <w:r>
+        <w:rPr>
+          <w:lang w:val="nl-NL"/>
+        </w:rPr>
+        <w:t>TT</w:t>
       </w:r>
     </w:p>
     <w:p>
       <w:pPr>
         <w:pStyle w:val="daaufzaehlung"/>
-      </w:pPr>
-      <w:r>
-        <w:t>Sensor</w:t>
-      </w:r>
-      <w:r>
-        <w:t>en</w:t>
-      </w:r>
-      <w:r>
-        <w:t xml:space="preserve"> (BME280</w:t>
-      </w:r>
-      <w:r>
-        <w:t>, CSS811 und PMS3003</w:t>
-      </w:r>
-      <w:r>
-        <w:t>) zur Messung der Daten</w:t>
-      </w:r>
-    </w:p>
-    <w:p>
-      <w:pPr>
-        <w:pStyle w:val="daaufzaehlung"/>
-      </w:pPr>
-      <w:r>
-        <w:t xml:space="preserve">WLAN steht für den Betrieb von </w:t>
-      </w:r>
+        <w:rPr>
+          <w:lang w:val="nl-NL"/>
+        </w:rPr>
+      </w:pPr>
       <w:proofErr w:type="spellStart"/>
       <w:r>
         <w:rPr>
-          <w:i/>
+          <w:lang w:val="nl-NL"/>
         </w:rPr>
-        <w:t>TheODOR</w:t>
+        <w:t>Nein</w:t>
       </w:r>
       <w:proofErr w:type="spellEnd"/>
       <w:r>
-        <w:t xml:space="preserve"> zur Verfügung</w:t>
-      </w:r>
+        <w:rPr>
+          <w:lang w:val="nl-NL"/>
+        </w:rPr>
+        <w:t>: Verwende Variante B: SD-</w:t>
+      </w:r>
+      <w:proofErr w:type="spellStart"/>
+      <w:r>
+        <w:rPr>
+          <w:lang w:val="nl-NL"/>
+        </w:rPr>
+        <w:t>Karte</w:t>
+      </w:r>
+      <w:proofErr w:type="spellEnd"/>
     </w:p>
     <w:p>
       <w:pPr>
@@ -1334,20 +2885,54 @@
           <w:ilvl w:val="0"/>
           <w:numId w:val="0"/>
         </w:numPr>
-        <w:ind w:left="284"/>
+        <w:rPr>
+          <w:lang w:val="nl-NL"/>
+        </w:rPr>
+      </w:pPr>
+    </w:p>
+    <w:p>
+      <w:pPr>
+        <w:pStyle w:val="dagliederungsebene1"/>
+      </w:pPr>
+      <w:bookmarkStart w:id="13" w:name="_Toc233715088"/>
+      <w:bookmarkStart w:id="14" w:name="_Toc233715218"/>
+      <w:bookmarkStart w:id="15" w:name="_Toc233715378"/>
+      <w:r>
+        <w:t>Voraussetzungen</w:t>
+      </w:r>
+      <w:bookmarkEnd w:id="13"/>
+      <w:bookmarkEnd w:id="14"/>
+      <w:bookmarkEnd w:id="15"/>
+    </w:p>
+    <w:p>
+      <w:r>
+        <w:t>Bevor du beginnst, stelle sicher, dass folgende Voraussetzungen erfüllt sind:</w:t>
+      </w:r>
+    </w:p>
+    <w:p>
+      <w:pPr>
+        <w:pStyle w:val="daaufzaehlung"/>
+      </w:pPr>
+      <w:r>
+        <w:t>ESP32 ist vorhanden</w:t>
+      </w:r>
+    </w:p>
+    <w:p>
+      <w:pPr>
+        <w:pStyle w:val="daaufzaehlung"/>
       </w:pPr>
       <w:r>
         <w:rPr>
           <w:noProof/>
         </w:rPr>
         <w:drawing>
-          <wp:anchor distT="0" distB="0" distL="114300" distR="114300" simplePos="0" relativeHeight="251675648" behindDoc="1" locked="0" layoutInCell="1" allowOverlap="1" wp14:anchorId="5683857D" wp14:editId="2ABA1145">
+          <wp:anchor distT="0" distB="0" distL="114300" distR="114300" simplePos="0" relativeHeight="251675648" behindDoc="1" locked="0" layoutInCell="1" allowOverlap="1" wp14:anchorId="5683857D" wp14:editId="61ACBC9C">
             <wp:simplePos x="0" y="0"/>
             <wp:positionH relativeFrom="column">
-              <wp:posOffset>3248660</wp:posOffset>
+              <wp:posOffset>4128555</wp:posOffset>
             </wp:positionH>
             <wp:positionV relativeFrom="paragraph">
-              <wp:posOffset>80645</wp:posOffset>
+              <wp:posOffset>11634</wp:posOffset>
             </wp:positionV>
             <wp:extent cx="1330247" cy="907577"/>
             <wp:effectExtent l="0" t="0" r="3810" b="6985"/>
@@ -1410,6 +2995,21 @@
           </wp:anchor>
         </w:drawing>
       </w:r>
+      <w:r>
+        <w:t>Sensor</w:t>
+      </w:r>
+      <w:r>
+        <w:t>en</w:t>
+      </w:r>
+      <w:r>
+        <w:t xml:space="preserve"> (BME280</w:t>
+      </w:r>
+      <w:r>
+        <w:t>, CSS811 und PMS3003</w:t>
+      </w:r>
+      <w:r>
+        <w:t>) zur Messung der Daten</w:t>
+      </w:r>
     </w:p>
     <w:p>
       <w:pPr>
@@ -1443,93 +3043,1198 @@
     </w:p>
     <w:p>
       <w:pPr>
-        <w:pStyle w:val="dagliederungsebene1"/>
-      </w:pPr>
-      <w:bookmarkStart w:id="1" w:name="_Toc212037625"/>
-      <w:r>
-        <w:t>Vorbereitungen</w:t>
-      </w:r>
-      <w:bookmarkEnd w:id="1"/>
-    </w:p>
-    <w:p>
-      <w:pPr>
         <w:pStyle w:val="dagliederungsebene2"/>
       </w:pPr>
-      <w:r>
-        <w:t>Herunterladen des Codes</w:t>
-      </w:r>
-    </w:p>
-    <w:p>
-      <w:pPr>
-        <w:pStyle w:val="dagliederungsebene1"/>
+      <w:bookmarkStart w:id="16" w:name="_Toc233715089"/>
+      <w:bookmarkStart w:id="17" w:name="_Toc233715219"/>
+      <w:bookmarkStart w:id="18" w:name="_Toc233715379"/>
+      <w:r>
+        <w:t>Zusätzlich für WLAN/MQTT</w:t>
+      </w:r>
+      <w:bookmarkEnd w:id="16"/>
+      <w:bookmarkEnd w:id="17"/>
+      <w:bookmarkEnd w:id="18"/>
+    </w:p>
+    <w:p>
+      <w:pPr>
+        <w:pStyle w:val="daaufzaehlung"/>
+      </w:pPr>
+      <w:r>
+        <w:t>WLAN</w:t>
+      </w:r>
+      <w:r>
+        <w:t xml:space="preserve"> steht für den Betrieb von </w:t>
+      </w:r>
+      <w:proofErr w:type="spellStart"/>
+      <w:r>
+        <w:t>TheODOR</w:t>
+      </w:r>
+      <w:proofErr w:type="spellEnd"/>
+      <w:r>
+        <w:t xml:space="preserve"> zur Verfügung</w:t>
+      </w:r>
+    </w:p>
+    <w:p>
+      <w:pPr>
+        <w:pStyle w:val="dagliederungsebene2"/>
+      </w:pPr>
+      <w:bookmarkStart w:id="19" w:name="_Toc233715090"/>
+      <w:bookmarkStart w:id="20" w:name="_Toc233715220"/>
+      <w:bookmarkStart w:id="21" w:name="_Toc233715380"/>
+      <w:r>
+        <w:t>Zusätzlich für SD-Karte</w:t>
+      </w:r>
+      <w:bookmarkEnd w:id="19"/>
+      <w:bookmarkEnd w:id="20"/>
+      <w:bookmarkEnd w:id="21"/>
+    </w:p>
+    <w:p>
+      <w:pPr>
+        <w:pStyle w:val="daaufzaehlung"/>
+      </w:pPr>
+      <w:r>
+        <w:t>SD-Karten-Leser</w:t>
+      </w:r>
+    </w:p>
+    <w:p>
+      <w:pPr>
+        <w:pStyle w:val="daaufzaehlung"/>
+      </w:pPr>
+      <w:r>
+        <w:t>Rea</w:t>
+      </w:r>
+      <w:r>
+        <w:t>l-</w:t>
+      </w:r>
+      <w:r>
+        <w:t>Time</w:t>
+      </w:r>
+      <w:r>
+        <w:t>-</w:t>
+      </w:r>
+      <w:r>
+        <w:t>Clock (DS3231)</w:t>
+      </w:r>
+    </w:p>
+    <w:p>
+      <w:pPr>
+        <w:pStyle w:val="daaufzaehlung"/>
         <w:numPr>
           <w:ilvl w:val="0"/>
           <w:numId w:val="0"/>
         </w:numPr>
-        <w:rPr>
-          <w:b w:val="0"/>
-          <w:sz w:val="22"/>
-        </w:rPr>
-      </w:pPr>
-      <w:hyperlink r:id="rId16" w:history="1">
-        <w:r>
-          <w:rPr>
-            <w:rStyle w:val="Hyperlink"/>
-            <w:b w:val="0"/>
-            <w:sz w:val="22"/>
-          </w:rPr>
-          <w:t>https://github.com/jularious03/theodor_advanced</w:t>
-        </w:r>
-      </w:hyperlink>
-    </w:p>
-    <w:p>
-      <w:pPr>
-        <w:pStyle w:val="dagliederungsebene1"/>
+        <w:ind w:left="284" w:hanging="284"/>
+      </w:pPr>
+    </w:p>
+    <w:p>
+      <w:pPr>
+        <w:pStyle w:val="daaufzaehlung"/>
         <w:numPr>
           <w:ilvl w:val="0"/>
           <w:numId w:val="0"/>
         </w:numPr>
+        <w:ind w:left="284" w:hanging="284"/>
+      </w:pPr>
+    </w:p>
+    <w:p>
+      <w:pPr>
+        <w:pStyle w:val="dagliederungsebene1"/>
+      </w:pPr>
+      <w:bookmarkStart w:id="22" w:name="_Toc233715091"/>
+      <w:bookmarkStart w:id="23" w:name="_Toc233715221"/>
+      <w:bookmarkStart w:id="24" w:name="_Toc233715381"/>
+      <w:r>
+        <w:lastRenderedPageBreak/>
+        <w:t>Vorbereitungen</w:t>
+      </w:r>
+      <w:bookmarkEnd w:id="22"/>
+      <w:bookmarkEnd w:id="23"/>
+      <w:bookmarkEnd w:id="24"/>
+    </w:p>
+    <w:p>
+      <w:pPr>
+        <w:pStyle w:val="dagliederungsebene2"/>
+      </w:pPr>
+      <w:bookmarkStart w:id="25" w:name="_Toc233715092"/>
+      <w:bookmarkStart w:id="26" w:name="_Toc233715222"/>
+      <w:bookmarkStart w:id="27" w:name="_Toc233715382"/>
+      <w:r>
+        <w:t xml:space="preserve">Installation Arduino </w:t>
+      </w:r>
+      <w:r>
+        <w:t>IDE</w:t>
+      </w:r>
+      <w:bookmarkEnd w:id="25"/>
+      <w:bookmarkEnd w:id="26"/>
+      <w:bookmarkEnd w:id="27"/>
+    </w:p>
+    <w:p>
+      <w:pPr>
+        <w:jc w:val="left"/>
+      </w:pPr>
+      <w:r>
+        <w:t>Öffne die offizielle Arduino-Website:</w:t>
+      </w:r>
+      <w:r>
+        <w:br/>
+      </w:r>
+      <w:hyperlink r:id="rId16" w:history="1">
+        <w:r>
+          <w:rPr>
+            <w:rStyle w:val="Hyperlink"/>
+          </w:rPr>
+          <w:t>https://www.arduino.cc/en/software/</w:t>
+        </w:r>
+      </w:hyperlink>
+    </w:p>
+    <w:p>
+      <w:r>
+        <w:t xml:space="preserve">Lade die aktuelle Version der Arduino </w:t>
+      </w:r>
+      <w:r>
+        <w:t>IDE</w:t>
+      </w:r>
+      <w:r>
+        <w:t xml:space="preserve"> (z.B. Version 2.3.6) herunter.</w:t>
+      </w:r>
+    </w:p>
+    <w:p>
+      <w:r>
         <w:rPr>
-          <w:b w:val="0"/>
-          <w:sz w:val="22"/>
+          <w:noProof/>
         </w:rPr>
-      </w:pPr>
+        <mc:AlternateContent>
+          <mc:Choice Requires="wps">
+            <w:drawing>
+              <wp:anchor distT="0" distB="0" distL="114300" distR="114300" simplePos="0" relativeHeight="251672576" behindDoc="0" locked="0" layoutInCell="1" allowOverlap="1" wp14:anchorId="5FA6B5A6" wp14:editId="0DC93A40">
+                <wp:simplePos x="0" y="0"/>
+                <wp:positionH relativeFrom="column">
+                  <wp:posOffset>2611527</wp:posOffset>
+                </wp:positionH>
+                <wp:positionV relativeFrom="paragraph">
+                  <wp:posOffset>840613</wp:posOffset>
+                </wp:positionV>
+                <wp:extent cx="506538" cy="180618"/>
+                <wp:effectExtent l="0" t="0" r="27305" b="10160"/>
+                <wp:wrapNone/>
+                <wp:docPr id="1403807489" name="Ellipse 1"/>
+                <wp:cNvGraphicFramePr/>
+                <a:graphic xmlns:a="http://schemas.openxmlformats.org/drawingml/2006/main">
+                  <a:graphicData uri="http://schemas.microsoft.com/office/word/2010/wordprocessingShape">
+                    <wps:wsp>
+                      <wps:cNvSpPr/>
+                      <wps:spPr>
+                        <a:xfrm>
+                          <a:off x="0" y="0"/>
+                          <a:ext cx="506538" cy="180618"/>
+                        </a:xfrm>
+                        <a:prstGeom prst="ellipse">
+                          <a:avLst/>
+                        </a:prstGeom>
+                        <a:noFill/>
+                        <a:ln>
+                          <a:solidFill>
+                            <a:srgbClr val="EE0000"/>
+                          </a:solidFill>
+                        </a:ln>
+                      </wps:spPr>
+                      <wps:style>
+                        <a:lnRef idx="2">
+                          <a:schemeClr val="accent1">
+                            <a:shade val="15000"/>
+                          </a:schemeClr>
+                        </a:lnRef>
+                        <a:fillRef idx="1">
+                          <a:schemeClr val="accent1"/>
+                        </a:fillRef>
+                        <a:effectRef idx="0">
+                          <a:schemeClr val="accent1"/>
+                        </a:effectRef>
+                        <a:fontRef idx="minor">
+                          <a:schemeClr val="lt1"/>
+                        </a:fontRef>
+                      </wps:style>
+                      <wps:bodyPr rot="0" spcFirstLastPara="0" vertOverflow="overflow" horzOverflow="overflow" vert="horz" wrap="square" lIns="91440" tIns="45720" rIns="91440" bIns="45720" numCol="1" spcCol="0" rtlCol="0" fromWordArt="0" anchor="ctr" anchorCtr="0" forceAA="0" compatLnSpc="1">
+                        <a:prstTxWarp prst="textNoShape">
+                          <a:avLst/>
+                        </a:prstTxWarp>
+                        <a:noAutofit/>
+                      </wps:bodyPr>
+                    </wps:wsp>
+                  </a:graphicData>
+                </a:graphic>
+                <wp14:sizeRelH relativeFrom="margin">
+                  <wp14:pctWidth>0</wp14:pctWidth>
+                </wp14:sizeRelH>
+                <wp14:sizeRelV relativeFrom="margin">
+                  <wp14:pctHeight>0</wp14:pctHeight>
+                </wp14:sizeRelV>
+              </wp:anchor>
+            </w:drawing>
+          </mc:Choice>
+          <mc:Fallback>
+            <w:pict>
+              <v:oval w14:anchorId="0CA3ED2B" id="Ellipse 1" o:spid="_x0000_s1026" style="position:absolute;margin-left:205.65pt;margin-top:66.2pt;width:39.9pt;height:14.2pt;z-index:251672576;visibility:visible;mso-wrap-style:square;mso-width-percent:0;mso-height-percent:0;mso-wrap-distance-left:9pt;mso-wrap-distance-top:0;mso-wrap-distance-right:9pt;mso-wrap-distance-bottom:0;mso-position-horizontal:absolute;mso-position-horizontal-relative:text;mso-position-vertical:absolute;mso-position-vertical-relative:text;mso-width-percent:0;mso-height-percent:0;mso-width-relative:margin;mso-height-relative:margin;v-text-anchor:middle" o:gfxdata="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" filled="f" strokecolor="#e00" strokeweight="1pt">
+                <v:stroke joinstyle="miter"/>
+              </v:oval>
+            </w:pict>
+          </mc:Fallback>
+        </mc:AlternateContent>
+      </w:r>
       <w:r>
         <w:rPr>
-          <w:b w:val="0"/>
-          <w:sz w:val="22"/>
+          <w:noProof/>
         </w:rPr>
-        <w:t>Lade von GitHub den Sketch herunter und entpacke den Ordner.</w:t>
-      </w:r>
-    </w:p>
-    <w:p>
-      <w:pPr>
-        <w:pStyle w:val="dagliederungsebene1"/>
+        <w:drawing>
+          <wp:inline distT="0" distB="0" distL="0" distR="0" wp14:anchorId="44B5A965" wp14:editId="4EDA1034">
+            <wp:extent cx="3226004" cy="1840941"/>
+            <wp:effectExtent l="0" t="0" r="0" b="6985"/>
+            <wp:docPr id="1156040899" name="Grafik 1" descr="Ein Bild, das Text, Elektronik, Screenshot, Software enthält.&#10;&#10;KI-generierte Inhalte können fehlerhaft sein."/>
+            <wp:cNvGraphicFramePr>
+              <a:graphicFrameLocks xmlns:a="http://schemas.openxmlformats.org/drawingml/2006/main" noChangeAspect="1"/>
+            </wp:cNvGraphicFramePr>
+            <a:graphic xmlns:a="http://schemas.openxmlformats.org/drawingml/2006/main">
+              <a:graphicData uri="http://schemas.openxmlformats.org/drawingml/2006/picture">
+                <pic:pic xmlns:pic="http://schemas.openxmlformats.org/drawingml/2006/picture">
+                  <pic:nvPicPr>
+                    <pic:cNvPr id="1156040899" name="Grafik 1" descr="Ein Bild, das Text, Elektronik, Screenshot, Software enthält.&#10;&#10;KI-generierte Inhalte können fehlerhaft sein."/>
+                    <pic:cNvPicPr/>
+                  </pic:nvPicPr>
+                  <pic:blipFill>
+                    <a:blip r:embed="rId17"/>
+                    <a:stretch>
+                      <a:fillRect/>
+                    </a:stretch>
+                  </pic:blipFill>
+                  <pic:spPr>
+                    <a:xfrm>
+                      <a:off x="0" y="0"/>
+                      <a:ext cx="3318727" cy="1893854"/>
+                    </a:xfrm>
+                    <a:prstGeom prst="rect">
+                      <a:avLst/>
+                    </a:prstGeom>
+                  </pic:spPr>
+                </pic:pic>
+              </a:graphicData>
+            </a:graphic>
+          </wp:inline>
+        </w:drawing>
+      </w:r>
+    </w:p>
+    <w:p>
+      <w:r>
+        <w:t>Dann installiere die Software gemäß den Anweisungen:</w:t>
+      </w:r>
+    </w:p>
+    <w:p>
+      <w:pPr>
+        <w:pStyle w:val="daaufzaehlung"/>
+      </w:pPr>
+      <w:r>
+        <w:t>Akzeptiere das Lizenzabkommen</w:t>
+      </w:r>
+      <w:r>
+        <w:br/>
+      </w:r>
+      <w:r>
+        <w:rPr>
+          <w:noProof/>
+        </w:rPr>
+        <w:drawing>
+          <wp:inline distT="0" distB="0" distL="0" distR="0" wp14:anchorId="18152F01" wp14:editId="7FB8FB5F">
+            <wp:extent cx="2599727" cy="2009955"/>
+            <wp:effectExtent l="0" t="0" r="0" b="9525"/>
+            <wp:docPr id="647567075" name="Grafik 1" descr="Ein Bild, das Text, Elektronik, Screenshot, Software enthält.&#10;&#10;KI-generierte Inhalte können fehlerhaft sein."/>
+            <wp:cNvGraphicFramePr>
+              <a:graphicFrameLocks xmlns:a="http://schemas.openxmlformats.org/drawingml/2006/main" noChangeAspect="1"/>
+            </wp:cNvGraphicFramePr>
+            <a:graphic xmlns:a="http://schemas.openxmlformats.org/drawingml/2006/main">
+              <a:graphicData uri="http://schemas.openxmlformats.org/drawingml/2006/picture">
+                <pic:pic xmlns:pic="http://schemas.openxmlformats.org/drawingml/2006/picture">
+                  <pic:nvPicPr>
+                    <pic:cNvPr id="841733103" name="Grafik 1" descr="Ein Bild, das Text, Elektronik, Screenshot, Software enthält.&#10;&#10;KI-generierte Inhalte können fehlerhaft sein."/>
+                    <pic:cNvPicPr/>
+                  </pic:nvPicPr>
+                  <pic:blipFill rotWithShape="1">
+                    <a:blip r:embed="rId18"/>
+                    <a:srcRect l="4377" t="2198" r="2869" b="4157"/>
+                    <a:stretch>
+                      <a:fillRect/>
+                    </a:stretch>
+                  </pic:blipFill>
+                  <pic:spPr bwMode="auto">
+                    <a:xfrm>
+                      <a:off x="0" y="0"/>
+                      <a:ext cx="2607744" cy="2016154"/>
+                    </a:xfrm>
+                    <a:prstGeom prst="rect">
+                      <a:avLst/>
+                    </a:prstGeom>
+                    <a:ln>
+                      <a:noFill/>
+                    </a:ln>
+                    <a:extLst>
+                      <a:ext uri="{53640926-AAD7-44D8-BBD7-CCE9431645EC}">
+                        <a14:shadowObscured xmlns:a14="http://schemas.microsoft.com/office/drawing/2010/main"/>
+                      </a:ext>
+                    </a:extLst>
+                  </pic:spPr>
+                </pic:pic>
+              </a:graphicData>
+            </a:graphic>
+          </wp:inline>
+        </w:drawing>
+      </w:r>
+    </w:p>
+    <w:p>
+      <w:pPr>
+        <w:pStyle w:val="daaufzaehlung"/>
+      </w:pPr>
+      <w:r>
+        <w:lastRenderedPageBreak/>
+        <w:t xml:space="preserve">Entscheide ob die Arduino </w:t>
+      </w:r>
+      <w:r>
+        <w:t>IDE</w:t>
+      </w:r>
+      <w:r>
+        <w:t xml:space="preserve"> nur auf dem aktuellen Benutzer oder auf allen installiert werden soll.</w:t>
+      </w:r>
+      <w:r>
+        <w:br/>
+      </w:r>
+      <w:r>
+        <w:rPr>
+          <w:noProof/>
+        </w:rPr>
+        <w:drawing>
+          <wp:inline distT="0" distB="0" distL="0" distR="0" wp14:anchorId="284806B1" wp14:editId="6E35703E">
+            <wp:extent cx="2602783" cy="2018582"/>
+            <wp:effectExtent l="0" t="0" r="7620" b="1270"/>
+            <wp:docPr id="1335078397" name="Grafik 1" descr="Ein Bild, das Text, Elektronik, Screenshot, Software enthält.&#10;&#10;KI-generierte Inhalte können fehlerhaft sein."/>
+            <wp:cNvGraphicFramePr>
+              <a:graphicFrameLocks xmlns:a="http://schemas.openxmlformats.org/drawingml/2006/main" noChangeAspect="1"/>
+            </wp:cNvGraphicFramePr>
+            <a:graphic xmlns:a="http://schemas.openxmlformats.org/drawingml/2006/main">
+              <a:graphicData uri="http://schemas.openxmlformats.org/drawingml/2006/picture">
+                <pic:pic xmlns:pic="http://schemas.openxmlformats.org/drawingml/2006/picture">
+                  <pic:nvPicPr>
+                    <pic:cNvPr id="1589828163" name="Grafik 1" descr="Ein Bild, das Text, Elektronik, Screenshot, Software enthält.&#10;&#10;KI-generierte Inhalte können fehlerhaft sein."/>
+                    <pic:cNvPicPr/>
+                  </pic:nvPicPr>
+                  <pic:blipFill rotWithShape="1">
+                    <a:blip r:embed="rId19"/>
+                    <a:srcRect l="2593" t="1345" r="2693" b="3382"/>
+                    <a:stretch>
+                      <a:fillRect/>
+                    </a:stretch>
+                  </pic:blipFill>
+                  <pic:spPr bwMode="auto">
+                    <a:xfrm>
+                      <a:off x="0" y="0"/>
+                      <a:ext cx="2617290" cy="2029833"/>
+                    </a:xfrm>
+                    <a:prstGeom prst="rect">
+                      <a:avLst/>
+                    </a:prstGeom>
+                    <a:ln>
+                      <a:noFill/>
+                    </a:ln>
+                    <a:extLst>
+                      <a:ext uri="{53640926-AAD7-44D8-BBD7-CCE9431645EC}">
+                        <a14:shadowObscured xmlns:a14="http://schemas.microsoft.com/office/drawing/2010/main"/>
+                      </a:ext>
+                    </a:extLst>
+                  </pic:spPr>
+                </pic:pic>
+              </a:graphicData>
+            </a:graphic>
+          </wp:inline>
+        </w:drawing>
+      </w:r>
+    </w:p>
+    <w:p>
+      <w:pPr>
+        <w:pStyle w:val="daaufzaehlung"/>
+      </w:pPr>
+      <w:r>
+        <w:t>Lasse den Dateipfad unverändert und warte kurz bis es fertig installiert ist.</w:t>
+      </w:r>
+      <w:r>
+        <w:br/>
+      </w:r>
+      <w:r>
+        <w:rPr>
+          <w:noProof/>
+        </w:rPr>
+        <w:drawing>
+          <wp:inline distT="0" distB="0" distL="0" distR="0" wp14:anchorId="19DB91F5" wp14:editId="177B312F">
+            <wp:extent cx="2387666" cy="1863306"/>
+            <wp:effectExtent l="0" t="0" r="0" b="3810"/>
+            <wp:docPr id="1901765915" name="Grafik 1" descr="Ein Bild, das Text, Elektronik, Screenshot, Software enthält.&#10;&#10;KI-generierte Inhalte können fehlerhaft sein."/>
+            <wp:cNvGraphicFramePr>
+              <a:graphicFrameLocks xmlns:a="http://schemas.openxmlformats.org/drawingml/2006/main" noChangeAspect="1"/>
+            </wp:cNvGraphicFramePr>
+            <a:graphic xmlns:a="http://schemas.openxmlformats.org/drawingml/2006/main">
+              <a:graphicData uri="http://schemas.openxmlformats.org/drawingml/2006/picture">
+                <pic:pic xmlns:pic="http://schemas.openxmlformats.org/drawingml/2006/picture">
+                  <pic:nvPicPr>
+                    <pic:cNvPr id="708369642" name="Grafik 1" descr="Ein Bild, das Text, Elektronik, Screenshot, Software enthält.&#10;&#10;KI-generierte Inhalte können fehlerhaft sein."/>
+                    <pic:cNvPicPr/>
+                  </pic:nvPicPr>
+                  <pic:blipFill rotWithShape="1">
+                    <a:blip r:embed="rId20"/>
+                    <a:srcRect l="363"/>
+                    <a:stretch>
+                      <a:fillRect/>
+                    </a:stretch>
+                  </pic:blipFill>
+                  <pic:spPr bwMode="auto">
+                    <a:xfrm>
+                      <a:off x="0" y="0"/>
+                      <a:ext cx="2417787" cy="1886812"/>
+                    </a:xfrm>
+                    <a:prstGeom prst="rect">
+                      <a:avLst/>
+                    </a:prstGeom>
+                    <a:ln>
+                      <a:noFill/>
+                    </a:ln>
+                    <a:extLst>
+                      <a:ext uri="{53640926-AAD7-44D8-BBD7-CCE9431645EC}">
+                        <a14:shadowObscured xmlns:a14="http://schemas.microsoft.com/office/drawing/2010/main"/>
+                      </a:ext>
+                    </a:extLst>
+                  </pic:spPr>
+                </pic:pic>
+              </a:graphicData>
+            </a:graphic>
+          </wp:inline>
+        </w:drawing>
+      </w:r>
+      <w:r>
+        <w:t xml:space="preserve"> </w:t>
+      </w:r>
+      <w:r>
+        <w:rPr>
+          <w:noProof/>
+        </w:rPr>
+        <w:drawing>
+          <wp:inline distT="0" distB="0" distL="0" distR="0" wp14:anchorId="355220C2" wp14:editId="2ABF722B">
+            <wp:extent cx="2413611" cy="1863306"/>
+            <wp:effectExtent l="0" t="0" r="6350" b="3810"/>
+            <wp:docPr id="1821339873" name="Grafik 1" descr="Ein Bild, das Text, Screenshot, Software, Computersymbol enthält.&#10;&#10;KI-generierte Inhalte können fehlerhaft sein."/>
+            <wp:cNvGraphicFramePr>
+              <a:graphicFrameLocks xmlns:a="http://schemas.openxmlformats.org/drawingml/2006/main" noChangeAspect="1"/>
+            </wp:cNvGraphicFramePr>
+            <a:graphic xmlns:a="http://schemas.openxmlformats.org/drawingml/2006/main">
+              <a:graphicData uri="http://schemas.openxmlformats.org/drawingml/2006/picture">
+                <pic:pic xmlns:pic="http://schemas.openxmlformats.org/drawingml/2006/picture">
+                  <pic:nvPicPr>
+                    <pic:cNvPr id="1821320688" name="Grafik 1" descr="Ein Bild, das Text, Screenshot, Software, Computersymbol enthält.&#10;&#10;KI-generierte Inhalte können fehlerhaft sein."/>
+                    <pic:cNvPicPr/>
+                  </pic:nvPicPr>
+                  <pic:blipFill>
+                    <a:blip r:embed="rId21"/>
+                    <a:stretch>
+                      <a:fillRect/>
+                    </a:stretch>
+                  </pic:blipFill>
+                  <pic:spPr>
+                    <a:xfrm>
+                      <a:off x="0" y="0"/>
+                      <a:ext cx="2453330" cy="1893969"/>
+                    </a:xfrm>
+                    <a:prstGeom prst="rect">
+                      <a:avLst/>
+                    </a:prstGeom>
+                  </pic:spPr>
+                </pic:pic>
+              </a:graphicData>
+            </a:graphic>
+          </wp:inline>
+        </w:drawing>
+      </w:r>
+    </w:p>
+    <w:p>
+      <w:pPr>
+        <w:pStyle w:val="dagliederungsebene2"/>
+      </w:pPr>
+      <w:bookmarkStart w:id="28" w:name="_Toc233715093"/>
+      <w:bookmarkStart w:id="29" w:name="_Toc233715223"/>
+      <w:bookmarkStart w:id="30" w:name="_Toc233715383"/>
+      <w:r>
+        <w:t>Installation des ESP32-Board</w:t>
+      </w:r>
+      <w:bookmarkEnd w:id="28"/>
+      <w:bookmarkEnd w:id="29"/>
+      <w:bookmarkEnd w:id="30"/>
+      <w:r>
+        <w:t>s</w:t>
+      </w:r>
+    </w:p>
+    <w:p>
+      <w:pPr>
+        <w:pStyle w:val="daaufzaehlung"/>
+      </w:pPr>
+      <w:r>
+        <w:t xml:space="preserve">Gehe zu </w:t>
+      </w:r>
+      <w:r>
+        <w:rPr>
+          <w:b/>
+        </w:rPr>
+        <w:t>Datei</w:t>
+      </w:r>
+      <w:r>
+        <w:t xml:space="preserve"> </w:t>
+      </w:r>
+      <w:r>
+        <w:sym w:font="Wingdings" w:char="F0E0"/>
+      </w:r>
+      <w:r>
+        <w:t xml:space="preserve"> </w:t>
+      </w:r>
+      <w:r>
+        <w:rPr>
+          <w:b/>
+        </w:rPr>
+        <w:t>Einstellungen</w:t>
+      </w:r>
+    </w:p>
+    <w:p>
+      <w:pPr>
+        <w:pStyle w:val="daaufzaehlung"/>
+      </w:pPr>
+      <w:r>
+        <w:t>Füge im Feld „</w:t>
+      </w:r>
+      <w:r>
+        <w:rPr>
+          <w:i/>
+        </w:rPr>
+        <w:t xml:space="preserve">Zusätzliche </w:t>
+      </w:r>
+      <w:proofErr w:type="spellStart"/>
+      <w:r>
+        <w:rPr>
+          <w:i/>
+        </w:rPr>
+        <w:t>Boardverwalter</w:t>
+      </w:r>
+      <w:proofErr w:type="spellEnd"/>
+      <w:r>
+        <w:rPr>
+          <w:i/>
+        </w:rPr>
+        <w:t>-URLs</w:t>
+      </w:r>
+      <w:r>
+        <w:t>“ Folgendes ein:</w:t>
+      </w:r>
+      <w:r>
+        <w:br/>
+      </w:r>
+      <w:hyperlink r:id="rId22" w:history="1">
+        <w:r>
+          <w:rPr>
+            <w:rStyle w:val="Hyperlink"/>
+          </w:rPr>
+          <w:t>https://espressif.github.io/arduino-esp32/package_esp32_index.json</w:t>
+        </w:r>
+      </w:hyperlink>
+      <w:r>
+        <w:br/>
+      </w:r>
+      <w:r>
+        <w:rPr>
+          <w:noProof/>
+        </w:rPr>
+        <w:drawing>
+          <wp:inline distT="0" distB="0" distL="0" distR="0" wp14:anchorId="14DCB3C8" wp14:editId="4F60DF5E">
+            <wp:extent cx="2889250" cy="1919652"/>
+            <wp:effectExtent l="0" t="0" r="6350" b="4445"/>
+            <wp:docPr id="1465670040" name="Grafik 1" descr="Ein Bild, das Text, Screenshot, Software, Webseite enthält.&#10;&#10;KI-generierte Inhalte können fehlerhaft sein."/>
+            <wp:cNvGraphicFramePr>
+              <a:graphicFrameLocks xmlns:a="http://schemas.openxmlformats.org/drawingml/2006/main" noChangeAspect="1"/>
+            </wp:cNvGraphicFramePr>
+            <a:graphic xmlns:a="http://schemas.openxmlformats.org/drawingml/2006/main">
+              <a:graphicData uri="http://schemas.openxmlformats.org/drawingml/2006/picture">
+                <pic:pic xmlns:pic="http://schemas.openxmlformats.org/drawingml/2006/picture">
+                  <pic:nvPicPr>
+                    <pic:cNvPr id="1465670040" name="Grafik 1" descr="Ein Bild, das Text, Screenshot, Software, Webseite enthält.&#10;&#10;KI-generierte Inhalte können fehlerhaft sein."/>
+                    <pic:cNvPicPr/>
+                  </pic:nvPicPr>
+                  <pic:blipFill rotWithShape="1">
+                    <a:blip r:embed="rId23"/>
+                    <a:srcRect l="967" t="1853"/>
+                    <a:stretch>
+                      <a:fillRect/>
+                    </a:stretch>
+                  </pic:blipFill>
+                  <pic:spPr bwMode="auto">
+                    <a:xfrm>
+                      <a:off x="0" y="0"/>
+                      <a:ext cx="2911971" cy="1934748"/>
+                    </a:xfrm>
+                    <a:prstGeom prst="rect">
+                      <a:avLst/>
+                    </a:prstGeom>
+                    <a:ln>
+                      <a:noFill/>
+                    </a:ln>
+                    <a:extLst>
+                      <a:ext uri="{53640926-AAD7-44D8-BBD7-CCE9431645EC}">
+                        <a14:shadowObscured xmlns:a14="http://schemas.microsoft.com/office/drawing/2010/main"/>
+                      </a:ext>
+                    </a:extLst>
+                  </pic:spPr>
+                </pic:pic>
+              </a:graphicData>
+            </a:graphic>
+          </wp:inline>
+        </w:drawing>
+      </w:r>
+      <w:r>
+        <w:br/>
+        <w:t>(Wenn dort schon etwas steht, kannst du mehrere URLs mit Komma trennen.)</w:t>
+      </w:r>
+    </w:p>
+    <w:p>
+      <w:pPr>
+        <w:pStyle w:val="daaufzaehlung"/>
+      </w:pPr>
+      <w:r>
+        <w:t xml:space="preserve">Öffne jetzt </w:t>
+      </w:r>
+      <w:r>
+        <w:rPr>
+          <w:b/>
+        </w:rPr>
+        <w:t>Werkzeuge</w:t>
+      </w:r>
+      <w:r>
+        <w:t xml:space="preserve"> </w:t>
+      </w:r>
+      <w:r>
+        <w:sym w:font="Wingdings" w:char="F0E0"/>
+      </w:r>
+      <w:r>
+        <w:t xml:space="preserve"> </w:t>
+      </w:r>
+      <w:r>
+        <w:rPr>
+          <w:b/>
+        </w:rPr>
+        <w:t>Board</w:t>
+      </w:r>
+      <w:r>
+        <w:t xml:space="preserve"> </w:t>
+      </w:r>
+      <w:r>
+        <w:sym w:font="Wingdings" w:char="F0E0"/>
+      </w:r>
+      <w:r>
+        <w:t xml:space="preserve"> </w:t>
+      </w:r>
+      <w:proofErr w:type="spellStart"/>
+      <w:r>
+        <w:rPr>
+          <w:b/>
+        </w:rPr>
+        <w:t>Boardverwalter</w:t>
+      </w:r>
+      <w:proofErr w:type="spellEnd"/>
+    </w:p>
+    <w:p>
+      <w:pPr>
+        <w:pStyle w:val="daaufzaehlung"/>
+      </w:pPr>
+      <w:r>
+        <w:lastRenderedPageBreak/>
+        <w:t xml:space="preserve">Suche nach </w:t>
+      </w:r>
+      <w:r>
+        <w:rPr>
+          <w:i/>
+        </w:rPr>
+        <w:t>esp32</w:t>
+      </w:r>
+      <w:r>
+        <w:t xml:space="preserve"> und installiere das Paket von </w:t>
+      </w:r>
+      <w:proofErr w:type="spellStart"/>
+      <w:r>
+        <w:rPr>
+          <w:bCs/>
+          <w:i/>
+        </w:rPr>
+        <w:t>Espressif</w:t>
+      </w:r>
+      <w:proofErr w:type="spellEnd"/>
+      <w:r>
+        <w:rPr>
+          <w:bCs/>
+          <w:i/>
+        </w:rPr>
+        <w:t xml:space="preserve"> Systems</w:t>
+      </w:r>
+      <w:r>
+        <w:br/>
+      </w:r>
+      <w:r>
+        <w:rPr>
+          <w:noProof/>
+        </w:rPr>
+        <w:drawing>
+          <wp:inline distT="0" distB="0" distL="0" distR="0" wp14:anchorId="7F209876" wp14:editId="2085DFF4">
+            <wp:extent cx="2953162" cy="1486107"/>
+            <wp:effectExtent l="0" t="0" r="0" b="0"/>
+            <wp:docPr id="1980938734" name="Grafik 1" descr="Ein Bild, das Text, Screenshot, Schrift enthält.&#10;&#10;KI-generierte Inhalte können fehlerhaft sein."/>
+            <wp:cNvGraphicFramePr>
+              <a:graphicFrameLocks xmlns:a="http://schemas.openxmlformats.org/drawingml/2006/main" noChangeAspect="1"/>
+            </wp:cNvGraphicFramePr>
+            <a:graphic xmlns:a="http://schemas.openxmlformats.org/drawingml/2006/main">
+              <a:graphicData uri="http://schemas.openxmlformats.org/drawingml/2006/picture">
+                <pic:pic xmlns:pic="http://schemas.openxmlformats.org/drawingml/2006/picture">
+                  <pic:nvPicPr>
+                    <pic:cNvPr id="1980938734" name="Grafik 1" descr="Ein Bild, das Text, Screenshot, Schrift enthält.&#10;&#10;KI-generierte Inhalte können fehlerhaft sein."/>
+                    <pic:cNvPicPr/>
+                  </pic:nvPicPr>
+                  <pic:blipFill>
+                    <a:blip r:embed="rId24"/>
+                    <a:stretch>
+                      <a:fillRect/>
+                    </a:stretch>
+                  </pic:blipFill>
+                  <pic:spPr>
+                    <a:xfrm>
+                      <a:off x="0" y="0"/>
+                      <a:ext cx="2953162" cy="1486107"/>
+                    </a:xfrm>
+                    <a:prstGeom prst="rect">
+                      <a:avLst/>
+                    </a:prstGeom>
+                  </pic:spPr>
+                </pic:pic>
+              </a:graphicData>
+            </a:graphic>
+          </wp:inline>
+        </w:drawing>
+      </w:r>
+    </w:p>
+    <w:p>
+      <w:pPr>
+        <w:pStyle w:val="dagliederungsebene2"/>
+      </w:pPr>
+      <w:bookmarkStart w:id="31" w:name="_Toc233715094"/>
+      <w:bookmarkStart w:id="32" w:name="_Toc233715224"/>
+      <w:bookmarkStart w:id="33" w:name="_Toc233715384"/>
+      <w:r>
+        <w:t>Bibliotheken installieren</w:t>
+      </w:r>
+      <w:bookmarkEnd w:id="31"/>
+      <w:bookmarkEnd w:id="32"/>
+      <w:bookmarkEnd w:id="33"/>
+    </w:p>
+    <w:p>
+      <w:pPr>
+        <w:pStyle w:val="daaufzaehlung"/>
+      </w:pPr>
+      <w:r>
+        <w:t xml:space="preserve">Nun öffne </w:t>
+      </w:r>
+      <w:r>
+        <w:rPr>
+          <w:b/>
+        </w:rPr>
+        <w:t>Werkzeuge</w:t>
+      </w:r>
+      <w:r>
+        <w:t xml:space="preserve"> </w:t>
+      </w:r>
+      <w:r>
+        <w:sym w:font="Wingdings" w:char="F0E0"/>
+      </w:r>
+      <w:r>
+        <w:t xml:space="preserve"> </w:t>
+      </w:r>
+      <w:r>
+        <w:rPr>
+          <w:b/>
+        </w:rPr>
+        <w:t>Bibliotheken verwalten</w:t>
+      </w:r>
+      <w:r>
+        <w:t xml:space="preserve"> und suche nach </w:t>
+      </w:r>
+    </w:p>
+    <w:p>
+      <w:pPr>
+        <w:pStyle w:val="daaufzaehlung"/>
+        <w:numPr>
+          <w:ilvl w:val="1"/>
+          <w:numId w:val="30"/>
+        </w:numPr>
+        <w:ind w:left="993"/>
+      </w:pPr>
+      <w:proofErr w:type="spellStart"/>
+      <w:r>
+        <w:rPr>
+          <w:b/>
+        </w:rPr>
+        <w:t>PubSubClient</w:t>
+      </w:r>
+      <w:proofErr w:type="spellEnd"/>
+      <w:r>
+        <w:t xml:space="preserve"> (von Nick O`Leary)</w:t>
+      </w:r>
+    </w:p>
+    <w:p>
+      <w:pPr>
+        <w:pStyle w:val="daaufzaehlung"/>
+        <w:numPr>
+          <w:ilvl w:val="1"/>
+          <w:numId w:val="30"/>
+        </w:numPr>
+        <w:ind w:left="993"/>
+      </w:pPr>
+      <w:proofErr w:type="spellStart"/>
+      <w:r>
+        <w:rPr>
+          <w:b/>
+        </w:rPr>
+        <w:t>ArduinoJson</w:t>
+      </w:r>
+      <w:proofErr w:type="spellEnd"/>
+      <w:r>
+        <w:t xml:space="preserve"> (von Benoit Blanchon)</w:t>
+      </w:r>
+    </w:p>
+    <w:p>
+      <w:pPr>
+        <w:pStyle w:val="daaufzaehlung"/>
+        <w:numPr>
+          <w:ilvl w:val="1"/>
+          <w:numId w:val="30"/>
+        </w:numPr>
+        <w:ind w:left="993"/>
+      </w:pPr>
+      <w:r>
+        <w:rPr>
+          <w:b/>
+        </w:rPr>
+        <w:t>Adafruit_CCS811</w:t>
+      </w:r>
+      <w:r>
+        <w:t xml:space="preserve"> (von Adafruit)</w:t>
+      </w:r>
+    </w:p>
+    <w:p>
+      <w:pPr>
+        <w:pStyle w:val="daaufzaehlung"/>
+        <w:numPr>
+          <w:ilvl w:val="1"/>
+          <w:numId w:val="30"/>
+        </w:numPr>
+        <w:ind w:left="993"/>
+      </w:pPr>
+      <w:r>
+        <w:rPr>
+          <w:b/>
+        </w:rPr>
+        <w:t>Adafruit_BME280</w:t>
+      </w:r>
+      <w:r>
+        <w:t xml:space="preserve"> (von Adafruit)</w:t>
+      </w:r>
+    </w:p>
+    <w:p>
+      <w:pPr>
+        <w:pStyle w:val="daaufzaehlung"/>
+        <w:numPr>
+          <w:ilvl w:val="1"/>
+          <w:numId w:val="30"/>
+        </w:numPr>
+        <w:ind w:left="993"/>
+      </w:pPr>
+      <w:proofErr w:type="spellStart"/>
+      <w:r>
+        <w:rPr>
+          <w:b/>
+        </w:rPr>
+        <w:t>RTClib.h</w:t>
+      </w:r>
+      <w:proofErr w:type="spellEnd"/>
+      <w:r>
+        <w:t xml:space="preserve"> (von Adafruit)</w:t>
+      </w:r>
+    </w:p>
+    <w:p>
+      <w:pPr>
+        <w:pStyle w:val="daaufzaehlung"/>
         <w:numPr>
           <w:ilvl w:val="0"/>
           <w:numId w:val="0"/>
         </w:numPr>
+        <w:ind w:left="284"/>
+      </w:pPr>
+      <w:r>
+        <w:t>und installiere die Bibliotheken.</w:t>
+      </w:r>
+    </w:p>
+    <w:p>
+      <w:pPr>
+        <w:pStyle w:val="dagliederungsebene2"/>
+      </w:pPr>
+      <w:bookmarkStart w:id="34" w:name="_Toc233715095"/>
+      <w:bookmarkStart w:id="35" w:name="_Toc233715225"/>
+      <w:bookmarkStart w:id="36" w:name="_Toc233715385"/>
+      <w:r>
+        <w:t>Treiber für Boards installieren</w:t>
+      </w:r>
+      <w:bookmarkEnd w:id="34"/>
+      <w:bookmarkEnd w:id="35"/>
+      <w:bookmarkEnd w:id="36"/>
+    </w:p>
+    <w:p>
+      <w:r>
+        <w:t xml:space="preserve">Je nach ESP32-Board brauchst du evtl. </w:t>
+      </w:r>
+      <w:r>
+        <w:t>einen USB-Treiber</w:t>
+      </w:r>
+      <w:r>
+        <w:t>, damit dein Computer das Board erkennt.</w:t>
+      </w:r>
+    </w:p>
+    <w:p>
+      <w:r>
+        <w:t xml:space="preserve">Richtiger Treiber: </w:t>
+      </w:r>
+      <w:r>
         <w:rPr>
-          <w:b w:val="0"/>
-          <w:sz w:val="22"/>
+          <w:b/>
         </w:rPr>
-      </w:pPr>
+        <w:t>CH340</w:t>
+      </w:r>
+      <w:r>
+        <w:t xml:space="preserve"> oder </w:t>
+      </w:r>
       <w:r>
         <w:rPr>
-          <w:b w:val="0"/>
+          <w:b/>
+        </w:rPr>
+        <w:t>CH341</w:t>
+      </w:r>
+    </w:p>
+    <w:p>
+      <w:pPr>
+        <w:jc w:val="left"/>
+      </w:pPr>
+      <w:r>
+        <w:t>Öffne die Download-Seite:</w:t>
+      </w:r>
+      <w:r>
+        <w:br/>
+      </w:r>
+      <w:hyperlink r:id="rId25" w:history="1">
+        <w:r>
+          <w:rPr>
+            <w:rStyle w:val="Hyperlink"/>
+          </w:rPr>
+          <w:t>https://www.wch.cn/downloads/CH341SER_ZIP.html</w:t>
+        </w:r>
+      </w:hyperlink>
+    </w:p>
+    <w:p>
+      <w:pPr>
+        <w:jc w:val="left"/>
+      </w:pPr>
+      <w:r>
+        <w:rPr>
           <w:noProof/>
-          <w:sz w:val="22"/>
+        </w:rPr>
+        <w:drawing>
+          <wp:inline distT="0" distB="0" distL="0" distR="0" wp14:anchorId="3F3E6CF2" wp14:editId="1C9D5A27">
+            <wp:extent cx="3120413" cy="974785"/>
+            <wp:effectExtent l="0" t="0" r="3810" b="0"/>
+            <wp:docPr id="807753356" name="Grafik 1" descr="Ein Bild, das Text, Screenshot, Schrift, Zahl enthält.&#10;&#10;KI-generierte Inhalte können fehlerhaft sein."/>
+            <wp:cNvGraphicFramePr>
+              <a:graphicFrameLocks xmlns:a="http://schemas.openxmlformats.org/drawingml/2006/main" noChangeAspect="1"/>
+            </wp:cNvGraphicFramePr>
+            <a:graphic xmlns:a="http://schemas.openxmlformats.org/drawingml/2006/main">
+              <a:graphicData uri="http://schemas.openxmlformats.org/drawingml/2006/picture">
+                <pic:pic xmlns:pic="http://schemas.openxmlformats.org/drawingml/2006/picture">
+                  <pic:nvPicPr>
+                    <pic:cNvPr id="807753356" name="Grafik 1" descr="Ein Bild, das Text, Screenshot, Schrift, Zahl enthält.&#10;&#10;KI-generierte Inhalte können fehlerhaft sein."/>
+                    <pic:cNvPicPr/>
+                  </pic:nvPicPr>
+                  <pic:blipFill>
+                    <a:blip r:embed="rId26"/>
+                    <a:stretch>
+                      <a:fillRect/>
+                    </a:stretch>
+                  </pic:blipFill>
+                  <pic:spPr>
+                    <a:xfrm>
+                      <a:off x="0" y="0"/>
+                      <a:ext cx="3168436" cy="989787"/>
+                    </a:xfrm>
+                    <a:prstGeom prst="rect">
+                      <a:avLst/>
+                    </a:prstGeom>
+                  </pic:spPr>
+                </pic:pic>
+              </a:graphicData>
+            </a:graphic>
+          </wp:inline>
+        </w:drawing>
+      </w:r>
+    </w:p>
+    <w:p>
+      <w:pPr>
+        <w:jc w:val="left"/>
+      </w:pPr>
+      <w:r>
+        <w:lastRenderedPageBreak/>
+        <w:t>Um die Installation abzuschließen, klicke auf „</w:t>
+      </w:r>
+      <w:proofErr w:type="spellStart"/>
+      <w:r>
+        <w:rPr>
+          <w:i/>
+        </w:rPr>
+        <w:t>Install</w:t>
+      </w:r>
+      <w:proofErr w:type="spellEnd"/>
+      <w:r>
+        <w:t>“</w:t>
+      </w:r>
+      <w:r>
+        <w:br/>
+      </w:r>
+      <w:r>
+        <w:rPr>
+          <w:noProof/>
+        </w:rPr>
+        <w:drawing>
+          <wp:inline distT="0" distB="0" distL="0" distR="0" wp14:anchorId="27EA64A9" wp14:editId="1887FB13">
+            <wp:extent cx="2441275" cy="1312811"/>
+            <wp:effectExtent l="0" t="0" r="0" b="1905"/>
+            <wp:docPr id="733607625" name="Grafik 1" descr="Ein Bild, das Text, Screenshot, Software, Computersymbol enthält.&#10;&#10;KI-generierte Inhalte können fehlerhaft sein."/>
+            <wp:cNvGraphicFramePr>
+              <a:graphicFrameLocks xmlns:a="http://schemas.openxmlformats.org/drawingml/2006/main" noChangeAspect="1"/>
+            </wp:cNvGraphicFramePr>
+            <a:graphic xmlns:a="http://schemas.openxmlformats.org/drawingml/2006/main">
+              <a:graphicData uri="http://schemas.openxmlformats.org/drawingml/2006/picture">
+                <pic:pic xmlns:pic="http://schemas.openxmlformats.org/drawingml/2006/picture">
+                  <pic:nvPicPr>
+                    <pic:cNvPr id="733607625" name="Grafik 1" descr="Ein Bild, das Text, Screenshot, Software, Computersymbol enthält.&#10;&#10;KI-generierte Inhalte können fehlerhaft sein."/>
+                    <pic:cNvPicPr/>
+                  </pic:nvPicPr>
+                  <pic:blipFill rotWithShape="1">
+                    <a:blip r:embed="rId27"/>
+                    <a:srcRect l="36139" t="35873" r="36254" b="40373"/>
+                    <a:stretch>
+                      <a:fillRect/>
+                    </a:stretch>
+                  </pic:blipFill>
+                  <pic:spPr bwMode="auto">
+                    <a:xfrm>
+                      <a:off x="0" y="0"/>
+                      <a:ext cx="2463927" cy="1324992"/>
+                    </a:xfrm>
+                    <a:prstGeom prst="rect">
+                      <a:avLst/>
+                    </a:prstGeom>
+                    <a:ln>
+                      <a:noFill/>
+                    </a:ln>
+                    <a:extLst>
+                      <a:ext uri="{53640926-AAD7-44D8-BBD7-CCE9431645EC}">
+                        <a14:shadowObscured xmlns:a14="http://schemas.microsoft.com/office/drawing/2010/main"/>
+                      </a:ext>
+                    </a:extLst>
+                  </pic:spPr>
+                </pic:pic>
+              </a:graphicData>
+            </a:graphic>
+          </wp:inline>
+        </w:drawing>
+      </w:r>
+    </w:p>
+    <w:p>
+      <w:pPr>
+        <w:pStyle w:val="dagliederungsebene2"/>
+      </w:pPr>
+      <w:bookmarkStart w:id="37" w:name="_Toc233715096"/>
+      <w:bookmarkStart w:id="38" w:name="_Toc233715226"/>
+      <w:bookmarkStart w:id="39" w:name="_Toc233715386"/>
+      <w:r>
+        <w:t>Herunterladen des Codes</w:t>
+      </w:r>
+      <w:bookmarkEnd w:id="37"/>
+      <w:bookmarkEnd w:id="38"/>
+      <w:bookmarkEnd w:id="39"/>
+    </w:p>
+    <w:p>
+      <w:pPr>
+        <w:rPr>
+          <w:b/>
+        </w:rPr>
+      </w:pPr>
+      <w:hyperlink r:id="rId28" w:history="1">
+        <w:bookmarkStart w:id="40" w:name="_Toc233715097"/>
+        <w:bookmarkStart w:id="41" w:name="_Toc233715227"/>
+        <w:r>
+          <w:rPr>
+            <w:rStyle w:val="Hyperlink"/>
+          </w:rPr>
+          <w:t>https://github.com/jularious03/theodor_advanced</w:t>
+        </w:r>
+        <w:bookmarkEnd w:id="40"/>
+        <w:bookmarkEnd w:id="41"/>
+      </w:hyperlink>
+    </w:p>
+    <w:p>
+      <w:pPr>
+        <w:rPr>
+          <w:b/>
+        </w:rPr>
+      </w:pPr>
+      <w:bookmarkStart w:id="42" w:name="_Toc233715098"/>
+      <w:bookmarkStart w:id="43" w:name="_Toc233715228"/>
+      <w:r>
+        <w:t>Lade von GitHub den Sketch herunter und entpacke den Ordner.</w:t>
+      </w:r>
+      <w:bookmarkEnd w:id="42"/>
+      <w:bookmarkEnd w:id="43"/>
+    </w:p>
+    <w:p>
+      <w:pPr>
+        <w:rPr>
+          <w:b/>
+        </w:rPr>
+      </w:pPr>
+      <w:bookmarkStart w:id="44" w:name="_Toc233715099"/>
+      <w:bookmarkStart w:id="45" w:name="_Toc233715229"/>
+      <w:r>
+        <w:rPr>
+          <w:b/>
+          <w:noProof/>
         </w:rPr>
         <mc:AlternateContent>
           <mc:Choice Requires="wps">
             <w:drawing>
-              <wp:anchor distT="0" distB="0" distL="114300" distR="114300" simplePos="0" relativeHeight="251678720" behindDoc="0" locked="0" layoutInCell="1" allowOverlap="1" wp14:anchorId="2D04270F" wp14:editId="4012D919">
+              <wp:anchor distT="0" distB="0" distL="114300" distR="114300" simplePos="0" relativeHeight="251684864" behindDoc="0" locked="0" layoutInCell="1" allowOverlap="1" wp14:anchorId="4BD3386C" wp14:editId="7C2A96D6">
                 <wp:simplePos x="0" y="0"/>
                 <wp:positionH relativeFrom="column">
-                  <wp:posOffset>2272030</wp:posOffset>
+                  <wp:posOffset>2226310</wp:posOffset>
                 </wp:positionH>
                 <wp:positionV relativeFrom="paragraph">
-                  <wp:posOffset>1634490</wp:posOffset>
+                  <wp:posOffset>1540510</wp:posOffset>
                 </wp:positionV>
                 <wp:extent cx="604838" cy="185738"/>
                 <wp:effectExtent l="0" t="0" r="24130" b="24130"/>
@@ -1585,7 +4290,7 @@
           </mc:Choice>
           <mc:Fallback>
             <w:pict>
-              <v:oval w14:anchorId="7192CEBF" id="Ellipse 6" o:spid="_x0000_s1026" style="position:absolute;margin-left:178.9pt;margin-top:128.7pt;width:47.65pt;height:14.65pt;z-index:251678720;visibility:visible;mso-wrap-style:square;mso-wrap-distance-left:9pt;mso-wrap-distance-top:0;mso-wrap-distance-right:9pt;mso-wrap-distance-bottom:0;mso-position-horizontal:absolute;mso-position-horizontal-relative:text;mso-position-vertical:absolute;mso-position-vertical-relative:text;v-text-anchor:middle" o:gfxdata="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" filled="f" strokecolor="#e00" strokeweight="1pt">
+              <v:oval w14:anchorId="0C80EC60" id="Ellipse 6" o:spid="_x0000_s1026" style="position:absolute;margin-left:175.3pt;margin-top:121.3pt;width:47.65pt;height:14.65pt;z-index:251684864;visibility:visible;mso-wrap-style:square;mso-wrap-distance-left:9pt;mso-wrap-distance-top:0;mso-wrap-distance-right:9pt;mso-wrap-distance-bottom:0;mso-position-horizontal:absolute;mso-position-horizontal-relative:text;mso-position-vertical:absolute;mso-position-vertical-relative:text;v-text-anchor:middle" o:gfxdata="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" filled="f" strokecolor="#e00" strokeweight="1pt">
                 <v:stroke joinstyle="miter"/>
               </v:oval>
             </w:pict>
@@ -1594,20 +4299,19 @@
       </w:r>
       <w:r>
         <w:rPr>
-          <w:b w:val="0"/>
+          <w:b/>
           <w:noProof/>
-          <w:sz w:val="22"/>
         </w:rPr>
         <mc:AlternateContent>
           <mc:Choice Requires="wps">
             <w:drawing>
-              <wp:anchor distT="0" distB="0" distL="114300" distR="114300" simplePos="0" relativeHeight="251677696" behindDoc="0" locked="0" layoutInCell="1" allowOverlap="1" wp14:anchorId="3306EAA3" wp14:editId="4EC2FF69">
+              <wp:anchor distT="0" distB="0" distL="114300" distR="114300" simplePos="0" relativeHeight="251683840" behindDoc="0" locked="0" layoutInCell="1" allowOverlap="1" wp14:anchorId="04EA4A09" wp14:editId="49F325E7">
                 <wp:simplePos x="0" y="0"/>
                 <wp:positionH relativeFrom="column">
-                  <wp:posOffset>3462655</wp:posOffset>
+                  <wp:posOffset>3465830</wp:posOffset>
                 </wp:positionH>
                 <wp:positionV relativeFrom="paragraph">
-                  <wp:posOffset>367665</wp:posOffset>
+                  <wp:posOffset>287655</wp:posOffset>
                 </wp:positionV>
                 <wp:extent cx="509588" cy="219075"/>
                 <wp:effectExtent l="0" t="0" r="24130" b="28575"/>
@@ -1663,7 +4367,7 @@
           </mc:Choice>
           <mc:Fallback>
             <w:pict>
-              <v:oval w14:anchorId="00FC9AA0" id="Ellipse 5" o:spid="_x0000_s1026" style="position:absolute;margin-left:272.65pt;margin-top:28.95pt;width:40.15pt;height:17.25pt;z-index:251677696;visibility:visible;mso-wrap-style:square;mso-wrap-distance-left:9pt;mso-wrap-distance-top:0;mso-wrap-distance-right:9pt;mso-wrap-distance-bottom:0;mso-position-horizontal:absolute;mso-position-horizontal-relative:text;mso-position-vertical:absolute;mso-position-vertical-relative:text;v-text-anchor:middle" o:gfxdata="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" filled="f" strokecolor="#e00" strokeweight="1pt">
+              <v:oval w14:anchorId="0BBE8740" id="Ellipse 5" o:spid="_x0000_s1026" style="position:absolute;margin-left:272.9pt;margin-top:22.65pt;width:40.15pt;height:17.25pt;z-index:251683840;visibility:visible;mso-wrap-style:square;mso-wrap-distance-left:9pt;mso-wrap-distance-top:0;mso-wrap-distance-right:9pt;mso-wrap-distance-bottom:0;mso-position-horizontal:absolute;mso-position-horizontal-relative:text;mso-position-vertical:absolute;mso-position-vertical-relative:text;v-text-anchor:middle" o:gfxdata="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" filled="f" strokecolor="#e00" strokeweight="1pt">
                 <v:stroke joinstyle="miter"/>
               </v:oval>
             </w:pict>
@@ -1672,12 +4376,11 @@
       </w:r>
       <w:r>
         <w:rPr>
-          <w:b w:val="0"/>
+          <w:b/>
           <w:noProof/>
-          <w:sz w:val="22"/>
         </w:rPr>
         <w:drawing>
-          <wp:inline distT="0" distB="0" distL="0" distR="0" wp14:anchorId="53E59EDD" wp14:editId="35C0CC70">
+          <wp:inline distT="0" distB="0" distL="0" distR="0" wp14:anchorId="0FCD109E" wp14:editId="49034657">
             <wp:extent cx="5756910" cy="2987675"/>
             <wp:effectExtent l="0" t="0" r="0" b="3175"/>
             <wp:docPr id="982451199" name="Grafik 1" descr="Ein Bild, das Text, Screenshot, Software, Zahl enthält.&#10;&#10;KI-generierte Inhalte können fehlerhaft sein."/>
@@ -1692,7 +4395,7 @@
                     <pic:cNvPicPr/>
                   </pic:nvPicPr>
                   <pic:blipFill>
-                    <a:blip r:embed="rId17"/>
+                    <a:blip r:embed="rId29"/>
                     <a:stretch>
                       <a:fillRect/>
                     </a:stretch>
@@ -1712,12 +4415,16 @@
           </wp:inline>
         </w:drawing>
       </w:r>
+      <w:bookmarkEnd w:id="44"/>
+      <w:bookmarkEnd w:id="45"/>
     </w:p>
     <w:p>
       <w:pPr>
         <w:pStyle w:val="dagliederungsebene2"/>
       </w:pPr>
-      <w:bookmarkStart w:id="2" w:name="_Toc212037626"/>
+      <w:bookmarkStart w:id="46" w:name="_Toc233715101"/>
+      <w:bookmarkStart w:id="47" w:name="_Toc233715231"/>
+      <w:bookmarkStart w:id="48" w:name="_Toc233715388"/>
       <w:r>
         <w:t xml:space="preserve">Einrichtung auf der </w:t>
       </w:r>
@@ -1725,7 +4432,9 @@
       <w:r>
         <w:t>OpenSenseMap</w:t>
       </w:r>
-      <w:bookmarkEnd w:id="2"/>
+      <w:bookmarkEnd w:id="46"/>
+      <w:bookmarkEnd w:id="47"/>
+      <w:bookmarkEnd w:id="48"/>
       <w:proofErr w:type="spellEnd"/>
     </w:p>
     <w:p>
@@ -1738,7 +4447,7 @@
       <w:r>
         <w:br/>
       </w:r>
-      <w:hyperlink r:id="rId18" w:history="1">
+      <w:hyperlink r:id="rId30" w:history="1">
         <w:r>
           <w:rPr>
             <w:rStyle w:val="Hyperlink"/>
@@ -1749,16 +4458,10 @@
     </w:p>
     <w:p>
       <w:pPr>
-        <w:jc w:val="left"/>
-      </w:pPr>
-    </w:p>
-    <w:p>
-      <w:pPr>
         <w:pStyle w:val="dagliederungsebene3"/>
       </w:pPr>
       <w:proofErr w:type="spellStart"/>
       <w:r>
-        <w:lastRenderedPageBreak/>
         <w:t>SenseBox</w:t>
       </w:r>
       <w:proofErr w:type="spellEnd"/>
@@ -1831,6 +4534,7 @@
         <w:pStyle w:val="daaufzaehlung"/>
       </w:pPr>
       <w:r>
+        <w:lastRenderedPageBreak/>
         <w:t>Füge anschließend deine Sensoren hinzu</w:t>
       </w:r>
     </w:p>
@@ -1868,7 +4572,7 @@
           <w:noProof/>
         </w:rPr>
         <w:drawing>
-          <wp:inline distT="0" distB="0" distL="0" distR="0" wp14:anchorId="6888F881" wp14:editId="1196A29A">
+          <wp:inline distT="0" distB="0" distL="0" distR="0" wp14:anchorId="625D3E32" wp14:editId="2E27E7BF">
             <wp:extent cx="5756910" cy="3796665"/>
             <wp:effectExtent l="0" t="0" r="0" b="0"/>
             <wp:docPr id="1983062999" name="Grafik 1"/>
@@ -1883,7 +4587,7 @@
                     <pic:cNvPicPr/>
                   </pic:nvPicPr>
                   <pic:blipFill>
-                    <a:blip r:embed="rId19"/>
+                    <a:blip r:embed="rId31"/>
                     <a:stretch>
                       <a:fillRect/>
                     </a:stretch>
@@ -1953,6 +4657,38 @@
     </w:p>
     <w:p>
       <w:pPr>
+        <w:rPr>
+          <w:b/>
+        </w:rPr>
+      </w:pPr>
+    </w:p>
+    <w:p>
+      <w:pPr>
+        <w:pStyle w:val="dagliederungsebene1"/>
+      </w:pPr>
+      <w:bookmarkStart w:id="49" w:name="_Toc233715100"/>
+      <w:bookmarkStart w:id="50" w:name="_Toc233715230"/>
+      <w:bookmarkStart w:id="51" w:name="_Toc233715387"/>
+      <w:r>
+        <w:t xml:space="preserve">Variante A: </w:t>
+      </w:r>
+      <w:proofErr w:type="spellStart"/>
+      <w:r>
+        <w:t>TheODOR</w:t>
+      </w:r>
+      <w:proofErr w:type="spellEnd"/>
+      <w:r>
+        <w:t xml:space="preserve"> mit WLAN/MQTT ein</w:t>
+      </w:r>
+      <w:r>
+        <w:t>richten</w:t>
+      </w:r>
+      <w:bookmarkEnd w:id="49"/>
+      <w:bookmarkEnd w:id="50"/>
+      <w:bookmarkEnd w:id="51"/>
+    </w:p>
+    <w:p>
+      <w:pPr>
         <w:pStyle w:val="dagliederungsebene3"/>
       </w:pPr>
       <w:r>
@@ -1969,7 +4705,10 @@
         <w:jc w:val="left"/>
       </w:pPr>
       <w:r>
-        <w:t xml:space="preserve">Klicke im Dashboard bei deiner gerade erstellen </w:t>
+        <w:t xml:space="preserve">Klicke im Dashboard bei deiner </w:t>
+      </w:r>
+      <w:r>
+        <w:t xml:space="preserve">gerade erstellten </w:t>
       </w:r>
       <w:proofErr w:type="spellStart"/>
       <w:r>
@@ -1991,7 +4730,7 @@
         <mc:AlternateContent>
           <mc:Choice Requires="wps">
             <w:drawing>
-              <wp:anchor distT="0" distB="0" distL="114300" distR="114300" simplePos="0" relativeHeight="251679744" behindDoc="0" locked="0" layoutInCell="1" allowOverlap="1" wp14:anchorId="0156F183" wp14:editId="4A17CA8D">
+              <wp:anchor distT="0" distB="0" distL="114300" distR="114300" simplePos="0" relativeHeight="251681792" behindDoc="0" locked="0" layoutInCell="1" allowOverlap="1" wp14:anchorId="65965C9F" wp14:editId="546C2656">
                 <wp:simplePos x="0" y="0"/>
                 <wp:positionH relativeFrom="column">
                   <wp:posOffset>908533</wp:posOffset>
@@ -2053,7 +4792,7 @@
           </mc:Choice>
           <mc:Fallback>
             <w:pict>
-              <v:oval w14:anchorId="5B093649" id="Ellipse 7" o:spid="_x0000_s1026" style="position:absolute;margin-left:71.55pt;margin-top:58pt;width:44.05pt;height:21.5pt;z-index:251679744;visibility:visible;mso-wrap-style:square;mso-wrap-distance-left:9pt;mso-wrap-distance-top:0;mso-wrap-distance-right:9pt;mso-wrap-distance-bottom:0;mso-position-horizontal:absolute;mso-position-horizontal-relative:text;mso-position-vertical:absolute;mso-position-vertical-relative:text;v-text-anchor:middle" o:gfxdata="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" filled="f" strokecolor="#e00" strokeweight="1pt">
+              <v:oval w14:anchorId="401C0296" id="Ellipse 7" o:spid="_x0000_s1026" style="position:absolute;margin-left:71.55pt;margin-top:58pt;width:44.05pt;height:21.5pt;z-index:251681792;visibility:visible;mso-wrap-style:square;mso-wrap-distance-left:9pt;mso-wrap-distance-top:0;mso-wrap-distance-right:9pt;mso-wrap-distance-bottom:0;mso-position-horizontal:absolute;mso-position-horizontal-relative:text;mso-position-vertical:absolute;mso-position-vertical-relative:text;v-text-anchor:middle" o:gfxdata="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" filled="f" strokecolor="#e00" strokeweight="1pt">
                 <v:stroke joinstyle="miter"/>
               </v:oval>
             </w:pict>
@@ -2065,7 +4804,7 @@
           <w:noProof/>
         </w:rPr>
         <w:drawing>
-          <wp:inline distT="0" distB="0" distL="0" distR="0" wp14:anchorId="071D7330" wp14:editId="06F8C527">
+          <wp:inline distT="0" distB="0" distL="0" distR="0" wp14:anchorId="5407A4A1" wp14:editId="4443AA33">
             <wp:extent cx="3166281" cy="1045997"/>
             <wp:effectExtent l="0" t="0" r="0" b="1905"/>
             <wp:docPr id="694707832" name="Grafik 1" descr="Ein Bild, das Text, Screenshot, Grün enthält.&#10;&#10;KI-generierte Inhalte können fehlerhaft sein."/>
@@ -2080,7 +4819,7 @@
                     <pic:cNvPicPr/>
                   </pic:nvPicPr>
                   <pic:blipFill>
-                    <a:blip r:embed="rId20"/>
+                    <a:blip r:embed="rId32"/>
                     <a:stretch>
                       <a:fillRect/>
                     </a:stretch>
@@ -2106,17 +4845,7 @@
         <w:jc w:val="left"/>
       </w:pPr>
       <w:r>
-        <w:lastRenderedPageBreak/>
-        <w:t xml:space="preserve">Danach gehe in den Reiter MQTT und fülle die Felder aus wie </w:t>
-      </w:r>
-      <w:r>
-        <w:t xml:space="preserve">sie </w:t>
-      </w:r>
-      <w:r>
-        <w:t>im Screenshot</w:t>
-      </w:r>
-      <w:r>
-        <w:t xml:space="preserve"> gezeigt sind.</w:t>
+        <w:t>Danach gehe in den Reiter MQTT und fülle die Felder aus wie sie im Screenshot gezeigt sind.</w:t>
       </w:r>
     </w:p>
     <w:p>
@@ -2127,8 +4856,9 @@
         <w:rPr>
           <w:noProof/>
         </w:rPr>
+        <w:lastRenderedPageBreak/>
         <w:drawing>
-          <wp:inline distT="0" distB="0" distL="0" distR="0" wp14:anchorId="5F147E1D" wp14:editId="0F72459F">
+          <wp:inline distT="0" distB="0" distL="0" distR="0" wp14:anchorId="72E54E13" wp14:editId="61F13027">
             <wp:extent cx="5756910" cy="1855470"/>
             <wp:effectExtent l="0" t="0" r="0" b="0"/>
             <wp:docPr id="1872078265" name="Grafik 1" descr="Ein Bild, das Text, Reihe, Screenshot, Zahl enthält.&#10;&#10;KI-generierte Inhalte können fehlerhaft sein."/>
@@ -2143,7 +4873,7 @@
                     <pic:cNvPicPr/>
                   </pic:nvPicPr>
                   <pic:blipFill>
-                    <a:blip r:embed="rId21"/>
+                    <a:blip r:embed="rId33"/>
                     <a:stretch>
                       <a:fillRect/>
                     </a:stretch>
@@ -2256,10 +4986,7 @@
           </w:tcPr>
           <w:p>
             <w:r>
-              <w:t>m</w:t>
-            </w:r>
-            <w:r>
-              <w:t>qtt://mqtt.flespi.io</w:t>
+              <w:t>mqtt://mqtt.flespi.io</w:t>
             </w:r>
           </w:p>
         </w:tc>
@@ -2319,7 +5046,13 @@
             </w:r>
             <w:r>
               <w:br/>
-              <w:t>Bitte merk dir dieses Topic, dieses musst du nachher in den Code einfügen!</w:t>
+              <w:t xml:space="preserve">Bitte </w:t>
+            </w:r>
+            <w:r>
+              <w:t>notier</w:t>
+            </w:r>
+            <w:r>
+              <w:t xml:space="preserve"> dir dieses Topic, dieses musst du nachher in den Code einfügen!</w:t>
             </w:r>
           </w:p>
         </w:tc>
@@ -2352,10 +5085,7 @@
           <w:p>
             <w:proofErr w:type="spellStart"/>
             <w:r>
-              <w:t>j</w:t>
-            </w:r>
-            <w:r>
-              <w:t>son</w:t>
+              <w:t>json</w:t>
             </w:r>
             <w:proofErr w:type="spellEnd"/>
           </w:p>
@@ -2470,976 +5200,9 @@
       <w:pPr>
         <w:pStyle w:val="dagliederungsebene2"/>
       </w:pPr>
-      <w:bookmarkStart w:id="3" w:name="_Toc212037627"/>
-      <w:r>
-        <w:t xml:space="preserve">Installation und Vorbereitung der Arduino </w:t>
-      </w:r>
-      <w:r>
-        <w:t>IDE</w:t>
-      </w:r>
-      <w:bookmarkEnd w:id="3"/>
-    </w:p>
-    <w:p>
-      <w:pPr>
-        <w:jc w:val="left"/>
-      </w:pPr>
-      <w:r>
-        <w:t>Öffne die offizielle Arduino-Website:</w:t>
-      </w:r>
-      <w:r>
-        <w:br/>
-      </w:r>
-      <w:hyperlink r:id="rId22" w:history="1">
-        <w:r>
-          <w:rPr>
-            <w:rStyle w:val="Hyperlink"/>
-          </w:rPr>
-          <w:t>https://www.arduino.cc/en/software/</w:t>
-        </w:r>
-      </w:hyperlink>
-    </w:p>
-    <w:p>
-      <w:r>
-        <w:t xml:space="preserve">Lade die aktuelle Version der Arduino </w:t>
-      </w:r>
-      <w:r>
-        <w:t>IDE</w:t>
-      </w:r>
-      <w:r>
-        <w:t xml:space="preserve"> (z.B. Version 2.3.6) herunter.</w:t>
-      </w:r>
-    </w:p>
-    <w:p>
-      <w:r>
-        <w:rPr>
-          <w:noProof/>
-        </w:rPr>
-        <w:lastRenderedPageBreak/>
-        <mc:AlternateContent>
-          <mc:Choice Requires="wps">
-            <w:drawing>
-              <wp:anchor distT="0" distB="0" distL="114300" distR="114300" simplePos="0" relativeHeight="251672576" behindDoc="0" locked="0" layoutInCell="1" allowOverlap="1" wp14:anchorId="5FA6B5A6" wp14:editId="0DC93A40">
-                <wp:simplePos x="0" y="0"/>
-                <wp:positionH relativeFrom="column">
-                  <wp:posOffset>2611527</wp:posOffset>
-                </wp:positionH>
-                <wp:positionV relativeFrom="paragraph">
-                  <wp:posOffset>840613</wp:posOffset>
-                </wp:positionV>
-                <wp:extent cx="506538" cy="180618"/>
-                <wp:effectExtent l="0" t="0" r="27305" b="10160"/>
-                <wp:wrapNone/>
-                <wp:docPr id="1403807489" name="Ellipse 1"/>
-                <wp:cNvGraphicFramePr/>
-                <a:graphic xmlns:a="http://schemas.openxmlformats.org/drawingml/2006/main">
-                  <a:graphicData uri="http://schemas.microsoft.com/office/word/2010/wordprocessingShape">
-                    <wps:wsp>
-                      <wps:cNvSpPr/>
-                      <wps:spPr>
-                        <a:xfrm>
-                          <a:off x="0" y="0"/>
-                          <a:ext cx="506538" cy="180618"/>
-                        </a:xfrm>
-                        <a:prstGeom prst="ellipse">
-                          <a:avLst/>
-                        </a:prstGeom>
-                        <a:noFill/>
-                        <a:ln>
-                          <a:solidFill>
-                            <a:srgbClr val="EE0000"/>
-                          </a:solidFill>
-                        </a:ln>
-                      </wps:spPr>
-                      <wps:style>
-                        <a:lnRef idx="2">
-                          <a:schemeClr val="accent1">
-                            <a:shade val="15000"/>
-                          </a:schemeClr>
-                        </a:lnRef>
-                        <a:fillRef idx="1">
-                          <a:schemeClr val="accent1"/>
-                        </a:fillRef>
-                        <a:effectRef idx="0">
-                          <a:schemeClr val="accent1"/>
-                        </a:effectRef>
-                        <a:fontRef idx="minor">
-                          <a:schemeClr val="lt1"/>
-                        </a:fontRef>
-                      </wps:style>
-                      <wps:bodyPr rot="0" spcFirstLastPara="0" vertOverflow="overflow" horzOverflow="overflow" vert="horz" wrap="square" lIns="91440" tIns="45720" rIns="91440" bIns="45720" numCol="1" spcCol="0" rtlCol="0" fromWordArt="0" anchor="ctr" anchorCtr="0" forceAA="0" compatLnSpc="1">
-                        <a:prstTxWarp prst="textNoShape">
-                          <a:avLst/>
-                        </a:prstTxWarp>
-                        <a:noAutofit/>
-                      </wps:bodyPr>
-                    </wps:wsp>
-                  </a:graphicData>
-                </a:graphic>
-                <wp14:sizeRelH relativeFrom="margin">
-                  <wp14:pctWidth>0</wp14:pctWidth>
-                </wp14:sizeRelH>
-                <wp14:sizeRelV relativeFrom="margin">
-                  <wp14:pctHeight>0</wp14:pctHeight>
-                </wp14:sizeRelV>
-              </wp:anchor>
-            </w:drawing>
-          </mc:Choice>
-          <mc:Fallback>
-            <w:pict>
-              <v:oval w14:anchorId="0CA3ED2B" id="Ellipse 1" o:spid="_x0000_s1026" style="position:absolute;margin-left:205.65pt;margin-top:66.2pt;width:39.9pt;height:14.2pt;z-index:251672576;visibility:visible;mso-wrap-style:square;mso-width-percent:0;mso-height-percent:0;mso-wrap-distance-left:9pt;mso-wrap-distance-top:0;mso-wrap-distance-right:9pt;mso-wrap-distance-bottom:0;mso-position-horizontal:absolute;mso-position-horizontal-relative:text;mso-position-vertical:absolute;mso-position-vertical-relative:text;mso-width-percent:0;mso-height-percent:0;mso-width-relative:margin;mso-height-relative:margin;v-text-anchor:middle" o:gfxdata="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" filled="f" strokecolor="#e00" strokeweight="1pt">
-                <v:stroke joinstyle="miter"/>
-              </v:oval>
-            </w:pict>
-          </mc:Fallback>
-        </mc:AlternateContent>
-      </w:r>
-      <w:r>
-        <w:rPr>
-          <w:noProof/>
-        </w:rPr>
-        <w:drawing>
-          <wp:inline distT="0" distB="0" distL="0" distR="0" wp14:anchorId="44B5A965" wp14:editId="4EDA1034">
-            <wp:extent cx="3226004" cy="1840941"/>
-            <wp:effectExtent l="0" t="0" r="0" b="6985"/>
-            <wp:docPr id="1156040899" name="Grafik 1" descr="Ein Bild, das Text, Elektronik, Screenshot, Software enthält.&#10;&#10;KI-generierte Inhalte können fehlerhaft sein."/>
-            <wp:cNvGraphicFramePr>
-              <a:graphicFrameLocks xmlns:a="http://schemas.openxmlformats.org/drawingml/2006/main" noChangeAspect="1"/>
-            </wp:cNvGraphicFramePr>
-            <a:graphic xmlns:a="http://schemas.openxmlformats.org/drawingml/2006/main">
-              <a:graphicData uri="http://schemas.openxmlformats.org/drawingml/2006/picture">
-                <pic:pic xmlns:pic="http://schemas.openxmlformats.org/drawingml/2006/picture">
-                  <pic:nvPicPr>
-                    <pic:cNvPr id="1156040899" name="Grafik 1" descr="Ein Bild, das Text, Elektronik, Screenshot, Software enthält.&#10;&#10;KI-generierte Inhalte können fehlerhaft sein."/>
-                    <pic:cNvPicPr/>
-                  </pic:nvPicPr>
-                  <pic:blipFill>
-                    <a:blip r:embed="rId23"/>
-                    <a:stretch>
-                      <a:fillRect/>
-                    </a:stretch>
-                  </pic:blipFill>
-                  <pic:spPr>
-                    <a:xfrm>
-                      <a:off x="0" y="0"/>
-                      <a:ext cx="3318727" cy="1893854"/>
-                    </a:xfrm>
-                    <a:prstGeom prst="rect">
-                      <a:avLst/>
-                    </a:prstGeom>
-                  </pic:spPr>
-                </pic:pic>
-              </a:graphicData>
-            </a:graphic>
-          </wp:inline>
-        </w:drawing>
-      </w:r>
-    </w:p>
-    <w:p>
-      <w:r>
-        <w:t>Dann installiere die Software gemäß den Anweisungen:</w:t>
-      </w:r>
-    </w:p>
-    <w:p>
-      <w:pPr>
-        <w:pStyle w:val="daaufzaehlung"/>
-      </w:pPr>
-      <w:r>
-        <w:t>Akzeptiere das Lizenzabkommen</w:t>
-      </w:r>
-      <w:r>
-        <w:br/>
-      </w:r>
-      <w:r>
-        <w:rPr>
-          <w:noProof/>
-        </w:rPr>
-        <w:drawing>
-          <wp:inline distT="0" distB="0" distL="0" distR="0" wp14:anchorId="18152F01" wp14:editId="7FB8FB5F">
-            <wp:extent cx="2599727" cy="2009955"/>
-            <wp:effectExtent l="0" t="0" r="0" b="9525"/>
-            <wp:docPr id="647567075" name="Grafik 1" descr="Ein Bild, das Text, Elektronik, Screenshot, Software enthält.&#10;&#10;KI-generierte Inhalte können fehlerhaft sein."/>
-            <wp:cNvGraphicFramePr>
-              <a:graphicFrameLocks xmlns:a="http://schemas.openxmlformats.org/drawingml/2006/main" noChangeAspect="1"/>
-            </wp:cNvGraphicFramePr>
-            <a:graphic xmlns:a="http://schemas.openxmlformats.org/drawingml/2006/main">
-              <a:graphicData uri="http://schemas.openxmlformats.org/drawingml/2006/picture">
-                <pic:pic xmlns:pic="http://schemas.openxmlformats.org/drawingml/2006/picture">
-                  <pic:nvPicPr>
-                    <pic:cNvPr id="841733103" name="Grafik 1" descr="Ein Bild, das Text, Elektronik, Screenshot, Software enthält.&#10;&#10;KI-generierte Inhalte können fehlerhaft sein."/>
-                    <pic:cNvPicPr/>
-                  </pic:nvPicPr>
-                  <pic:blipFill rotWithShape="1">
-                    <a:blip r:embed="rId24"/>
-                    <a:srcRect l="4377" t="2198" r="2869" b="4157"/>
-                    <a:stretch>
-                      <a:fillRect/>
-                    </a:stretch>
-                  </pic:blipFill>
-                  <pic:spPr bwMode="auto">
-                    <a:xfrm>
-                      <a:off x="0" y="0"/>
-                      <a:ext cx="2607744" cy="2016154"/>
-                    </a:xfrm>
-                    <a:prstGeom prst="rect">
-                      <a:avLst/>
-                    </a:prstGeom>
-                    <a:ln>
-                      <a:noFill/>
-                    </a:ln>
-                    <a:extLst>
-                      <a:ext uri="{53640926-AAD7-44D8-BBD7-CCE9431645EC}">
-                        <a14:shadowObscured xmlns:a14="http://schemas.microsoft.com/office/drawing/2010/main"/>
-                      </a:ext>
-                    </a:extLst>
-                  </pic:spPr>
-                </pic:pic>
-              </a:graphicData>
-            </a:graphic>
-          </wp:inline>
-        </w:drawing>
-      </w:r>
-    </w:p>
-    <w:p>
-      <w:pPr>
-        <w:pStyle w:val="daaufzaehlung"/>
-      </w:pPr>
-      <w:r>
-        <w:t xml:space="preserve">Entscheide ob die Arduino </w:t>
-      </w:r>
-      <w:r>
-        <w:t>IDE</w:t>
-      </w:r>
-      <w:r>
-        <w:t xml:space="preserve"> nur auf dem aktuellen Benutzer oder auf allen installiert werden soll.</w:t>
-      </w:r>
-      <w:r>
-        <w:br/>
-      </w:r>
-      <w:r>
-        <w:rPr>
-          <w:noProof/>
-        </w:rPr>
-        <w:drawing>
-          <wp:inline distT="0" distB="0" distL="0" distR="0" wp14:anchorId="284806B1" wp14:editId="6E35703E">
-            <wp:extent cx="2602783" cy="2018582"/>
-            <wp:effectExtent l="0" t="0" r="7620" b="1270"/>
-            <wp:docPr id="1335078397" name="Grafik 1" descr="Ein Bild, das Text, Elektronik, Screenshot, Software enthält.&#10;&#10;KI-generierte Inhalte können fehlerhaft sein."/>
-            <wp:cNvGraphicFramePr>
-              <a:graphicFrameLocks xmlns:a="http://schemas.openxmlformats.org/drawingml/2006/main" noChangeAspect="1"/>
-            </wp:cNvGraphicFramePr>
-            <a:graphic xmlns:a="http://schemas.openxmlformats.org/drawingml/2006/main">
-              <a:graphicData uri="http://schemas.openxmlformats.org/drawingml/2006/picture">
-                <pic:pic xmlns:pic="http://schemas.openxmlformats.org/drawingml/2006/picture">
-                  <pic:nvPicPr>
-                    <pic:cNvPr id="1589828163" name="Grafik 1" descr="Ein Bild, das Text, Elektronik, Screenshot, Software enthält.&#10;&#10;KI-generierte Inhalte können fehlerhaft sein."/>
-                    <pic:cNvPicPr/>
-                  </pic:nvPicPr>
-                  <pic:blipFill rotWithShape="1">
-                    <a:blip r:embed="rId25"/>
-                    <a:srcRect l="2593" t="1345" r="2693" b="3382"/>
-                    <a:stretch>
-                      <a:fillRect/>
-                    </a:stretch>
-                  </pic:blipFill>
-                  <pic:spPr bwMode="auto">
-                    <a:xfrm>
-                      <a:off x="0" y="0"/>
-                      <a:ext cx="2617290" cy="2029833"/>
-                    </a:xfrm>
-                    <a:prstGeom prst="rect">
-                      <a:avLst/>
-                    </a:prstGeom>
-                    <a:ln>
-                      <a:noFill/>
-                    </a:ln>
-                    <a:extLst>
-                      <a:ext uri="{53640926-AAD7-44D8-BBD7-CCE9431645EC}">
-                        <a14:shadowObscured xmlns:a14="http://schemas.microsoft.com/office/drawing/2010/main"/>
-                      </a:ext>
-                    </a:extLst>
-                  </pic:spPr>
-                </pic:pic>
-              </a:graphicData>
-            </a:graphic>
-          </wp:inline>
-        </w:drawing>
-      </w:r>
-    </w:p>
-    <w:p>
-      <w:pPr>
-        <w:pStyle w:val="daaufzaehlung"/>
-      </w:pPr>
-      <w:r>
-        <w:lastRenderedPageBreak/>
-        <w:t>Lasse den Dateipfad unverändert und warte kurz bis es fertig installiert ist.</w:t>
-      </w:r>
-      <w:r>
-        <w:br/>
-      </w:r>
-      <w:r>
-        <w:rPr>
-          <w:noProof/>
-        </w:rPr>
-        <w:drawing>
-          <wp:inline distT="0" distB="0" distL="0" distR="0" wp14:anchorId="19DB91F5" wp14:editId="177B312F">
-            <wp:extent cx="2387666" cy="1863306"/>
-            <wp:effectExtent l="0" t="0" r="0" b="3810"/>
-            <wp:docPr id="1901765915" name="Grafik 1" descr="Ein Bild, das Text, Elektronik, Screenshot, Software enthält.&#10;&#10;KI-generierte Inhalte können fehlerhaft sein."/>
-            <wp:cNvGraphicFramePr>
-              <a:graphicFrameLocks xmlns:a="http://schemas.openxmlformats.org/drawingml/2006/main" noChangeAspect="1"/>
-            </wp:cNvGraphicFramePr>
-            <a:graphic xmlns:a="http://schemas.openxmlformats.org/drawingml/2006/main">
-              <a:graphicData uri="http://schemas.openxmlformats.org/drawingml/2006/picture">
-                <pic:pic xmlns:pic="http://schemas.openxmlformats.org/drawingml/2006/picture">
-                  <pic:nvPicPr>
-                    <pic:cNvPr id="708369642" name="Grafik 1" descr="Ein Bild, das Text, Elektronik, Screenshot, Software enthält.&#10;&#10;KI-generierte Inhalte können fehlerhaft sein."/>
-                    <pic:cNvPicPr/>
-                  </pic:nvPicPr>
-                  <pic:blipFill rotWithShape="1">
-                    <a:blip r:embed="rId26"/>
-                    <a:srcRect l="363"/>
-                    <a:stretch>
-                      <a:fillRect/>
-                    </a:stretch>
-                  </pic:blipFill>
-                  <pic:spPr bwMode="auto">
-                    <a:xfrm>
-                      <a:off x="0" y="0"/>
-                      <a:ext cx="2417787" cy="1886812"/>
-                    </a:xfrm>
-                    <a:prstGeom prst="rect">
-                      <a:avLst/>
-                    </a:prstGeom>
-                    <a:ln>
-                      <a:noFill/>
-                    </a:ln>
-                    <a:extLst>
-                      <a:ext uri="{53640926-AAD7-44D8-BBD7-CCE9431645EC}">
-                        <a14:shadowObscured xmlns:a14="http://schemas.microsoft.com/office/drawing/2010/main"/>
-                      </a:ext>
-                    </a:extLst>
-                  </pic:spPr>
-                </pic:pic>
-              </a:graphicData>
-            </a:graphic>
-          </wp:inline>
-        </w:drawing>
-      </w:r>
-      <w:r>
-        <w:t xml:space="preserve"> </w:t>
-      </w:r>
-      <w:r>
-        <w:rPr>
-          <w:noProof/>
-        </w:rPr>
-        <w:drawing>
-          <wp:inline distT="0" distB="0" distL="0" distR="0" wp14:anchorId="355220C2" wp14:editId="2ABF722B">
-            <wp:extent cx="2413611" cy="1863306"/>
-            <wp:effectExtent l="0" t="0" r="6350" b="3810"/>
-            <wp:docPr id="1821339873" name="Grafik 1" descr="Ein Bild, das Text, Screenshot, Software, Computersymbol enthält.&#10;&#10;KI-generierte Inhalte können fehlerhaft sein."/>
-            <wp:cNvGraphicFramePr>
-              <a:graphicFrameLocks xmlns:a="http://schemas.openxmlformats.org/drawingml/2006/main" noChangeAspect="1"/>
-            </wp:cNvGraphicFramePr>
-            <a:graphic xmlns:a="http://schemas.openxmlformats.org/drawingml/2006/main">
-              <a:graphicData uri="http://schemas.openxmlformats.org/drawingml/2006/picture">
-                <pic:pic xmlns:pic="http://schemas.openxmlformats.org/drawingml/2006/picture">
-                  <pic:nvPicPr>
-                    <pic:cNvPr id="1821320688" name="Grafik 1" descr="Ein Bild, das Text, Screenshot, Software, Computersymbol enthält.&#10;&#10;KI-generierte Inhalte können fehlerhaft sein."/>
-                    <pic:cNvPicPr/>
-                  </pic:nvPicPr>
-                  <pic:blipFill>
-                    <a:blip r:embed="rId27"/>
-                    <a:stretch>
-                      <a:fillRect/>
-                    </a:stretch>
-                  </pic:blipFill>
-                  <pic:spPr>
-                    <a:xfrm>
-                      <a:off x="0" y="0"/>
-                      <a:ext cx="2453330" cy="1893969"/>
-                    </a:xfrm>
-                    <a:prstGeom prst="rect">
-                      <a:avLst/>
-                    </a:prstGeom>
-                  </pic:spPr>
-                </pic:pic>
-              </a:graphicData>
-            </a:graphic>
-          </wp:inline>
-        </w:drawing>
-      </w:r>
-    </w:p>
-    <w:p>
-      <w:r>
-        <w:t xml:space="preserve">Füge nun in der Arduino </w:t>
-      </w:r>
-      <w:r>
-        <w:t>IDE</w:t>
-      </w:r>
-      <w:r>
-        <w:t xml:space="preserve"> die ESP32-Boards hinzu:</w:t>
-      </w:r>
-    </w:p>
-    <w:p>
-      <w:pPr>
-        <w:pStyle w:val="daaufzaehlung"/>
-      </w:pPr>
-      <w:r>
-        <w:t xml:space="preserve">Gehe zu </w:t>
-      </w:r>
-      <w:r>
-        <w:rPr>
-          <w:b/>
-        </w:rPr>
-        <w:t>Datei</w:t>
-      </w:r>
-      <w:r>
-        <w:t xml:space="preserve"> </w:t>
-      </w:r>
-      <w:r>
-        <w:sym w:font="Wingdings" w:char="F0E0"/>
-      </w:r>
-      <w:r>
-        <w:t xml:space="preserve"> </w:t>
-      </w:r>
-      <w:r>
-        <w:rPr>
-          <w:b/>
-        </w:rPr>
-        <w:t>Einstellungen</w:t>
-      </w:r>
-    </w:p>
-    <w:p>
-      <w:pPr>
-        <w:pStyle w:val="daaufzaehlung"/>
-      </w:pPr>
-      <w:r>
-        <w:t>Füge im Feld „</w:t>
-      </w:r>
-      <w:r>
-        <w:rPr>
-          <w:i/>
-        </w:rPr>
-        <w:t xml:space="preserve">Zusätzliche </w:t>
-      </w:r>
-      <w:proofErr w:type="spellStart"/>
-      <w:r>
-        <w:rPr>
-          <w:i/>
-        </w:rPr>
-        <w:t>Boardverwalter</w:t>
-      </w:r>
-      <w:proofErr w:type="spellEnd"/>
-      <w:r>
-        <w:rPr>
-          <w:i/>
-        </w:rPr>
-        <w:t>-URLs</w:t>
-      </w:r>
-      <w:r>
-        <w:t>“ Folgendes ein:</w:t>
-      </w:r>
-      <w:r>
-        <w:br/>
-      </w:r>
-      <w:hyperlink r:id="rId28" w:history="1">
-        <w:r>
-          <w:rPr>
-            <w:rStyle w:val="Hyperlink"/>
-          </w:rPr>
-          <w:t>https://espressif.github.io/arduino-esp32/package_esp32_index.json</w:t>
-        </w:r>
-      </w:hyperlink>
-      <w:r>
-        <w:br/>
-      </w:r>
-      <w:r>
-        <w:rPr>
-          <w:noProof/>
-        </w:rPr>
-        <w:drawing>
-          <wp:inline distT="0" distB="0" distL="0" distR="0" wp14:anchorId="14DCB3C8" wp14:editId="4F60DF5E">
-            <wp:extent cx="2889250" cy="1919652"/>
-            <wp:effectExtent l="0" t="0" r="6350" b="4445"/>
-            <wp:docPr id="1465670040" name="Grafik 1" descr="Ein Bild, das Text, Screenshot, Software, Webseite enthält.&#10;&#10;KI-generierte Inhalte können fehlerhaft sein."/>
-            <wp:cNvGraphicFramePr>
-              <a:graphicFrameLocks xmlns:a="http://schemas.openxmlformats.org/drawingml/2006/main" noChangeAspect="1"/>
-            </wp:cNvGraphicFramePr>
-            <a:graphic xmlns:a="http://schemas.openxmlformats.org/drawingml/2006/main">
-              <a:graphicData uri="http://schemas.openxmlformats.org/drawingml/2006/picture">
-                <pic:pic xmlns:pic="http://schemas.openxmlformats.org/drawingml/2006/picture">
-                  <pic:nvPicPr>
-                    <pic:cNvPr id="1465670040" name="Grafik 1" descr="Ein Bild, das Text, Screenshot, Software, Webseite enthält.&#10;&#10;KI-generierte Inhalte können fehlerhaft sein."/>
-                    <pic:cNvPicPr/>
-                  </pic:nvPicPr>
-                  <pic:blipFill rotWithShape="1">
-                    <a:blip r:embed="rId29"/>
-                    <a:srcRect l="967" t="1853"/>
-                    <a:stretch>
-                      <a:fillRect/>
-                    </a:stretch>
-                  </pic:blipFill>
-                  <pic:spPr bwMode="auto">
-                    <a:xfrm>
-                      <a:off x="0" y="0"/>
-                      <a:ext cx="2911971" cy="1934748"/>
-                    </a:xfrm>
-                    <a:prstGeom prst="rect">
-                      <a:avLst/>
-                    </a:prstGeom>
-                    <a:ln>
-                      <a:noFill/>
-                    </a:ln>
-                    <a:extLst>
-                      <a:ext uri="{53640926-AAD7-44D8-BBD7-CCE9431645EC}">
-                        <a14:shadowObscured xmlns:a14="http://schemas.microsoft.com/office/drawing/2010/main"/>
-                      </a:ext>
-                    </a:extLst>
-                  </pic:spPr>
-                </pic:pic>
-              </a:graphicData>
-            </a:graphic>
-          </wp:inline>
-        </w:drawing>
-      </w:r>
-      <w:r>
-        <w:br/>
-        <w:t>(Wenn dort schon etwas steht, kannst du mehrere URLs mit Komma trennen.)</w:t>
-      </w:r>
-    </w:p>
-    <w:p>
-      <w:pPr>
-        <w:pStyle w:val="daaufzaehlung"/>
-      </w:pPr>
-      <w:r>
-        <w:t xml:space="preserve">Öffne jetzt </w:t>
-      </w:r>
-      <w:r>
-        <w:rPr>
-          <w:b/>
-        </w:rPr>
-        <w:t>Werkzeuge</w:t>
-      </w:r>
-      <w:r>
-        <w:t xml:space="preserve"> </w:t>
-      </w:r>
-      <w:r>
-        <w:sym w:font="Wingdings" w:char="F0E0"/>
-      </w:r>
-      <w:r>
-        <w:t xml:space="preserve"> </w:t>
-      </w:r>
-      <w:r>
-        <w:rPr>
-          <w:b/>
-        </w:rPr>
-        <w:t>Board</w:t>
-      </w:r>
-      <w:r>
-        <w:t xml:space="preserve"> </w:t>
-      </w:r>
-      <w:r>
-        <w:sym w:font="Wingdings" w:char="F0E0"/>
-      </w:r>
-      <w:r>
-        <w:t xml:space="preserve"> </w:t>
-      </w:r>
-      <w:proofErr w:type="spellStart"/>
-      <w:r>
-        <w:rPr>
-          <w:b/>
-        </w:rPr>
-        <w:t>Boardverwalter</w:t>
-      </w:r>
-      <w:proofErr w:type="spellEnd"/>
-    </w:p>
-    <w:p>
-      <w:pPr>
-        <w:pStyle w:val="daaufzaehlung"/>
-      </w:pPr>
-      <w:r>
-        <w:t xml:space="preserve">Suche nach </w:t>
-      </w:r>
-      <w:r>
-        <w:rPr>
-          <w:i/>
-        </w:rPr>
-        <w:t>esp32</w:t>
-      </w:r>
-      <w:r>
-        <w:t xml:space="preserve"> und installiere das Paket von </w:t>
-      </w:r>
-      <w:proofErr w:type="spellStart"/>
-      <w:r>
-        <w:rPr>
-          <w:bCs/>
-          <w:i/>
-        </w:rPr>
-        <w:t>Espressif</w:t>
-      </w:r>
-      <w:proofErr w:type="spellEnd"/>
-      <w:r>
-        <w:rPr>
-          <w:bCs/>
-          <w:i/>
-        </w:rPr>
-        <w:t xml:space="preserve"> Systems</w:t>
-      </w:r>
-      <w:r>
-        <w:br/>
-      </w:r>
-      <w:r>
-        <w:rPr>
-          <w:noProof/>
-        </w:rPr>
-        <w:drawing>
-          <wp:inline distT="0" distB="0" distL="0" distR="0" wp14:anchorId="7F209876" wp14:editId="2085DFF4">
-            <wp:extent cx="2953162" cy="1486107"/>
-            <wp:effectExtent l="0" t="0" r="0" b="0"/>
-            <wp:docPr id="1980938734" name="Grafik 1" descr="Ein Bild, das Text, Screenshot, Schrift enthält.&#10;&#10;KI-generierte Inhalte können fehlerhaft sein."/>
-            <wp:cNvGraphicFramePr>
-              <a:graphicFrameLocks xmlns:a="http://schemas.openxmlformats.org/drawingml/2006/main" noChangeAspect="1"/>
-            </wp:cNvGraphicFramePr>
-            <a:graphic xmlns:a="http://schemas.openxmlformats.org/drawingml/2006/main">
-              <a:graphicData uri="http://schemas.openxmlformats.org/drawingml/2006/picture">
-                <pic:pic xmlns:pic="http://schemas.openxmlformats.org/drawingml/2006/picture">
-                  <pic:nvPicPr>
-                    <pic:cNvPr id="1980938734" name="Grafik 1" descr="Ein Bild, das Text, Screenshot, Schrift enthält.&#10;&#10;KI-generierte Inhalte können fehlerhaft sein."/>
-                    <pic:cNvPicPr/>
-                  </pic:nvPicPr>
-                  <pic:blipFill>
-                    <a:blip r:embed="rId30"/>
-                    <a:stretch>
-                      <a:fillRect/>
-                    </a:stretch>
-                  </pic:blipFill>
-                  <pic:spPr>
-                    <a:xfrm>
-                      <a:off x="0" y="0"/>
-                      <a:ext cx="2953162" cy="1486107"/>
-                    </a:xfrm>
-                    <a:prstGeom prst="rect">
-                      <a:avLst/>
-                    </a:prstGeom>
-                  </pic:spPr>
-                </pic:pic>
-              </a:graphicData>
-            </a:graphic>
-          </wp:inline>
-        </w:drawing>
-      </w:r>
-    </w:p>
-    <w:p>
-      <w:pPr>
-        <w:pStyle w:val="daaufzaehlung"/>
-      </w:pPr>
-      <w:r>
-        <w:t xml:space="preserve">Nun öffne </w:t>
-      </w:r>
-      <w:r>
-        <w:rPr>
-          <w:b/>
-        </w:rPr>
-        <w:t>Werkzeuge</w:t>
-      </w:r>
-      <w:r>
-        <w:t xml:space="preserve"> </w:t>
-      </w:r>
-      <w:r>
-        <w:sym w:font="Wingdings" w:char="F0E0"/>
-      </w:r>
-      <w:r>
-        <w:t xml:space="preserve"> </w:t>
-      </w:r>
-      <w:r>
-        <w:rPr>
-          <w:b/>
-        </w:rPr>
-        <w:t>Bibliotheken verwalten</w:t>
-      </w:r>
-      <w:r>
-        <w:t xml:space="preserve"> und suche nach </w:t>
-      </w:r>
-    </w:p>
-    <w:p>
-      <w:pPr>
-        <w:pStyle w:val="daaufzaehlung"/>
-        <w:numPr>
-          <w:ilvl w:val="1"/>
-          <w:numId w:val="30"/>
-        </w:numPr>
-        <w:ind w:left="993"/>
-      </w:pPr>
-      <w:proofErr w:type="spellStart"/>
-      <w:r>
-        <w:rPr>
-          <w:b/>
-        </w:rPr>
-        <w:t>PubSubClient</w:t>
-      </w:r>
-      <w:proofErr w:type="spellEnd"/>
-      <w:r>
-        <w:t xml:space="preserve"> (von Nick O`Leary)</w:t>
-      </w:r>
-    </w:p>
-    <w:p>
-      <w:pPr>
-        <w:pStyle w:val="daaufzaehlung"/>
-        <w:numPr>
-          <w:ilvl w:val="1"/>
-          <w:numId w:val="30"/>
-        </w:numPr>
-        <w:ind w:left="993"/>
-      </w:pPr>
-      <w:proofErr w:type="spellStart"/>
-      <w:r>
-        <w:rPr>
-          <w:b/>
-        </w:rPr>
-        <w:t>ArduinoJson</w:t>
-      </w:r>
-      <w:proofErr w:type="spellEnd"/>
-      <w:r>
-        <w:t xml:space="preserve"> (von Benoit Blanchon)</w:t>
-      </w:r>
-    </w:p>
-    <w:p>
-      <w:pPr>
-        <w:pStyle w:val="daaufzaehlung"/>
-        <w:numPr>
-          <w:ilvl w:val="1"/>
-          <w:numId w:val="30"/>
-        </w:numPr>
-        <w:ind w:left="993"/>
-      </w:pPr>
-      <w:r>
-        <w:rPr>
-          <w:b/>
-        </w:rPr>
-        <w:t>Adafruit_CCS811</w:t>
-      </w:r>
-      <w:r>
-        <w:t xml:space="preserve"> (von Adafruit)</w:t>
-      </w:r>
-    </w:p>
-    <w:p>
-      <w:pPr>
-        <w:pStyle w:val="daaufzaehlung"/>
-        <w:numPr>
-          <w:ilvl w:val="1"/>
-          <w:numId w:val="30"/>
-        </w:numPr>
-        <w:ind w:left="993"/>
-      </w:pPr>
-      <w:r>
-        <w:rPr>
-          <w:b/>
-        </w:rPr>
-        <w:lastRenderedPageBreak/>
-        <w:t>Adafruit_BME280</w:t>
-      </w:r>
-      <w:r>
-        <w:t xml:space="preserve"> (von Adafruit)</w:t>
-      </w:r>
-    </w:p>
-    <w:p>
-      <w:pPr>
-        <w:pStyle w:val="daaufzaehlung"/>
-        <w:numPr>
-          <w:ilvl w:val="0"/>
-          <w:numId w:val="0"/>
-        </w:numPr>
-        <w:ind w:left="284"/>
-      </w:pPr>
-      <w:r>
-        <w:t>und installiere die Bibliotheken.</w:t>
-      </w:r>
-    </w:p>
-    <w:p>
-      <w:pPr>
-        <w:pStyle w:val="dagliederungsebene2"/>
-      </w:pPr>
-      <w:bookmarkStart w:id="4" w:name="_Toc212037628"/>
-      <w:r>
-        <w:t>Treiber für Boards installieren</w:t>
-      </w:r>
-      <w:bookmarkEnd w:id="4"/>
-    </w:p>
-    <w:p>
-      <w:r>
-        <w:t xml:space="preserve">Je nach ESP32-Board brauchst du evtl. </w:t>
-      </w:r>
-      <w:r>
-        <w:t>einen USB-Treiber</w:t>
-      </w:r>
-      <w:r>
-        <w:t>, damit dein Computer das Board erkennt.</w:t>
-      </w:r>
-    </w:p>
-    <w:p>
-      <w:r>
-        <w:t xml:space="preserve">Richtiger Treiber: </w:t>
-      </w:r>
-      <w:r>
-        <w:rPr>
-          <w:b/>
-        </w:rPr>
-        <w:t>CH340</w:t>
-      </w:r>
-      <w:r>
-        <w:t xml:space="preserve"> oder </w:t>
-      </w:r>
-      <w:r>
-        <w:rPr>
-          <w:b/>
-        </w:rPr>
-        <w:t>CH341</w:t>
-      </w:r>
-    </w:p>
-    <w:p>
-      <w:pPr>
-        <w:jc w:val="left"/>
-      </w:pPr>
-      <w:r>
-        <w:t>Öffne die Download-Seite:</w:t>
-      </w:r>
-      <w:r>
-        <w:br/>
-      </w:r>
-      <w:hyperlink r:id="rId31" w:history="1">
-        <w:r>
-          <w:rPr>
-            <w:rStyle w:val="Hyperlink"/>
-          </w:rPr>
-          <w:t>https://www.wch.cn/downloads/CH341SER_ZIP.html</w:t>
-        </w:r>
-      </w:hyperlink>
-    </w:p>
-    <w:p>
-      <w:pPr>
-        <w:jc w:val="left"/>
-      </w:pPr>
-      <w:r>
-        <w:rPr>
-          <w:noProof/>
-        </w:rPr>
-        <w:drawing>
-          <wp:inline distT="0" distB="0" distL="0" distR="0" wp14:anchorId="3F3E6CF2" wp14:editId="1C9D5A27">
-            <wp:extent cx="3120413" cy="974785"/>
-            <wp:effectExtent l="0" t="0" r="3810" b="0"/>
-            <wp:docPr id="807753356" name="Grafik 1" descr="Ein Bild, das Text, Screenshot, Schrift, Zahl enthält.&#10;&#10;KI-generierte Inhalte können fehlerhaft sein."/>
-            <wp:cNvGraphicFramePr>
-              <a:graphicFrameLocks xmlns:a="http://schemas.openxmlformats.org/drawingml/2006/main" noChangeAspect="1"/>
-            </wp:cNvGraphicFramePr>
-            <a:graphic xmlns:a="http://schemas.openxmlformats.org/drawingml/2006/main">
-              <a:graphicData uri="http://schemas.openxmlformats.org/drawingml/2006/picture">
-                <pic:pic xmlns:pic="http://schemas.openxmlformats.org/drawingml/2006/picture">
-                  <pic:nvPicPr>
-                    <pic:cNvPr id="807753356" name="Grafik 1" descr="Ein Bild, das Text, Screenshot, Schrift, Zahl enthält.&#10;&#10;KI-generierte Inhalte können fehlerhaft sein."/>
-                    <pic:cNvPicPr/>
-                  </pic:nvPicPr>
-                  <pic:blipFill>
-                    <a:blip r:embed="rId32"/>
-                    <a:stretch>
-                      <a:fillRect/>
-                    </a:stretch>
-                  </pic:blipFill>
-                  <pic:spPr>
-                    <a:xfrm>
-                      <a:off x="0" y="0"/>
-                      <a:ext cx="3168436" cy="989787"/>
-                    </a:xfrm>
-                    <a:prstGeom prst="rect">
-                      <a:avLst/>
-                    </a:prstGeom>
-                  </pic:spPr>
-                </pic:pic>
-              </a:graphicData>
-            </a:graphic>
-          </wp:inline>
-        </w:drawing>
-      </w:r>
-    </w:p>
-    <w:p>
-      <w:pPr>
-        <w:jc w:val="left"/>
-      </w:pPr>
-      <w:r>
-        <w:t>Um die Installation abzuschließen, klicke auf „</w:t>
-      </w:r>
-      <w:proofErr w:type="spellStart"/>
-      <w:r>
-        <w:rPr>
-          <w:i/>
-        </w:rPr>
-        <w:t>Install</w:t>
-      </w:r>
-      <w:proofErr w:type="spellEnd"/>
-      <w:r>
-        <w:t>“</w:t>
-      </w:r>
-      <w:r>
-        <w:br/>
-      </w:r>
-      <w:r>
-        <w:rPr>
-          <w:noProof/>
-        </w:rPr>
-        <w:drawing>
-          <wp:inline distT="0" distB="0" distL="0" distR="0" wp14:anchorId="27EA64A9" wp14:editId="1887FB13">
-            <wp:extent cx="2441275" cy="1312811"/>
-            <wp:effectExtent l="0" t="0" r="0" b="1905"/>
-            <wp:docPr id="733607625" name="Grafik 1" descr="Ein Bild, das Text, Screenshot, Software, Computersymbol enthält.&#10;&#10;KI-generierte Inhalte können fehlerhaft sein."/>
-            <wp:cNvGraphicFramePr>
-              <a:graphicFrameLocks xmlns:a="http://schemas.openxmlformats.org/drawingml/2006/main" noChangeAspect="1"/>
-            </wp:cNvGraphicFramePr>
-            <a:graphic xmlns:a="http://schemas.openxmlformats.org/drawingml/2006/main">
-              <a:graphicData uri="http://schemas.openxmlformats.org/drawingml/2006/picture">
-                <pic:pic xmlns:pic="http://schemas.openxmlformats.org/drawingml/2006/picture">
-                  <pic:nvPicPr>
-                    <pic:cNvPr id="733607625" name="Grafik 1" descr="Ein Bild, das Text, Screenshot, Software, Computersymbol enthält.&#10;&#10;KI-generierte Inhalte können fehlerhaft sein."/>
-                    <pic:cNvPicPr/>
-                  </pic:nvPicPr>
-                  <pic:blipFill rotWithShape="1">
-                    <a:blip r:embed="rId33"/>
-                    <a:srcRect l="36139" t="35873" r="36254" b="40373"/>
-                    <a:stretch>
-                      <a:fillRect/>
-                    </a:stretch>
-                  </pic:blipFill>
-                  <pic:spPr bwMode="auto">
-                    <a:xfrm>
-                      <a:off x="0" y="0"/>
-                      <a:ext cx="2463927" cy="1324992"/>
-                    </a:xfrm>
-                    <a:prstGeom prst="rect">
-                      <a:avLst/>
-                    </a:prstGeom>
-                    <a:ln>
-                      <a:noFill/>
-                    </a:ln>
-                    <a:extLst>
-                      <a:ext uri="{53640926-AAD7-44D8-BBD7-CCE9431645EC}">
-                        <a14:shadowObscured xmlns:a14="http://schemas.microsoft.com/office/drawing/2010/main"/>
-                      </a:ext>
-                    </a:extLst>
-                  </pic:spPr>
-                </pic:pic>
-              </a:graphicData>
-            </a:graphic>
-          </wp:inline>
-        </w:drawing>
-      </w:r>
-    </w:p>
-    <w:p>
-      <w:pPr>
-        <w:pStyle w:val="dagliederungsebene2"/>
-      </w:pPr>
-      <w:bookmarkStart w:id="5" w:name="_Toc212037629"/>
-      <w:r>
-        <w:t>Personalisierung des Arduino-Sketches</w:t>
-      </w:r>
-      <w:bookmarkEnd w:id="5"/>
+      <w:r>
+        <w:t>MQTT-Sketch personalisieren</w:t>
+      </w:r>
     </w:p>
     <w:p>
       <w:r>
@@ -4016,14 +5779,442 @@
       <w:pPr>
         <w:pStyle w:val="dagliederungsebene1"/>
       </w:pPr>
-      <w:bookmarkStart w:id="6" w:name="_Toc212037630"/>
+      <w:bookmarkStart w:id="52" w:name="_Toc233715103"/>
+      <w:bookmarkStart w:id="53" w:name="_Toc233715233"/>
+      <w:bookmarkStart w:id="54" w:name="_Toc233715390"/>
+      <w:r>
+        <w:t xml:space="preserve">Variante B: </w:t>
+      </w:r>
+      <w:proofErr w:type="spellStart"/>
+      <w:r>
+        <w:t>TheODOR</w:t>
+      </w:r>
+      <w:proofErr w:type="spellEnd"/>
+      <w:r>
+        <w:t xml:space="preserve"> mit SD-Karte ei</w:t>
+      </w:r>
+      <w:r>
+        <w:t>nrichten</w:t>
+      </w:r>
+      <w:bookmarkEnd w:id="52"/>
+      <w:bookmarkEnd w:id="53"/>
+      <w:bookmarkEnd w:id="54"/>
+    </w:p>
+    <w:p>
+      <w:pPr>
+        <w:pStyle w:val="dagliederungsebene2"/>
+      </w:pPr>
+      <w:r>
+        <w:t>RTC auf UTC einstellen</w:t>
+      </w:r>
+    </w:p>
+    <w:p>
+      <w:r>
+        <w:t xml:space="preserve">Da </w:t>
+      </w:r>
+      <w:proofErr w:type="spellStart"/>
+      <w:r>
+        <w:t>TheODOR</w:t>
+      </w:r>
+      <w:proofErr w:type="spellEnd"/>
+      <w:r>
+        <w:t xml:space="preserve"> im SD-Karten-Betrieb keine Uhrzeit aus dem Internet erhält, wird die Zeit über die RTC gespeichert.</w:t>
+      </w:r>
+    </w:p>
+    <w:p>
+      <w:r>
+        <w:t xml:space="preserve">Die RTC muss auf </w:t>
+      </w:r>
+      <w:r>
+        <w:rPr>
+          <w:b/>
+          <w:bCs/>
+        </w:rPr>
+        <w:t>UTC-Zeit</w:t>
+      </w:r>
+      <w:r>
+        <w:t xml:space="preserve"> eingestellt sein. Nur so können die Messwerte später mit dem richtigen Zeitstempel verarbeitet werden. Ist die RTC falsch eingestellt, können die Daten von der </w:t>
+      </w:r>
+      <w:proofErr w:type="spellStart"/>
+      <w:r>
+        <w:t>OpenSens</w:t>
+      </w:r>
+      <w:r>
+        <w:t>e</w:t>
+      </w:r>
+      <w:r>
+        <w:t>Map</w:t>
+      </w:r>
+      <w:proofErr w:type="spellEnd"/>
+      <w:r>
+        <w:t xml:space="preserve"> nicht korrekt übernommen oder mit falschen Zeitinformationen gespeichert werden.</w:t>
+      </w:r>
+    </w:p>
+    <w:p>
+      <w:r>
+        <w:t xml:space="preserve">Um die RTC auf UTC einzustellen, wird der Hilfs-Sketch </w:t>
+      </w:r>
+      <w:r>
+        <w:t>„</w:t>
+      </w:r>
+      <w:proofErr w:type="spellStart"/>
+      <w:r>
+        <w:t>rtc_set_utc_helper</w:t>
+      </w:r>
+      <w:proofErr w:type="spellEnd"/>
+      <w:r>
+        <w:t>“</w:t>
+      </w:r>
+      <w:r>
+        <w:t xml:space="preserve"> auf</w:t>
+      </w:r>
+      <w:r>
+        <w:t xml:space="preserve"> den ESP32 geladen. Dieser Sketch stellt die RTC auf die richtige Zeitbasis um. Danach ist die Real-Time-Clock für den Betrieb mit </w:t>
+      </w:r>
+      <w:proofErr w:type="spellStart"/>
+      <w:r>
+        <w:t>TheODOR</w:t>
+      </w:r>
+      <w:proofErr w:type="spellEnd"/>
+      <w:r>
+        <w:t xml:space="preserve"> einsatzbereit.</w:t>
+      </w:r>
+    </w:p>
+    <w:p>
+      <w:r>
+        <w:t>Falls die RTC kurzzeitig keinen Strom bekommt, zum Beispiel weil die Knopfzelle leer ist oder entfernt wurde, kann die Uhrzeit wieder falsch sein. In diesem Fall sollte der Hilfs-Sketch erneut auf den ESP32 geladen werden, damit die RTC wieder korrekt auf UTC eingestellt wird.</w:t>
+      </w:r>
+    </w:p>
+    <w:p>
+      <w:pPr>
+        <w:pStyle w:val="dagliederungsebene2"/>
+      </w:pPr>
+      <w:r>
+        <w:t>SD-Karten-Sketch personalisieren</w:t>
+      </w:r>
+    </w:p>
+    <w:p>
+      <w:r>
+        <w:t>Öffne die Arduino IDE.</w:t>
+      </w:r>
+    </w:p>
+    <w:p>
+      <w:r>
+        <w:t xml:space="preserve">Gehe zu Datei </w:t>
+      </w:r>
+      <w:r>
+        <w:sym w:font="Wingdings" w:char="F0E0"/>
+      </w:r>
+      <w:r>
+        <w:t xml:space="preserve"> Öffnen und wähle den heruntergeladenen Sketch (</w:t>
+      </w:r>
+      <w:proofErr w:type="spellStart"/>
+      <w:r>
+        <w:t>sensorHub_</w:t>
+      </w:r>
+      <w:r>
+        <w:t>sdCard.ino</w:t>
+      </w:r>
+      <w:proofErr w:type="spellEnd"/>
+      <w:r>
+        <w:t>) aus.</w:t>
+      </w:r>
+    </w:p>
+    <w:p>
+      <w:r>
+        <w:t>Passe folgende Zeilen an deine Situation an:</w:t>
+      </w:r>
+    </w:p>
+    <w:tbl>
+      <w:tblPr>
+        <w:tblW w:w="0" w:type="auto"/>
+        <w:tblCellSpacing w:w="15" w:type="dxa"/>
+        <w:tblCellMar>
+          <w:top w:w="15" w:type="dxa"/>
+          <w:left w:w="15" w:type="dxa"/>
+          <w:bottom w:w="15" w:type="dxa"/>
+          <w:right w:w="15" w:type="dxa"/>
+        </w:tblCellMar>
+        <w:tblLook w:val="04A0" w:firstRow="1" w:lastRow="0" w:firstColumn="1" w:lastColumn="0" w:noHBand="0" w:noVBand="1"/>
+      </w:tblPr>
+      <w:tblGrid>
+        <w:gridCol w:w="890"/>
+        <w:gridCol w:w="2794"/>
+        <w:gridCol w:w="5332"/>
+        <w:gridCol w:w="50"/>
+      </w:tblGrid>
+      <w:tr>
+        <w:trPr>
+          <w:gridAfter w:val="1"/>
+          <w:wAfter w:w="5" w:type="dxa"/>
+          <w:tblHeader/>
+          <w:tblCellSpacing w:w="15" w:type="dxa"/>
+        </w:trPr>
+        <w:tc>
+          <w:tcPr>
+            <w:tcW w:w="845" w:type="dxa"/>
+            <w:vAlign w:val="center"/>
+            <w:hideMark/>
+          </w:tcPr>
+          <w:p>
+            <w:pPr>
+              <w:rPr>
+                <w:b/>
+                <w:bCs/>
+              </w:rPr>
+            </w:pPr>
+            <w:r>
+              <w:rPr>
+                <w:b/>
+                <w:bCs/>
+              </w:rPr>
+              <w:lastRenderedPageBreak/>
+              <w:t>Zeile</w:t>
+            </w:r>
+          </w:p>
+        </w:tc>
+        <w:tc>
+          <w:tcPr>
+            <w:tcW w:w="2764" w:type="dxa"/>
+            <w:vAlign w:val="center"/>
+            <w:hideMark/>
+          </w:tcPr>
+          <w:p>
+            <w:pPr>
+              <w:rPr>
+                <w:b/>
+                <w:bCs/>
+              </w:rPr>
+            </w:pPr>
+            <w:r>
+              <w:rPr>
+                <w:b/>
+                <w:bCs/>
+              </w:rPr>
+              <w:t>Beschreibung</w:t>
+            </w:r>
+          </w:p>
+        </w:tc>
+        <w:tc>
+          <w:tcPr>
+            <w:tcW w:w="5302" w:type="dxa"/>
+            <w:vAlign w:val="center"/>
+            <w:hideMark/>
+          </w:tcPr>
+          <w:p>
+            <w:pPr>
+              <w:rPr>
+                <w:b/>
+                <w:bCs/>
+              </w:rPr>
+            </w:pPr>
+            <w:r>
+              <w:rPr>
+                <w:b/>
+                <w:bCs/>
+              </w:rPr>
+              <w:t>Beispiel</w:t>
+            </w:r>
+          </w:p>
+        </w:tc>
+      </w:tr>
+      <w:tr>
+        <w:trPr>
+          <w:tblCellSpacing w:w="15" w:type="dxa"/>
+        </w:trPr>
+        <w:tc>
+          <w:tcPr>
+            <w:tcW w:w="845" w:type="dxa"/>
+            <w:vAlign w:val="center"/>
+            <w:hideMark/>
+          </w:tcPr>
+          <w:p>
+            <w:pPr>
+              <w:rPr>
+                <w:b/>
+              </w:rPr>
+            </w:pPr>
+            <w:r>
+              <w:rPr>
+                <w:b/>
+              </w:rPr>
+              <w:t>13</w:t>
+            </w:r>
+          </w:p>
+        </w:tc>
+        <w:tc>
+          <w:tcPr>
+            <w:tcW w:w="2764" w:type="dxa"/>
+            <w:vAlign w:val="center"/>
+            <w:hideMark/>
+          </w:tcPr>
+          <w:p>
+            <w:r>
+              <w:t>Messintervall (in Sekunden)</w:t>
+            </w:r>
+          </w:p>
+        </w:tc>
+        <w:tc>
+          <w:tcPr>
+            <w:tcW w:w="5337" w:type="dxa"/>
+            <w:gridSpan w:val="2"/>
+            <w:vAlign w:val="center"/>
+            <w:hideMark/>
+          </w:tcPr>
+          <w:p>
+            <w:r>
+              <w:t>900 ( = 15 Minuten)</w:t>
+            </w:r>
+          </w:p>
+        </w:tc>
+      </w:tr>
+      <w:tr>
+        <w:trPr>
+          <w:tblCellSpacing w:w="15" w:type="dxa"/>
+        </w:trPr>
+        <w:tc>
+          <w:tcPr>
+            <w:tcW w:w="845" w:type="dxa"/>
+            <w:vAlign w:val="center"/>
+          </w:tcPr>
+          <w:p>
+            <w:pPr>
+              <w:rPr>
+                <w:b/>
+              </w:rPr>
+            </w:pPr>
+            <w:r>
+              <w:rPr>
+                <w:b/>
+              </w:rPr>
+              <w:t>16-22</w:t>
+            </w:r>
+          </w:p>
+        </w:tc>
+        <w:tc>
+          <w:tcPr>
+            <w:tcW w:w="2764" w:type="dxa"/>
+            <w:vAlign w:val="center"/>
+          </w:tcPr>
+          <w:p>
+            <w:r>
+              <w:t>Sensor-IDs</w:t>
+            </w:r>
+          </w:p>
+        </w:tc>
+        <w:tc>
+          <w:tcPr>
+            <w:tcW w:w="5337" w:type="dxa"/>
+            <w:gridSpan w:val="2"/>
+            <w:vAlign w:val="center"/>
+          </w:tcPr>
+          <w:p>
+            <w:pPr>
+              <w:jc w:val="left"/>
+            </w:pPr>
+            <w:r>
+              <w:t>z. B. "665f1b..."</w:t>
+            </w:r>
+            <w:r>
+              <w:br/>
+              <w:t xml:space="preserve">die Sensor-IDs findest du in der </w:t>
+            </w:r>
+            <w:proofErr w:type="spellStart"/>
+            <w:r>
+              <w:t>OpenSenseMap</w:t>
+            </w:r>
+            <w:proofErr w:type="spellEnd"/>
+          </w:p>
+        </w:tc>
+      </w:tr>
+      <w:tr>
+        <w:trPr>
+          <w:tblCellSpacing w:w="15" w:type="dxa"/>
+        </w:trPr>
+        <w:tc>
+          <w:tcPr>
+            <w:tcW w:w="845" w:type="dxa"/>
+            <w:vAlign w:val="center"/>
+            <w:hideMark/>
+          </w:tcPr>
+          <w:p>
+            <w:pPr>
+              <w:rPr>
+                <w:b/>
+              </w:rPr>
+            </w:pPr>
+            <w:r>
+              <w:rPr>
+                <w:b/>
+              </w:rPr>
+              <w:t>25</w:t>
+            </w:r>
+          </w:p>
+        </w:tc>
+        <w:tc>
+          <w:tcPr>
+            <w:tcW w:w="2764" w:type="dxa"/>
+            <w:vAlign w:val="center"/>
+            <w:hideMark/>
+          </w:tcPr>
+          <w:p>
+            <w:proofErr w:type="spellStart"/>
+            <w:r>
+              <w:t>SenseBox</w:t>
+            </w:r>
+            <w:proofErr w:type="spellEnd"/>
+            <w:r>
+              <w:t>-ID</w:t>
+            </w:r>
+          </w:p>
+        </w:tc>
+        <w:tc>
+          <w:tcPr>
+            <w:tcW w:w="5337" w:type="dxa"/>
+            <w:gridSpan w:val="2"/>
+            <w:vAlign w:val="center"/>
+            <w:hideMark/>
+          </w:tcPr>
+          <w:p>
+            <w:pPr>
+              <w:jc w:val="left"/>
+            </w:pPr>
+            <w:r>
+              <w:t>z.B. „695a81…“</w:t>
+            </w:r>
+            <w:r>
+              <w:br/>
+              <w:t>diese ID findes</w:t>
+            </w:r>
+            <w:r>
+              <w:t xml:space="preserve">t du auch in der </w:t>
+            </w:r>
+            <w:proofErr w:type="spellStart"/>
+            <w:r>
+              <w:t>OpenSenseMap</w:t>
+            </w:r>
+            <w:proofErr w:type="spellEnd"/>
+          </w:p>
+        </w:tc>
+      </w:tr>
+    </w:tbl>
+    <w:p/>
+    <w:p>
+      <w:pPr>
+        <w:pStyle w:val="dagliederungsebene1"/>
+      </w:pPr>
+      <w:bookmarkStart w:id="55" w:name="_Toc233715106"/>
+      <w:bookmarkStart w:id="56" w:name="_Toc233715236"/>
+      <w:bookmarkStart w:id="57" w:name="_Toc233715393"/>
       <w:r>
         <w:t>Hochladen</w:t>
       </w:r>
       <w:r>
         <w:t xml:space="preserve"> des Sketches</w:t>
       </w:r>
-      <w:bookmarkEnd w:id="6"/>
+      <w:bookmarkEnd w:id="55"/>
+      <w:bookmarkEnd w:id="56"/>
+      <w:bookmarkEnd w:id="57"/>
     </w:p>
     <w:p>
       <w:r>
@@ -4173,13 +6364,390 @@
         <w:t>W</w:t>
       </w:r>
       <w:r>
-        <w:t xml:space="preserve">enn die Übertragung nicht funktioniert, dann übertragt das Kabel höchstwahrscheinlich nur Storm und keine Daten. Verwende einfach ein anderes Kabel, und schaue </w:t>
+        <w:t>enn die Übertragung nicht funktioniert, dann übertragt das Kabel höchstwahrscheinlich nur St</w:t>
+      </w:r>
+      <w:r>
+        <w:t>ro</w:t>
+      </w:r>
+      <w:r>
+        <w:t xml:space="preserve">m und keine Daten. Verwende einfach ein anderes Kabel, und schaue </w:t>
       </w:r>
       <w:r>
         <w:t xml:space="preserve">dann </w:t>
       </w:r>
       <w:r>
         <w:t>ob es funktioniert.</w:t>
+      </w:r>
+    </w:p>
+    <w:p>
+      <w:pPr>
+        <w:pStyle w:val="dagliederungsebene1"/>
+      </w:pPr>
+      <w:bookmarkStart w:id="58" w:name="_Toc233715107"/>
+      <w:bookmarkStart w:id="59" w:name="_Toc233715237"/>
+      <w:bookmarkStart w:id="60" w:name="_Toc233715394"/>
+      <w:r>
+        <w:t>Betrieb und Kontrolle</w:t>
+      </w:r>
+      <w:bookmarkEnd w:id="58"/>
+      <w:bookmarkEnd w:id="59"/>
+      <w:bookmarkEnd w:id="60"/>
+    </w:p>
+    <w:p>
+      <w:pPr>
+        <w:pStyle w:val="dagliederungsebene2"/>
+      </w:pPr>
+      <w:bookmarkStart w:id="61" w:name="_Toc233715108"/>
+      <w:bookmarkStart w:id="62" w:name="_Toc233715238"/>
+      <w:bookmarkStart w:id="63" w:name="_Toc233715395"/>
+      <w:r>
+        <w:t>WLAN-Betrieb</w:t>
+      </w:r>
+      <w:bookmarkEnd w:id="61"/>
+      <w:bookmarkEnd w:id="62"/>
+      <w:bookmarkEnd w:id="63"/>
+    </w:p>
+    <w:p>
+      <w:r>
+        <w:t xml:space="preserve">Wenn alles funktioniert, erscheinen die Messwerte nach kurzer Zeit in der </w:t>
+      </w:r>
+      <w:proofErr w:type="spellStart"/>
+      <w:r>
+        <w:t>OpenSenseMap</w:t>
+      </w:r>
+      <w:proofErr w:type="spellEnd"/>
+      <w:r>
+        <w:t xml:space="preserve"> bei der angelegten </w:t>
+      </w:r>
+      <w:proofErr w:type="spellStart"/>
+      <w:r>
+        <w:t>SenseBox</w:t>
+      </w:r>
+      <w:proofErr w:type="spellEnd"/>
+      <w:r>
+        <w:t>.</w:t>
+      </w:r>
+    </w:p>
+    <w:p>
+      <w:pPr>
+        <w:pStyle w:val="dagliederungsebene2"/>
+      </w:pPr>
+      <w:bookmarkStart w:id="64" w:name="_Toc233715109"/>
+      <w:bookmarkStart w:id="65" w:name="_Toc233715239"/>
+      <w:bookmarkStart w:id="66" w:name="_Toc233715396"/>
+      <w:r>
+        <w:lastRenderedPageBreak/>
+        <w:t>SD-Karten-Betrieb</w:t>
+      </w:r>
+      <w:bookmarkEnd w:id="64"/>
+      <w:bookmarkEnd w:id="65"/>
+      <w:bookmarkEnd w:id="66"/>
+    </w:p>
+    <w:p>
+      <w:r>
+        <w:t xml:space="preserve">Schalte </w:t>
+      </w:r>
+      <w:proofErr w:type="spellStart"/>
+      <w:r>
+        <w:t>TheODOR</w:t>
+      </w:r>
+      <w:proofErr w:type="spellEnd"/>
+      <w:r>
+        <w:t xml:space="preserve"> aus, bevor du die SD-Karte entnimmst. Entferne die SD-Karte nicht während des Betriebs, da sonst Daten beschädigt werden können.</w:t>
+      </w:r>
+    </w:p>
+    <w:p>
+      <w:r>
+        <w:t xml:space="preserve">Die SD-Karte sollte ungefähr einmal pro Woche aus dem </w:t>
+      </w:r>
+      <w:proofErr w:type="spellStart"/>
+      <w:r>
+        <w:t>TheODOR</w:t>
+      </w:r>
+      <w:proofErr w:type="spellEnd"/>
+      <w:r>
+        <w:t xml:space="preserve"> entnommen werden. Übertrage dann die gespeicherten Messdaten auf einen Computer.</w:t>
+      </w:r>
+    </w:p>
+    <w:p>
+      <w:r>
+        <w:t xml:space="preserve">Durch den Punkt „Upload Data“ in der </w:t>
+      </w:r>
+      <w:proofErr w:type="spellStart"/>
+      <w:r>
+        <w:t>OpenSenseMap</w:t>
+      </w:r>
+      <w:proofErr w:type="spellEnd"/>
+      <w:r>
+        <w:t xml:space="preserve"> im Dashboard bei der jeweiligen </w:t>
+      </w:r>
+      <w:proofErr w:type="spellStart"/>
+      <w:r>
+        <w:t>SenseBox</w:t>
+      </w:r>
+      <w:proofErr w:type="spellEnd"/>
+      <w:r>
+        <w:t xml:space="preserve"> können die gesammelten Daten hochgeladen werden.</w:t>
+      </w:r>
+    </w:p>
+    <w:p>
+      <w:r>
+        <w:t>Wähle</w:t>
+      </w:r>
+      <w:r>
+        <w:t xml:space="preserve"> die Datei vom </w:t>
+      </w:r>
+      <w:proofErr w:type="spellStart"/>
+      <w:r>
+        <w:t>TheODOR</w:t>
+      </w:r>
+      <w:proofErr w:type="spellEnd"/>
+      <w:r>
+        <w:t xml:space="preserve"> </w:t>
+      </w:r>
+      <w:r>
+        <w:t xml:space="preserve">aus </w:t>
+      </w:r>
+      <w:r>
+        <w:t xml:space="preserve">und </w:t>
+      </w:r>
+      <w:proofErr w:type="spellStart"/>
+      <w:r>
+        <w:t>klcike</w:t>
+      </w:r>
+      <w:proofErr w:type="spellEnd"/>
+      <w:r>
+        <w:t xml:space="preserve"> auf </w:t>
+      </w:r>
+      <w:r>
+        <w:t>den Button</w:t>
+      </w:r>
+      <w:r>
+        <w:t xml:space="preserve"> „</w:t>
+      </w:r>
+      <w:r>
+        <w:t>UPLOAD</w:t>
+      </w:r>
+      <w:r>
+        <w:t>“</w:t>
+      </w:r>
+      <w:r>
+        <w:t>.</w:t>
+      </w:r>
+    </w:p>
+    <w:p>
+      <w:r>
+        <w:rPr>
+          <w:b/>
+          <w:noProof/>
+        </w:rPr>
+        <mc:AlternateContent>
+          <mc:Choice Requires="wps">
+            <w:drawing>
+              <wp:anchor distT="0" distB="0" distL="114300" distR="114300" simplePos="0" relativeHeight="251688960" behindDoc="0" locked="0" layoutInCell="1" allowOverlap="1" wp14:anchorId="140642D5" wp14:editId="3CB6F77D">
+                <wp:simplePos x="0" y="0"/>
+                <wp:positionH relativeFrom="column">
+                  <wp:posOffset>144001</wp:posOffset>
+                </wp:positionH>
+                <wp:positionV relativeFrom="paragraph">
+                  <wp:posOffset>3369394</wp:posOffset>
+                </wp:positionV>
+                <wp:extent cx="698740" cy="276045"/>
+                <wp:effectExtent l="0" t="0" r="25400" b="10160"/>
+                <wp:wrapNone/>
+                <wp:docPr id="1118458986" name="Ellipse 5"/>
+                <wp:cNvGraphicFramePr/>
+                <a:graphic xmlns:a="http://schemas.openxmlformats.org/drawingml/2006/main">
+                  <a:graphicData uri="http://schemas.microsoft.com/office/word/2010/wordprocessingShape">
+                    <wps:wsp>
+                      <wps:cNvSpPr/>
+                      <wps:spPr>
+                        <a:xfrm>
+                          <a:off x="0" y="0"/>
+                          <a:ext cx="698740" cy="276045"/>
+                        </a:xfrm>
+                        <a:prstGeom prst="ellipse">
+                          <a:avLst/>
+                        </a:prstGeom>
+                        <a:noFill/>
+                        <a:ln>
+                          <a:solidFill>
+                            <a:srgbClr val="EE0000"/>
+                          </a:solidFill>
+                        </a:ln>
+                      </wps:spPr>
+                      <wps:style>
+                        <a:lnRef idx="2">
+                          <a:schemeClr val="accent1">
+                            <a:shade val="15000"/>
+                          </a:schemeClr>
+                        </a:lnRef>
+                        <a:fillRef idx="1">
+                          <a:schemeClr val="accent1"/>
+                        </a:fillRef>
+                        <a:effectRef idx="0">
+                          <a:schemeClr val="accent1"/>
+                        </a:effectRef>
+                        <a:fontRef idx="minor">
+                          <a:schemeClr val="lt1"/>
+                        </a:fontRef>
+                      </wps:style>
+                      <wps:bodyPr rot="0" spcFirstLastPara="0" vertOverflow="overflow" horzOverflow="overflow" vert="horz" wrap="square" lIns="91440" tIns="45720" rIns="91440" bIns="45720" numCol="1" spcCol="0" rtlCol="0" fromWordArt="0" anchor="ctr" anchorCtr="0" forceAA="0" compatLnSpc="1">
+                        <a:prstTxWarp prst="textNoShape">
+                          <a:avLst/>
+                        </a:prstTxWarp>
+                        <a:noAutofit/>
+                      </wps:bodyPr>
+                    </wps:wsp>
+                  </a:graphicData>
+                </a:graphic>
+                <wp14:sizeRelH relativeFrom="margin">
+                  <wp14:pctWidth>0</wp14:pctWidth>
+                </wp14:sizeRelH>
+                <wp14:sizeRelV relativeFrom="margin">
+                  <wp14:pctHeight>0</wp14:pctHeight>
+                </wp14:sizeRelV>
+              </wp:anchor>
+            </w:drawing>
+          </mc:Choice>
+          <mc:Fallback>
+            <w:pict>
+              <v:oval w14:anchorId="78626AFF" id="Ellipse 5" o:spid="_x0000_s1026" style="position:absolute;margin-left:11.35pt;margin-top:265.3pt;width:55pt;height:21.75pt;z-index:251688960;visibility:visible;mso-wrap-style:square;mso-width-percent:0;mso-height-percent:0;mso-wrap-distance-left:9pt;mso-wrap-distance-top:0;mso-wrap-distance-right:9pt;mso-wrap-distance-bottom:0;mso-position-horizontal:absolute;mso-position-horizontal-relative:text;mso-position-vertical:absolute;mso-position-vertical-relative:text;mso-width-percent:0;mso-height-percent:0;mso-width-relative:margin;mso-height-relative:margin;v-text-anchor:middle" o:gfxdata="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" filled="f" strokecolor="#e00" strokeweight="1pt">
+                <v:stroke joinstyle="miter"/>
+              </v:oval>
+            </w:pict>
+          </mc:Fallback>
+        </mc:AlternateContent>
+      </w:r>
+      <w:r>
+        <w:rPr>
+          <w:b/>
+          <w:noProof/>
+        </w:rPr>
+        <mc:AlternateContent>
+          <mc:Choice Requires="wps">
+            <w:drawing>
+              <wp:anchor distT="0" distB="0" distL="114300" distR="114300" simplePos="0" relativeHeight="251686912" behindDoc="0" locked="0" layoutInCell="1" allowOverlap="1" wp14:anchorId="4BD5856A" wp14:editId="5DE4458A">
+                <wp:simplePos x="0" y="0"/>
+                <wp:positionH relativeFrom="column">
+                  <wp:posOffset>83616</wp:posOffset>
+                </wp:positionH>
+                <wp:positionV relativeFrom="paragraph">
+                  <wp:posOffset>1333560</wp:posOffset>
+                </wp:positionV>
+                <wp:extent cx="577970" cy="219075"/>
+                <wp:effectExtent l="0" t="0" r="12700" b="28575"/>
+                <wp:wrapNone/>
+                <wp:docPr id="1106208279" name="Ellipse 5"/>
+                <wp:cNvGraphicFramePr/>
+                <a:graphic xmlns:a="http://schemas.openxmlformats.org/drawingml/2006/main">
+                  <a:graphicData uri="http://schemas.microsoft.com/office/word/2010/wordprocessingShape">
+                    <wps:wsp>
+                      <wps:cNvSpPr/>
+                      <wps:spPr>
+                        <a:xfrm>
+                          <a:off x="0" y="0"/>
+                          <a:ext cx="577970" cy="219075"/>
+                        </a:xfrm>
+                        <a:prstGeom prst="ellipse">
+                          <a:avLst/>
+                        </a:prstGeom>
+                        <a:noFill/>
+                        <a:ln>
+                          <a:solidFill>
+                            <a:srgbClr val="EE0000"/>
+                          </a:solidFill>
+                        </a:ln>
+                      </wps:spPr>
+                      <wps:style>
+                        <a:lnRef idx="2">
+                          <a:schemeClr val="accent1">
+                            <a:shade val="15000"/>
+                          </a:schemeClr>
+                        </a:lnRef>
+                        <a:fillRef idx="1">
+                          <a:schemeClr val="accent1"/>
+                        </a:fillRef>
+                        <a:effectRef idx="0">
+                          <a:schemeClr val="accent1"/>
+                        </a:effectRef>
+                        <a:fontRef idx="minor">
+                          <a:schemeClr val="lt1"/>
+                        </a:fontRef>
+                      </wps:style>
+                      <wps:bodyPr rot="0" spcFirstLastPara="0" vertOverflow="overflow" horzOverflow="overflow" vert="horz" wrap="square" lIns="91440" tIns="45720" rIns="91440" bIns="45720" numCol="1" spcCol="0" rtlCol="0" fromWordArt="0" anchor="ctr" anchorCtr="0" forceAA="0" compatLnSpc="1">
+                        <a:prstTxWarp prst="textNoShape">
+                          <a:avLst/>
+                        </a:prstTxWarp>
+                        <a:noAutofit/>
+                      </wps:bodyPr>
+                    </wps:wsp>
+                  </a:graphicData>
+                </a:graphic>
+                <wp14:sizeRelH relativeFrom="margin">
+                  <wp14:pctWidth>0</wp14:pctWidth>
+                </wp14:sizeRelH>
+              </wp:anchor>
+            </w:drawing>
+          </mc:Choice>
+          <mc:Fallback>
+            <w:pict>
+              <v:oval w14:anchorId="61701F87" id="Ellipse 5" o:spid="_x0000_s1026" style="position:absolute;margin-left:6.6pt;margin-top:105pt;width:45.5pt;height:17.25pt;z-index:251686912;visibility:visible;mso-wrap-style:square;mso-width-percent:0;mso-wrap-distance-left:9pt;mso-wrap-distance-top:0;mso-wrap-distance-right:9pt;mso-wrap-distance-bottom:0;mso-position-horizontal:absolute;mso-position-horizontal-relative:text;mso-position-vertical:absolute;mso-position-vertical-relative:text;mso-width-percent:0;mso-width-relative:margin;v-text-anchor:middle" o:gfxdata="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" filled="f" strokecolor="#e00" strokeweight="1pt">
+                <v:stroke joinstyle="miter"/>
+              </v:oval>
+            </w:pict>
+          </mc:Fallback>
+        </mc:AlternateContent>
+      </w:r>
+      <w:r>
+        <w:rPr>
+          <w:noProof/>
+        </w:rPr>
+        <w:drawing>
+          <wp:inline distT="0" distB="0" distL="0" distR="0" wp14:anchorId="2A6F7850" wp14:editId="356BAD22">
+            <wp:extent cx="5756910" cy="3755390"/>
+            <wp:effectExtent l="0" t="0" r="0" b="0"/>
+            <wp:docPr id="21661272" name="Grafik 1"/>
+            <wp:cNvGraphicFramePr>
+              <a:graphicFrameLocks xmlns:a="http://schemas.openxmlformats.org/drawingml/2006/main" noChangeAspect="1"/>
+            </wp:cNvGraphicFramePr>
+            <a:graphic xmlns:a="http://schemas.openxmlformats.org/drawingml/2006/main">
+              <a:graphicData uri="http://schemas.openxmlformats.org/drawingml/2006/picture">
+                <pic:pic xmlns:pic="http://schemas.openxmlformats.org/drawingml/2006/picture">
+                  <pic:nvPicPr>
+                    <pic:cNvPr id="21661272" name=""/>
+                    <pic:cNvPicPr/>
+                  </pic:nvPicPr>
+                  <pic:blipFill>
+                    <a:blip r:embed="rId35"/>
+                    <a:stretch>
+                      <a:fillRect/>
+                    </a:stretch>
+                  </pic:blipFill>
+                  <pic:spPr>
+                    <a:xfrm>
+                      <a:off x="0" y="0"/>
+                      <a:ext cx="5756910" cy="3755390"/>
+                    </a:xfrm>
+                    <a:prstGeom prst="rect">
+                      <a:avLst/>
+                    </a:prstGeom>
+                  </pic:spPr>
+                </pic:pic>
+              </a:graphicData>
+            </a:graphic>
+          </wp:inline>
+        </w:drawing>
+      </w:r>
+    </w:p>
+    <w:p>
+      <w:r>
+        <w:t>Nun sollten die Daten aktualisiert sein. Wenn eine Fehlermeldung auftritt, liegt es höchstwahrscheinlich am Zeitstempel, weil die RTC nicht auf die UTC umgestellt wurde.</w:t>
+      </w:r>
+    </w:p>
+    <w:p>
+      <w:r>
+        <w:t>Du kannst jetzt die Datei, in der die Messdaten standen, löschen, sodass du beim nächsten Mal die Daten nicht doppelt hochlädst.</w:t>
       </w:r>
     </w:p>
     <w:p>
@@ -4187,9 +6755,12 @@
         <w:spacing w:after="0" w:line="240" w:lineRule="auto"/>
         <w:jc w:val="left"/>
       </w:pPr>
+      <w:r>
+        <w:br w:type="page"/>
+      </w:r>
     </w:p>
     <w:sectPr>
-      <w:headerReference w:type="default" r:id="rId35"/>
+      <w:headerReference w:type="default" r:id="rId36"/>
       <w:pgSz w:w="11900" w:h="16840"/>
       <w:pgMar w:top="1417" w:right="1417" w:bottom="1134" w:left="1417" w:header="992" w:footer="709" w:gutter="0"/>
       <w:cols w:space="708"/>
@@ -4407,8 +6978,16 @@
       <w:pStyle w:val="Kopfzeile"/>
       <w:rPr>
         <w:b/>
+        <w:lang w:val="en-GB"/>
       </w:rPr>
     </w:pPr>
+    <w:r>
+      <w:rPr>
+        <w:b/>
+        <w:lang w:val="en-GB"/>
+      </w:rPr>
+      <w:t>Guide</w:t>
+    </w:r>
   </w:p>
 </w:hdr>
 </file>
@@ -6327,7 +8906,7 @@
   <w:style w:type="paragraph" w:default="1" w:styleId="Standard">
     <w:name w:val="Normal"/>
     <w:qFormat/>
-    <w:rsid w:val="006620E0"/>
+    <w:rsid w:val="005A0CCF"/>
     <w:pPr>
       <w:spacing w:after="200" w:line="360" w:lineRule="auto"/>
       <w:jc w:val="both"/>
@@ -7237,6 +9816,37 @@
       <w:u w:val="single"/>
     </w:rPr>
   </w:style>
+  <w:style w:type="paragraph" w:styleId="Inhaltsverzeichnisberschrift">
+    <w:name w:val="TOC Heading"/>
+    <w:basedOn w:val="berschrift1"/>
+    <w:next w:val="Standard"/>
+    <w:uiPriority w:val="39"/>
+    <w:unhideWhenUsed/>
+    <w:qFormat/>
+    <w:rsid w:val="00A420D0"/>
+    <w:pPr>
+      <w:spacing w:after="0" w:line="259" w:lineRule="auto"/>
+      <w:jc w:val="left"/>
+      <w:outlineLvl w:val="9"/>
+    </w:pPr>
+    <w:rPr>
+      <w:lang w:val="de-AT" w:eastAsia="de-AT"/>
+    </w:rPr>
+  </w:style>
+  <w:style w:type="paragraph" w:styleId="Verzeichnis5">
+    <w:name w:val="toc 5"/>
+    <w:basedOn w:val="Standard"/>
+    <w:next w:val="Standard"/>
+    <w:autoRedefine/>
+    <w:uiPriority w:val="39"/>
+    <w:semiHidden/>
+    <w:unhideWhenUsed/>
+    <w:rsid w:val="00A420D0"/>
+    <w:pPr>
+      <w:spacing w:after="100"/>
+      <w:ind w:left="880"/>
+    </w:pPr>
+  </w:style>
 </w:styles>
 </file>
 
